--- a/practice-04-rsocket/Практика_04_Кашпирев_МД.docx
+++ b/practice-04-rsocket/Практика_04_Кашпирев_МД.docx
@@ -42,7 +42,7 @@
                 <w:sz w:val="24"/>
               </w:rPr>
               <w:drawing>
-                <wp:inline distT="0" distB="0" distL="0" distR="0" wp14:anchorId="17084D82" wp14:editId="34924094">
+                <wp:inline distT="0" distB="0" distL="0" distR="0" wp14:anchorId="1ABCC59B" wp14:editId="56F589F3">
                   <wp:extent cx="1066800" cy="1066800"/>
                   <wp:effectExtent l="0" t="0" r="0" b="0"/>
                   <wp:docPr id="1" name="Рисунок 3"/>
@@ -221,7 +221,7 @@
               <mc:AlternateContent>
                 <mc:Choice Requires="wps">
                   <w:drawing>
-                    <wp:inline distT="0" distB="0" distL="0" distR="0" wp14:anchorId="69C44B20" wp14:editId="2A82F0E7">
+                    <wp:inline distT="0" distB="0" distL="0" distR="0" wp14:anchorId="24BA036C" wp14:editId="0F221F67">
                       <wp:extent cx="5600700" cy="1270"/>
                       <wp:effectExtent l="19050" t="19050" r="19050" b="27305"/>
                       <wp:docPr id="2" name="Прямая соединительная линия 2"/>
@@ -883,7 +883,7 @@
       <w:r>
         <w:fldChar w:fldCharType="separate"/>
       </w:r>
-      <w:hyperlink w:anchor="_Toc242034011" w:history="1">
+      <w:hyperlink w:anchor="_Toc242051992" w:history="1">
         <w:r>
           <w:rPr>
             <w:rStyle w:val="aff8"/>
@@ -911,7 +911,7 @@
             <w:noProof/>
             <w:webHidden/>
           </w:rPr>
-          <w:instrText xml:space="preserve"> PAGEREF _Toc242034011 \h </w:instrText>
+          <w:instrText xml:space="preserve"> PAGEREF _Toc242051992 \h </w:instrText>
         </w:r>
         <w:r>
           <w:rPr>
@@ -956,14 +956,14 @@
           <w:lang w:val="ru-RU" w:eastAsia="ru-RU"/>
         </w:rPr>
       </w:pPr>
-      <w:hyperlink w:anchor="_Toc242034012" w:history="1">
+      <w:hyperlink w:anchor="_Toc242051993" w:history="1">
         <w:r>
           <w:rPr>
             <w:rStyle w:val="aff8"/>
             <w:rFonts w:eastAsiaTheme="majorEastAsia"/>
             <w:noProof/>
           </w:rPr>
-          <w:t>1 Реализация приложения</w:t>
+          <w:t>1 Требования и теоретические основы</w:t>
         </w:r>
         <w:r>
           <w:rPr>
@@ -984,7 +984,7 @@
             <w:noProof/>
             <w:webHidden/>
           </w:rPr>
-          <w:instrText xml:space="preserve"> PAGEREF _Toc242034012 \h </w:instrText>
+          <w:instrText xml:space="preserve"> PAGEREF _Toc242051993 \h </w:instrText>
         </w:r>
         <w:r>
           <w:rPr>
@@ -1017,7 +1017,7 @@
     </w:p>
     <w:p>
       <w:pPr>
-        <w:pStyle w:val="14"/>
+        <w:pStyle w:val="2c"/>
         <w:tabs>
           <w:tab w:val="right" w:leader="dot" w:pos="9345"/>
         </w:tabs>
@@ -1029,14 +1029,14 @@
           <w:lang w:val="ru-RU" w:eastAsia="ru-RU"/>
         </w:rPr>
       </w:pPr>
-      <w:hyperlink w:anchor="_Toc242034013" w:history="1">
+      <w:hyperlink w:anchor="_Toc242051994" w:history="1">
         <w:r>
           <w:rPr>
             <w:rStyle w:val="aff8"/>
             <w:rFonts w:eastAsiaTheme="majorEastAsia"/>
             <w:noProof/>
           </w:rPr>
-          <w:t>2 Запуск и проверка</w:t>
+          <w:t>1.1 Соответствие условиям задания</w:t>
         </w:r>
         <w:r>
           <w:rPr>
@@ -1057,7 +1057,153 @@
             <w:noProof/>
             <w:webHidden/>
           </w:rPr>
-          <w:instrText xml:space="preserve"> PAGEREF _Toc242034013 \h </w:instrText>
+          <w:instrText xml:space="preserve"> PAGEREF _Toc242051994 \h </w:instrText>
+        </w:r>
+        <w:r>
+          <w:rPr>
+            <w:noProof/>
+            <w:webHidden/>
+          </w:rPr>
+        </w:r>
+        <w:r>
+          <w:rPr>
+            <w:noProof/>
+            <w:webHidden/>
+          </w:rPr>
+          <w:fldChar w:fldCharType="separate"/>
+        </w:r>
+        <w:r>
+          <w:rPr>
+            <w:noProof/>
+            <w:webHidden/>
+          </w:rPr>
+          <w:t>4</w:t>
+        </w:r>
+        <w:r>
+          <w:rPr>
+            <w:noProof/>
+            <w:webHidden/>
+          </w:rPr>
+          <w:fldChar w:fldCharType="end"/>
+        </w:r>
+      </w:hyperlink>
+    </w:p>
+    <w:p>
+      <w:pPr>
+        <w:pStyle w:val="2c"/>
+        <w:tabs>
+          <w:tab w:val="right" w:leader="dot" w:pos="9345"/>
+        </w:tabs>
+        <w:rPr>
+          <w:rFonts w:asciiTheme="minorHAnsi" w:eastAsiaTheme="minorEastAsia" w:hAnsiTheme="minorHAnsi" w:cstheme="minorBidi"/>
+          <w:noProof/>
+          <w:color w:val="auto"/>
+          <w:sz w:val="22"/>
+          <w:lang w:val="ru-RU" w:eastAsia="ru-RU"/>
+        </w:rPr>
+      </w:pPr>
+      <w:hyperlink w:anchor="_Toc242051995" w:history="1">
+        <w:r>
+          <w:rPr>
+            <w:rStyle w:val="aff8"/>
+            <w:rFonts w:eastAsiaTheme="majorEastAsia"/>
+            <w:noProof/>
+          </w:rPr>
+          <w:t>1.2 Сетевой обмен RSocket</w:t>
+        </w:r>
+        <w:r>
+          <w:rPr>
+            <w:noProof/>
+            <w:webHidden/>
+          </w:rPr>
+          <w:tab/>
+        </w:r>
+        <w:r>
+          <w:rPr>
+            <w:noProof/>
+            <w:webHidden/>
+          </w:rPr>
+          <w:fldChar w:fldCharType="begin"/>
+        </w:r>
+        <w:r>
+          <w:rPr>
+            <w:noProof/>
+            <w:webHidden/>
+          </w:rPr>
+          <w:instrText xml:space="preserve"> PAGEREF _Toc242051995 \h </w:instrText>
+        </w:r>
+        <w:r>
+          <w:rPr>
+            <w:noProof/>
+            <w:webHidden/>
+          </w:rPr>
+        </w:r>
+        <w:r>
+          <w:rPr>
+            <w:noProof/>
+            <w:webHidden/>
+          </w:rPr>
+          <w:fldChar w:fldCharType="separate"/>
+        </w:r>
+        <w:r>
+          <w:rPr>
+            <w:noProof/>
+            <w:webHidden/>
+          </w:rPr>
+          <w:t>4</w:t>
+        </w:r>
+        <w:r>
+          <w:rPr>
+            <w:noProof/>
+            <w:webHidden/>
+          </w:rPr>
+          <w:fldChar w:fldCharType="end"/>
+        </w:r>
+      </w:hyperlink>
+    </w:p>
+    <w:p>
+      <w:pPr>
+        <w:pStyle w:val="2c"/>
+        <w:tabs>
+          <w:tab w:val="right" w:leader="dot" w:pos="9345"/>
+        </w:tabs>
+        <w:rPr>
+          <w:rFonts w:asciiTheme="minorHAnsi" w:eastAsiaTheme="minorEastAsia" w:hAnsiTheme="minorHAnsi" w:cstheme="minorBidi"/>
+          <w:noProof/>
+          <w:color w:val="auto"/>
+          <w:sz w:val="22"/>
+          <w:lang w:val="ru-RU" w:eastAsia="ru-RU"/>
+        </w:rPr>
+      </w:pPr>
+      <w:hyperlink w:anchor="_Toc242051996" w:history="1">
+        <w:r>
+          <w:rPr>
+            <w:rStyle w:val="aff8"/>
+            <w:rFonts w:eastAsiaTheme="majorEastAsia"/>
+            <w:noProof/>
+          </w:rPr>
+          <w:t>1.3 Четыре модели взаимодействия</w:t>
+        </w:r>
+        <w:r>
+          <w:rPr>
+            <w:noProof/>
+            <w:webHidden/>
+          </w:rPr>
+          <w:tab/>
+        </w:r>
+        <w:r>
+          <w:rPr>
+            <w:noProof/>
+            <w:webHidden/>
+          </w:rPr>
+          <w:fldChar w:fldCharType="begin"/>
+        </w:r>
+        <w:r>
+          <w:rPr>
+            <w:noProof/>
+            <w:webHidden/>
+          </w:rPr>
+          <w:instrText xml:space="preserve"> PAGEREF _Toc242051996 \h </w:instrText>
         </w:r>
         <w:r>
           <w:rPr>
@@ -1102,14 +1248,14 @@
           <w:lang w:val="ru-RU" w:eastAsia="ru-RU"/>
         </w:rPr>
       </w:pPr>
-      <w:hyperlink w:anchor="_Toc242034014" w:history="1">
+      <w:hyperlink w:anchor="_Toc242051997" w:history="1">
         <w:r>
           <w:rPr>
             <w:rStyle w:val="aff8"/>
             <w:rFonts w:eastAsiaTheme="majorEastAsia"/>
             <w:noProof/>
           </w:rPr>
-          <w:t>2.1 Результаты выполнения</w:t>
+          <w:t>1.4 Reactor и постепенное получение</w:t>
         </w:r>
         <w:r>
           <w:rPr>
@@ -1130,7 +1276,7 @@
             <w:noProof/>
             <w:webHidden/>
           </w:rPr>
-          <w:instrText xml:space="preserve"> PAGEREF _Toc242034014 \h </w:instrText>
+          <w:instrText xml:space="preserve"> PAGEREF _Toc242051997 \h </w:instrText>
         </w:r>
         <w:r>
           <w:rPr>
@@ -1150,7 +1296,7 @@
             <w:noProof/>
             <w:webHidden/>
           </w:rPr>
-          <w:t>6</w:t>
+          <w:t>5</w:t>
         </w:r>
         <w:r>
           <w:rPr>
@@ -1175,14 +1321,14 @@
           <w:lang w:val="ru-RU" w:eastAsia="ru-RU"/>
         </w:rPr>
       </w:pPr>
-      <w:hyperlink w:anchor="_Toc242034015" w:history="1">
+      <w:hyperlink w:anchor="_Toc242051998" w:history="1">
         <w:r>
           <w:rPr>
             <w:rStyle w:val="aff8"/>
             <w:rFonts w:eastAsiaTheme="majorEastAsia"/>
             <w:noProof/>
           </w:rPr>
-          <w:t>3 Прохождение BootcampLabs</w:t>
+          <w:t>2 Проектирование и реализация</w:t>
         </w:r>
         <w:r>
           <w:rPr>
@@ -1203,7 +1349,226 @@
             <w:noProof/>
             <w:webHidden/>
           </w:rPr>
-          <w:instrText xml:space="preserve"> PAGEREF _Toc242034015 \h </w:instrText>
+          <w:instrText xml:space="preserve"> PAGEREF _Toc242051998 \h </w:instrText>
+        </w:r>
+        <w:r>
+          <w:rPr>
+            <w:noProof/>
+            <w:webHidden/>
+          </w:rPr>
+        </w:r>
+        <w:r>
+          <w:rPr>
+            <w:noProof/>
+            <w:webHidden/>
+          </w:rPr>
+          <w:fldChar w:fldCharType="separate"/>
+        </w:r>
+        <w:r>
+          <w:rPr>
+            <w:noProof/>
+            <w:webHidden/>
+          </w:rPr>
+          <w:t>7</w:t>
+        </w:r>
+        <w:r>
+          <w:rPr>
+            <w:noProof/>
+            <w:webHidden/>
+          </w:rPr>
+          <w:fldChar w:fldCharType="end"/>
+        </w:r>
+      </w:hyperlink>
+    </w:p>
+    <w:p>
+      <w:pPr>
+        <w:pStyle w:val="2c"/>
+        <w:tabs>
+          <w:tab w:val="right" w:leader="dot" w:pos="9345"/>
+        </w:tabs>
+        <w:rPr>
+          <w:rFonts w:asciiTheme="minorHAnsi" w:eastAsiaTheme="minorEastAsia" w:hAnsiTheme="minorHAnsi" w:cstheme="minorBidi"/>
+          <w:noProof/>
+          <w:color w:val="auto"/>
+          <w:sz w:val="22"/>
+          <w:lang w:val="ru-RU" w:eastAsia="ru-RU"/>
+        </w:rPr>
+      </w:pPr>
+      <w:hyperlink w:anchor="_Toc242051999" w:history="1">
+        <w:r>
+          <w:rPr>
+            <w:rStyle w:val="aff8"/>
+            <w:rFonts w:eastAsiaTheme="majorEastAsia"/>
+            <w:noProof/>
+          </w:rPr>
+          <w:t>2.1 Структура и модель данных</w:t>
+        </w:r>
+        <w:r>
+          <w:rPr>
+            <w:noProof/>
+            <w:webHidden/>
+          </w:rPr>
+          <w:tab/>
+        </w:r>
+        <w:r>
+          <w:rPr>
+            <w:noProof/>
+            <w:webHidden/>
+          </w:rPr>
+          <w:fldChar w:fldCharType="begin"/>
+        </w:r>
+        <w:r>
+          <w:rPr>
+            <w:noProof/>
+            <w:webHidden/>
+          </w:rPr>
+          <w:instrText xml:space="preserve"> PAGEREF _Toc242051999 \h </w:instrText>
+        </w:r>
+        <w:r>
+          <w:rPr>
+            <w:noProof/>
+            <w:webHidden/>
+          </w:rPr>
+        </w:r>
+        <w:r>
+          <w:rPr>
+            <w:noProof/>
+            <w:webHidden/>
+          </w:rPr>
+          <w:fldChar w:fldCharType="separate"/>
+        </w:r>
+        <w:r>
+          <w:rPr>
+            <w:noProof/>
+            <w:webHidden/>
+          </w:rPr>
+          <w:t>7</w:t>
+        </w:r>
+        <w:r>
+          <w:rPr>
+            <w:noProof/>
+            <w:webHidden/>
+          </w:rPr>
+          <w:fldChar w:fldCharType="end"/>
+        </w:r>
+      </w:hyperlink>
+    </w:p>
+    <w:p>
+      <w:pPr>
+        <w:pStyle w:val="2c"/>
+        <w:tabs>
+          <w:tab w:val="right" w:leader="dot" w:pos="9345"/>
+        </w:tabs>
+        <w:rPr>
+          <w:rFonts w:asciiTheme="minorHAnsi" w:eastAsiaTheme="minorEastAsia" w:hAnsiTheme="minorHAnsi" w:cstheme="minorBidi"/>
+          <w:noProof/>
+          <w:color w:val="auto"/>
+          <w:sz w:val="22"/>
+          <w:lang w:val="ru-RU" w:eastAsia="ru-RU"/>
+        </w:rPr>
+      </w:pPr>
+      <w:hyperlink w:anchor="_Toc242052000" w:history="1">
+        <w:r>
+          <w:rPr>
+            <w:rStyle w:val="aff8"/>
+            <w:rFonts w:eastAsiaTheme="majorEastAsia"/>
+            <w:noProof/>
+          </w:rPr>
+          <w:t>2.2 Доставка товара как модель предметной области</w:t>
+        </w:r>
+        <w:r>
+          <w:rPr>
+            <w:noProof/>
+            <w:webHidden/>
+          </w:rPr>
+          <w:tab/>
+        </w:r>
+        <w:r>
+          <w:rPr>
+            <w:noProof/>
+            <w:webHidden/>
+          </w:rPr>
+          <w:fldChar w:fldCharType="begin"/>
+        </w:r>
+        <w:r>
+          <w:rPr>
+            <w:noProof/>
+            <w:webHidden/>
+          </w:rPr>
+          <w:instrText xml:space="preserve"> PAGEREF _Toc242052000 \h </w:instrText>
+        </w:r>
+        <w:r>
+          <w:rPr>
+            <w:noProof/>
+            <w:webHidden/>
+          </w:rPr>
+        </w:r>
+        <w:r>
+          <w:rPr>
+            <w:noProof/>
+            <w:webHidden/>
+          </w:rPr>
+          <w:fldChar w:fldCharType="separate"/>
+        </w:r>
+        <w:r>
+          <w:rPr>
+            <w:noProof/>
+            <w:webHidden/>
+          </w:rPr>
+          <w:t>7</w:t>
+        </w:r>
+        <w:r>
+          <w:rPr>
+            <w:noProof/>
+            <w:webHidden/>
+          </w:rPr>
+          <w:fldChar w:fldCharType="end"/>
+        </w:r>
+      </w:hyperlink>
+    </w:p>
+    <w:p>
+      <w:pPr>
+        <w:pStyle w:val="2c"/>
+        <w:tabs>
+          <w:tab w:val="right" w:leader="dot" w:pos="9345"/>
+        </w:tabs>
+        <w:rPr>
+          <w:rFonts w:asciiTheme="minorHAnsi" w:eastAsiaTheme="minorEastAsia" w:hAnsiTheme="minorHAnsi" w:cstheme="minorBidi"/>
+          <w:noProof/>
+          <w:color w:val="auto"/>
+          <w:sz w:val="22"/>
+          <w:lang w:val="ru-RU" w:eastAsia="ru-RU"/>
+        </w:rPr>
+      </w:pPr>
+      <w:hyperlink w:anchor="_Toc242052001" w:history="1">
+        <w:r>
+          <w:rPr>
+            <w:rStyle w:val="aff8"/>
+            <w:rFonts w:eastAsiaTheme="majorEastAsia"/>
+            <w:noProof/>
+          </w:rPr>
+          <w:t>2.3 Сервер и владение Payload</w:t>
+        </w:r>
+        <w:r>
+          <w:rPr>
+            <w:noProof/>
+            <w:webHidden/>
+          </w:rPr>
+          <w:tab/>
+        </w:r>
+        <w:r>
+          <w:rPr>
+            <w:noProof/>
+            <w:webHidden/>
+          </w:rPr>
+          <w:fldChar w:fldCharType="begin"/>
+        </w:r>
+        <w:r>
+          <w:rPr>
+            <w:noProof/>
+            <w:webHidden/>
+          </w:rPr>
+          <w:instrText xml:space="preserve"> PAGEREF _Toc242052001 \h </w:instrText>
         </w:r>
         <w:r>
           <w:rPr>
@@ -1236,7 +1601,7 @@
     </w:p>
     <w:p>
       <w:pPr>
-        <w:pStyle w:val="14"/>
+        <w:pStyle w:val="2c"/>
         <w:tabs>
           <w:tab w:val="right" w:leader="dot" w:pos="9345"/>
         </w:tabs>
@@ -1248,14 +1613,14 @@
           <w:lang w:val="ru-RU" w:eastAsia="ru-RU"/>
         </w:rPr>
       </w:pPr>
-      <w:hyperlink w:anchor="_Toc242034016" w:history="1">
+      <w:hyperlink w:anchor="_Toc242052002" w:history="1">
         <w:r>
           <w:rPr>
             <w:rStyle w:val="aff8"/>
             <w:rFonts w:eastAsiaTheme="majorEastAsia"/>
             <w:noProof/>
           </w:rPr>
-          <w:t>ЗАКЛЮЧЕНИЕ</w:t>
+          <w:t>2.4 Клиентские цепочки и ошибки</w:t>
         </w:r>
         <w:r>
           <w:rPr>
@@ -1276,7 +1641,153 @@
             <w:noProof/>
             <w:webHidden/>
           </w:rPr>
-          <w:instrText xml:space="preserve"> PAGEREF _Toc242034016 \h </w:instrText>
+          <w:instrText xml:space="preserve"> PAGEREF _Toc242052002 \h </w:instrText>
+        </w:r>
+        <w:r>
+          <w:rPr>
+            <w:noProof/>
+            <w:webHidden/>
+          </w:rPr>
+        </w:r>
+        <w:r>
+          <w:rPr>
+            <w:noProof/>
+            <w:webHidden/>
+          </w:rPr>
+          <w:fldChar w:fldCharType="separate"/>
+        </w:r>
+        <w:r>
+          <w:rPr>
+            <w:noProof/>
+            <w:webHidden/>
+          </w:rPr>
+          <w:t>8</w:t>
+        </w:r>
+        <w:r>
+          <w:rPr>
+            <w:noProof/>
+            <w:webHidden/>
+          </w:rPr>
+          <w:fldChar w:fldCharType="end"/>
+        </w:r>
+      </w:hyperlink>
+    </w:p>
+    <w:p>
+      <w:pPr>
+        <w:pStyle w:val="2c"/>
+        <w:tabs>
+          <w:tab w:val="right" w:leader="dot" w:pos="9345"/>
+        </w:tabs>
+        <w:rPr>
+          <w:rFonts w:asciiTheme="minorHAnsi" w:eastAsiaTheme="minorEastAsia" w:hAnsiTheme="minorHAnsi" w:cstheme="minorBidi"/>
+          <w:noProof/>
+          <w:color w:val="auto"/>
+          <w:sz w:val="22"/>
+          <w:lang w:val="ru-RU" w:eastAsia="ru-RU"/>
+        </w:rPr>
+      </w:pPr>
+      <w:hyperlink w:anchor="_Toc242052003" w:history="1">
+        <w:r>
+          <w:rPr>
+            <w:rStyle w:val="aff8"/>
+            <w:rFonts w:eastAsiaTheme="majorEastAsia"/>
+            <w:noProof/>
+          </w:rPr>
+          <w:t>2.5 Режимы запуска и завершение</w:t>
+        </w:r>
+        <w:r>
+          <w:rPr>
+            <w:noProof/>
+            <w:webHidden/>
+          </w:rPr>
+          <w:tab/>
+        </w:r>
+        <w:r>
+          <w:rPr>
+            <w:noProof/>
+            <w:webHidden/>
+          </w:rPr>
+          <w:fldChar w:fldCharType="begin"/>
+        </w:r>
+        <w:r>
+          <w:rPr>
+            <w:noProof/>
+            <w:webHidden/>
+          </w:rPr>
+          <w:instrText xml:space="preserve"> PAGEREF _Toc242052003 \h </w:instrText>
+        </w:r>
+        <w:r>
+          <w:rPr>
+            <w:noProof/>
+            <w:webHidden/>
+          </w:rPr>
+        </w:r>
+        <w:r>
+          <w:rPr>
+            <w:noProof/>
+            <w:webHidden/>
+          </w:rPr>
+          <w:fldChar w:fldCharType="separate"/>
+        </w:r>
+        <w:r>
+          <w:rPr>
+            <w:noProof/>
+            <w:webHidden/>
+          </w:rPr>
+          <w:t>8</w:t>
+        </w:r>
+        <w:r>
+          <w:rPr>
+            <w:noProof/>
+            <w:webHidden/>
+          </w:rPr>
+          <w:fldChar w:fldCharType="end"/>
+        </w:r>
+      </w:hyperlink>
+    </w:p>
+    <w:p>
+      <w:pPr>
+        <w:pStyle w:val="2c"/>
+        <w:tabs>
+          <w:tab w:val="right" w:leader="dot" w:pos="9345"/>
+        </w:tabs>
+        <w:rPr>
+          <w:rFonts w:asciiTheme="minorHAnsi" w:eastAsiaTheme="minorEastAsia" w:hAnsiTheme="minorHAnsi" w:cstheme="minorBidi"/>
+          <w:noProof/>
+          <w:color w:val="auto"/>
+          <w:sz w:val="22"/>
+          <w:lang w:val="ru-RU" w:eastAsia="ru-RU"/>
+        </w:rPr>
+      </w:pPr>
+      <w:hyperlink w:anchor="_Toc242052004" w:history="1">
+        <w:r>
+          <w:rPr>
+            <w:rStyle w:val="aff8"/>
+            <w:rFonts w:eastAsiaTheme="majorEastAsia"/>
+            <w:noProof/>
+          </w:rPr>
+          <w:t>2.6 Ключевые фрагменты исходного кода</w:t>
+        </w:r>
+        <w:r>
+          <w:rPr>
+            <w:noProof/>
+            <w:webHidden/>
+          </w:rPr>
+          <w:tab/>
+        </w:r>
+        <w:r>
+          <w:rPr>
+            <w:noProof/>
+            <w:webHidden/>
+          </w:rPr>
+          <w:fldChar w:fldCharType="begin"/>
+        </w:r>
+        <w:r>
+          <w:rPr>
+            <w:noProof/>
+            <w:webHidden/>
+          </w:rPr>
+          <w:instrText xml:space="preserve"> PAGEREF _Toc242052004 \h </w:instrText>
         </w:r>
         <w:r>
           <w:rPr>
@@ -1309,18 +1820,602 @@
     </w:p>
     <w:p>
       <w:pPr>
-        <w:ind w:firstLine="0"/>
-      </w:pPr>
-      <w:r>
-        <w:fldChar w:fldCharType="end"/>
-      </w:r>
+        <w:pStyle w:val="14"/>
+        <w:tabs>
+          <w:tab w:val="right" w:leader="dot" w:pos="9345"/>
+        </w:tabs>
+        <w:rPr>
+          <w:rFonts w:asciiTheme="minorHAnsi" w:eastAsiaTheme="minorEastAsia" w:hAnsiTheme="minorHAnsi" w:cstheme="minorBidi"/>
+          <w:noProof/>
+          <w:color w:val="auto"/>
+          <w:sz w:val="22"/>
+          <w:lang w:val="ru-RU" w:eastAsia="ru-RU"/>
+        </w:rPr>
+      </w:pPr>
+      <w:hyperlink w:anchor="_Toc242052005" w:history="1">
+        <w:r>
+          <w:rPr>
+            <w:rStyle w:val="aff8"/>
+            <w:rFonts w:eastAsiaTheme="majorEastAsia"/>
+            <w:noProof/>
+          </w:rPr>
+          <w:t>3 Запуск и проверка результатов</w:t>
+        </w:r>
+        <w:r>
+          <w:rPr>
+            <w:noProof/>
+            <w:webHidden/>
+          </w:rPr>
+          <w:tab/>
+        </w:r>
+        <w:r>
+          <w:rPr>
+            <w:noProof/>
+            <w:webHidden/>
+          </w:rPr>
+          <w:fldChar w:fldCharType="begin"/>
+        </w:r>
+        <w:r>
+          <w:rPr>
+            <w:noProof/>
+            <w:webHidden/>
+          </w:rPr>
+          <w:instrText xml:space="preserve"> PAGEREF _Toc242052005 \h </w:instrText>
+        </w:r>
+        <w:r>
+          <w:rPr>
+            <w:noProof/>
+            <w:webHidden/>
+          </w:rPr>
+        </w:r>
+        <w:r>
+          <w:rPr>
+            <w:noProof/>
+            <w:webHidden/>
+          </w:rPr>
+          <w:fldChar w:fldCharType="separate"/>
+        </w:r>
+        <w:r>
+          <w:rPr>
+            <w:noProof/>
+            <w:webHidden/>
+          </w:rPr>
+          <w:t>11</w:t>
+        </w:r>
+        <w:r>
+          <w:rPr>
+            <w:noProof/>
+            <w:webHidden/>
+          </w:rPr>
+          <w:fldChar w:fldCharType="end"/>
+        </w:r>
+      </w:hyperlink>
     </w:p>
     <w:p>
       <w:pPr>
+        <w:pStyle w:val="2c"/>
+        <w:tabs>
+          <w:tab w:val="right" w:leader="dot" w:pos="9345"/>
+        </w:tabs>
+        <w:rPr>
+          <w:rFonts w:asciiTheme="minorHAnsi" w:eastAsiaTheme="minorEastAsia" w:hAnsiTheme="minorHAnsi" w:cstheme="minorBidi"/>
+          <w:noProof/>
+          <w:color w:val="auto"/>
+          <w:sz w:val="22"/>
+          <w:lang w:val="ru-RU" w:eastAsia="ru-RU"/>
+        </w:rPr>
+      </w:pPr>
+      <w:hyperlink w:anchor="_Toc242052006" w:history="1">
+        <w:r>
+          <w:rPr>
+            <w:rStyle w:val="aff8"/>
+            <w:rFonts w:eastAsiaTheme="majorEastAsia"/>
+            <w:noProof/>
+          </w:rPr>
+          <w:t>3.1 Подготовка окружения и запуск</w:t>
+        </w:r>
+        <w:r>
+          <w:rPr>
+            <w:noProof/>
+            <w:webHidden/>
+          </w:rPr>
+          <w:tab/>
+        </w:r>
+        <w:r>
+          <w:rPr>
+            <w:noProof/>
+            <w:webHidden/>
+          </w:rPr>
+          <w:fldChar w:fldCharType="begin"/>
+        </w:r>
+        <w:r>
+          <w:rPr>
+            <w:noProof/>
+            <w:webHidden/>
+          </w:rPr>
+          <w:instrText xml:space="preserve"> PAGEREF _Toc242052006 \h </w:instrText>
+        </w:r>
+        <w:r>
+          <w:rPr>
+            <w:noProof/>
+            <w:webHidden/>
+          </w:rPr>
+        </w:r>
+        <w:r>
+          <w:rPr>
+            <w:noProof/>
+            <w:webHidden/>
+          </w:rPr>
+          <w:fldChar w:fldCharType="separate"/>
+        </w:r>
+        <w:r>
+          <w:rPr>
+            <w:noProof/>
+            <w:webHidden/>
+          </w:rPr>
+          <w:t>11</w:t>
+        </w:r>
+        <w:r>
+          <w:rPr>
+            <w:noProof/>
+            <w:webHidden/>
+          </w:rPr>
+          <w:fldChar w:fldCharType="end"/>
+        </w:r>
+      </w:hyperlink>
+    </w:p>
+    <w:p>
+      <w:pPr>
+        <w:pStyle w:val="2c"/>
+        <w:tabs>
+          <w:tab w:val="right" w:leader="dot" w:pos="9345"/>
+        </w:tabs>
+        <w:rPr>
+          <w:rFonts w:asciiTheme="minorHAnsi" w:eastAsiaTheme="minorEastAsia" w:hAnsiTheme="minorHAnsi" w:cstheme="minorBidi"/>
+          <w:noProof/>
+          <w:color w:val="auto"/>
+          <w:sz w:val="22"/>
+          <w:lang w:val="ru-RU" w:eastAsia="ru-RU"/>
+        </w:rPr>
+      </w:pPr>
+      <w:hyperlink w:anchor="_Toc242052007" w:history="1">
+        <w:r>
+          <w:rPr>
+            <w:rStyle w:val="aff8"/>
+            <w:rFonts w:eastAsiaTheme="majorEastAsia"/>
+            <w:noProof/>
+          </w:rPr>
+          <w:t>3.2 Сценарии и ожидаемые результаты</w:t>
+        </w:r>
+        <w:r>
+          <w:rPr>
+            <w:noProof/>
+            <w:webHidden/>
+          </w:rPr>
+          <w:tab/>
+        </w:r>
+        <w:r>
+          <w:rPr>
+            <w:noProof/>
+            <w:webHidden/>
+          </w:rPr>
+          <w:fldChar w:fldCharType="begin"/>
+        </w:r>
+        <w:r>
+          <w:rPr>
+            <w:noProof/>
+            <w:webHidden/>
+          </w:rPr>
+          <w:instrText xml:space="preserve"> PAGEREF _Toc242052007 \h </w:instrText>
+        </w:r>
+        <w:r>
+          <w:rPr>
+            <w:noProof/>
+            <w:webHidden/>
+          </w:rPr>
+        </w:r>
+        <w:r>
+          <w:rPr>
+            <w:noProof/>
+            <w:webHidden/>
+          </w:rPr>
+          <w:fldChar w:fldCharType="separate"/>
+        </w:r>
+        <w:r>
+          <w:rPr>
+            <w:noProof/>
+            <w:webHidden/>
+          </w:rPr>
+          <w:t>11</w:t>
+        </w:r>
+        <w:r>
+          <w:rPr>
+            <w:noProof/>
+            <w:webHidden/>
+          </w:rPr>
+          <w:fldChar w:fldCharType="end"/>
+        </w:r>
+      </w:hyperlink>
+    </w:p>
+    <w:p>
+      <w:pPr>
+        <w:pStyle w:val="2c"/>
+        <w:tabs>
+          <w:tab w:val="right" w:leader="dot" w:pos="9345"/>
+        </w:tabs>
+        <w:rPr>
+          <w:rFonts w:asciiTheme="minorHAnsi" w:eastAsiaTheme="minorEastAsia" w:hAnsiTheme="minorHAnsi" w:cstheme="minorBidi"/>
+          <w:noProof/>
+          <w:color w:val="auto"/>
+          <w:sz w:val="22"/>
+          <w:lang w:val="ru-RU" w:eastAsia="ru-RU"/>
+        </w:rPr>
+      </w:pPr>
+      <w:hyperlink w:anchor="_Toc242052008" w:history="1">
+        <w:r>
+          <w:rPr>
+            <w:rStyle w:val="aff8"/>
+            <w:rFonts w:eastAsiaTheme="majorEastAsia"/>
+            <w:noProof/>
+          </w:rPr>
+          <w:t>3.3 Скриншоты выполнения</w:t>
+        </w:r>
+        <w:r>
+          <w:rPr>
+            <w:noProof/>
+            <w:webHidden/>
+          </w:rPr>
+          <w:tab/>
+        </w:r>
+        <w:r>
+          <w:rPr>
+            <w:noProof/>
+            <w:webHidden/>
+          </w:rPr>
+          <w:fldChar w:fldCharType="begin"/>
+        </w:r>
+        <w:r>
+          <w:rPr>
+            <w:noProof/>
+            <w:webHidden/>
+          </w:rPr>
+          <w:instrText xml:space="preserve"> PAGEREF _Toc242052008 \h </w:instrText>
+        </w:r>
+        <w:r>
+          <w:rPr>
+            <w:noProof/>
+            <w:webHidden/>
+          </w:rPr>
+        </w:r>
+        <w:r>
+          <w:rPr>
+            <w:noProof/>
+            <w:webHidden/>
+          </w:rPr>
+          <w:fldChar w:fldCharType="separate"/>
+        </w:r>
+        <w:r>
+          <w:rPr>
+            <w:noProof/>
+            <w:webHidden/>
+          </w:rPr>
+          <w:t>12</w:t>
+        </w:r>
+        <w:r>
+          <w:rPr>
+            <w:noProof/>
+            <w:webHidden/>
+          </w:rPr>
+          <w:fldChar w:fldCharType="end"/>
+        </w:r>
+      </w:hyperlink>
+    </w:p>
+    <w:p>
+      <w:pPr>
+        <w:pStyle w:val="2c"/>
+        <w:tabs>
+          <w:tab w:val="right" w:leader="dot" w:pos="9345"/>
+        </w:tabs>
+        <w:rPr>
+          <w:rFonts w:asciiTheme="minorHAnsi" w:eastAsiaTheme="minorEastAsia" w:hAnsiTheme="minorHAnsi" w:cstheme="minorBidi"/>
+          <w:noProof/>
+          <w:color w:val="auto"/>
+          <w:sz w:val="22"/>
+          <w:lang w:val="ru-RU" w:eastAsia="ru-RU"/>
+        </w:rPr>
+      </w:pPr>
+      <w:hyperlink w:anchor="_Toc242052009" w:history="1">
+        <w:r>
+          <w:rPr>
+            <w:rStyle w:val="aff8"/>
+            <w:rFonts w:eastAsiaTheme="majorEastAsia"/>
+            <w:noProof/>
+          </w:rPr>
+          <w:t>3.4 Ограничения реализации</w:t>
+        </w:r>
+        <w:r>
+          <w:rPr>
+            <w:noProof/>
+            <w:webHidden/>
+          </w:rPr>
+          <w:tab/>
+        </w:r>
+        <w:r>
+          <w:rPr>
+            <w:noProof/>
+            <w:webHidden/>
+          </w:rPr>
+          <w:fldChar w:fldCharType="begin"/>
+        </w:r>
+        <w:r>
+          <w:rPr>
+            <w:noProof/>
+            <w:webHidden/>
+          </w:rPr>
+          <w:instrText xml:space="preserve"> PAGEREF _Toc242052009 \h </w:instrText>
+        </w:r>
+        <w:r>
+          <w:rPr>
+            <w:noProof/>
+            <w:webHidden/>
+          </w:rPr>
+        </w:r>
+        <w:r>
+          <w:rPr>
+            <w:noProof/>
+            <w:webHidden/>
+          </w:rPr>
+          <w:fldChar w:fldCharType="separate"/>
+        </w:r>
+        <w:r>
+          <w:rPr>
+            <w:noProof/>
+            <w:webHidden/>
+          </w:rPr>
+          <w:t>14</w:t>
+        </w:r>
+        <w:r>
+          <w:rPr>
+            <w:noProof/>
+            <w:webHidden/>
+          </w:rPr>
+          <w:fldChar w:fldCharType="end"/>
+        </w:r>
+      </w:hyperlink>
+    </w:p>
+    <w:p>
+      <w:pPr>
+        <w:pStyle w:val="14"/>
+        <w:tabs>
+          <w:tab w:val="right" w:leader="dot" w:pos="9345"/>
+        </w:tabs>
+        <w:rPr>
+          <w:rFonts w:asciiTheme="minorHAnsi" w:eastAsiaTheme="minorEastAsia" w:hAnsiTheme="minorHAnsi" w:cstheme="minorBidi"/>
+          <w:noProof/>
+          <w:color w:val="auto"/>
+          <w:sz w:val="22"/>
+          <w:lang w:val="ru-RU" w:eastAsia="ru-RU"/>
+        </w:rPr>
+      </w:pPr>
+      <w:hyperlink w:anchor="_Toc242052010" w:history="1">
+        <w:r>
+          <w:rPr>
+            <w:rStyle w:val="aff8"/>
+            <w:rFonts w:eastAsiaTheme="majorEastAsia"/>
+            <w:noProof/>
+          </w:rPr>
+          <w:t>4 Связь с личным BootcampLabs</w:t>
+        </w:r>
+        <w:r>
+          <w:rPr>
+            <w:noProof/>
+            <w:webHidden/>
+          </w:rPr>
+          <w:tab/>
+        </w:r>
+        <w:r>
+          <w:rPr>
+            <w:noProof/>
+            <w:webHidden/>
+          </w:rPr>
+          <w:fldChar w:fldCharType="begin"/>
+        </w:r>
+        <w:r>
+          <w:rPr>
+            <w:noProof/>
+            <w:webHidden/>
+          </w:rPr>
+          <w:instrText xml:space="preserve"> PAGEREF _Toc242052010 \h </w:instrText>
+        </w:r>
+        <w:r>
+          <w:rPr>
+            <w:noProof/>
+            <w:webHidden/>
+          </w:rPr>
+        </w:r>
+        <w:r>
+          <w:rPr>
+            <w:noProof/>
+            <w:webHidden/>
+          </w:rPr>
+          <w:fldChar w:fldCharType="separate"/>
+        </w:r>
+        <w:r>
+          <w:rPr>
+            <w:noProof/>
+            <w:webHidden/>
+          </w:rPr>
+          <w:t>15</w:t>
+        </w:r>
+        <w:r>
+          <w:rPr>
+            <w:noProof/>
+            <w:webHidden/>
+          </w:rPr>
+          <w:fldChar w:fldCharType="end"/>
+        </w:r>
+      </w:hyperlink>
+    </w:p>
+    <w:p>
+      <w:pPr>
+        <w:pStyle w:val="14"/>
+        <w:tabs>
+          <w:tab w:val="right" w:leader="dot" w:pos="9345"/>
+        </w:tabs>
+        <w:rPr>
+          <w:rFonts w:asciiTheme="minorHAnsi" w:eastAsiaTheme="minorEastAsia" w:hAnsiTheme="minorHAnsi" w:cstheme="minorBidi"/>
+          <w:noProof/>
+          <w:color w:val="auto"/>
+          <w:sz w:val="22"/>
+          <w:lang w:val="ru-RU" w:eastAsia="ru-RU"/>
+        </w:rPr>
+      </w:pPr>
+      <w:hyperlink w:anchor="_Toc242052011" w:history="1">
+        <w:r>
+          <w:rPr>
+            <w:rStyle w:val="aff8"/>
+            <w:rFonts w:eastAsiaTheme="majorEastAsia"/>
+            <w:noProof/>
+          </w:rPr>
+          <w:t>ЗАКЛЮЧЕНИЕ</w:t>
+        </w:r>
+        <w:r>
+          <w:rPr>
+            <w:noProof/>
+            <w:webHidden/>
+          </w:rPr>
+          <w:tab/>
+        </w:r>
+        <w:r>
+          <w:rPr>
+            <w:noProof/>
+            <w:webHidden/>
+          </w:rPr>
+          <w:fldChar w:fldCharType="begin"/>
+        </w:r>
+        <w:r>
+          <w:rPr>
+            <w:noProof/>
+            <w:webHidden/>
+          </w:rPr>
+          <w:instrText xml:space="preserve"> PAGEREF _Toc242052011 \h </w:instrText>
+        </w:r>
+        <w:r>
+          <w:rPr>
+            <w:noProof/>
+            <w:webHidden/>
+          </w:rPr>
+        </w:r>
+        <w:r>
+          <w:rPr>
+            <w:noProof/>
+            <w:webHidden/>
+          </w:rPr>
+          <w:fldChar w:fldCharType="separate"/>
+        </w:r>
+        <w:r>
+          <w:rPr>
+            <w:noProof/>
+            <w:webHidden/>
+          </w:rPr>
+          <w:t>16</w:t>
+        </w:r>
+        <w:r>
+          <w:rPr>
+            <w:noProof/>
+            <w:webHidden/>
+          </w:rPr>
+          <w:fldChar w:fldCharType="end"/>
+        </w:r>
+      </w:hyperlink>
+    </w:p>
+    <w:p>
+      <w:pPr>
+        <w:pStyle w:val="14"/>
+        <w:tabs>
+          <w:tab w:val="right" w:leader="dot" w:pos="9345"/>
+        </w:tabs>
+        <w:rPr>
+          <w:rFonts w:asciiTheme="minorHAnsi" w:eastAsiaTheme="minorEastAsia" w:hAnsiTheme="minorHAnsi" w:cstheme="minorBidi"/>
+          <w:noProof/>
+          <w:color w:val="auto"/>
+          <w:sz w:val="22"/>
+          <w:lang w:val="ru-RU" w:eastAsia="ru-RU"/>
+        </w:rPr>
+      </w:pPr>
+      <w:hyperlink w:anchor="_Toc242052012" w:history="1">
+        <w:r>
+          <w:rPr>
+            <w:rStyle w:val="aff8"/>
+            <w:rFonts w:eastAsiaTheme="majorEastAsia"/>
+            <w:noProof/>
+          </w:rPr>
+          <w:t>ИСТОЧНИКИ И МАТЕРИАЛЫ</w:t>
+        </w:r>
+        <w:r>
+          <w:rPr>
+            <w:noProof/>
+            <w:webHidden/>
+          </w:rPr>
+          <w:tab/>
+        </w:r>
+        <w:r>
+          <w:rPr>
+            <w:noProof/>
+            <w:webHidden/>
+          </w:rPr>
+          <w:fldChar w:fldCharType="begin"/>
+        </w:r>
+        <w:r>
+          <w:rPr>
+            <w:noProof/>
+            <w:webHidden/>
+          </w:rPr>
+          <w:instrText xml:space="preserve"> PAGEREF _Toc242052012 \h </w:instrText>
+        </w:r>
+        <w:r>
+          <w:rPr>
+            <w:noProof/>
+            <w:webHidden/>
+          </w:rPr>
+        </w:r>
+        <w:r>
+          <w:rPr>
+            <w:noProof/>
+            <w:webHidden/>
+          </w:rPr>
+          <w:fldChar w:fldCharType="separate"/>
+        </w:r>
+        <w:r>
+          <w:rPr>
+            <w:noProof/>
+            <w:webHidden/>
+          </w:rPr>
+          <w:t>17</w:t>
+        </w:r>
+        <w:r>
+          <w:rPr>
+            <w:noProof/>
+            <w:webHidden/>
+          </w:rPr>
+          <w:fldChar w:fldCharType="end"/>
+        </w:r>
+      </w:hyperlink>
+    </w:p>
+    <w:p>
+      <w:pPr>
+        <w:ind w:firstLine="0"/>
+      </w:pPr>
+      <w:r>
+        <w:fldChar w:fldCharType="end"/>
+      </w:r>
+    </w:p>
+    <w:p>
+      <w:pPr>
         <w:pStyle w:val="1"/>
         <w:jc w:val="center"/>
       </w:pPr>
-      <w:bookmarkStart w:id="1" w:name="_Toc242034011"/>
+      <w:bookmarkStart w:id="1" w:name="_Toc242051992"/>
       <w:r>
         <w:lastRenderedPageBreak/>
         <w:t>ВВЕДЕНИЕ</w:t>
@@ -1332,13 +2427,13 @@
         <w:pStyle w:val="aff9"/>
       </w:pPr>
       <w:r>
-        <w:t xml:space="preserve">В работе </w:t>
-      </w:r>
-      <w:r>
-        <w:t>рассматривается передача данных доставки с помощью RSocket. Практическая часть связана с моделью поставщиков, заказов и доставки из личного курса BootcampLabs. Отчёт содержит описание программы и результаты фактической проверки. Исходный код, команды запус</w:t>
-      </w:r>
-      <w:r>
-        <w:t>ка и полные протоколы приложены к проекту.</w:t>
+        <w:t xml:space="preserve">В </w:t>
+      </w:r>
+      <w:r>
+        <w:t>практической работе рассмотрена тема «Передача данных доставки с помощью RSocket». Предметная область объединяет поставщиков, товары, заказы и доставку. Реализован самостоятельный учебный проект, связанный со сценариями личного курса BootcampLabs. Отчёт оп</w:t>
+      </w:r>
+      <w:r>
+        <w:t>исывает выбранные технологии, модель данных, последовательность обработки и результаты фактической проверки.</w:t>
       </w:r>
     </w:p>
     <w:p>
@@ -1354,82 +2449,2625 @@
         <w:pStyle w:val="aff9"/>
       </w:pPr>
       <w:r>
-        <w:t xml:space="preserve">Результат работы: Реализованы Request Response, Request Stream, Fire and Forget </w:t>
-      </w:r>
-      <w:r>
-        <w:t>и Channel. Mono и Flux используются для реактивной обработки, а временные метки подтверждают последовательное получение элементов потока.</w:t>
+        <w:t>Реализованы Re</w:t>
+      </w:r>
+      <w:r>
+        <w:t>quest Response, Request Stream, Fire and Forget и Channel. Mono и Flux используются для реактивной обработки, а временные метки подтверждают последовательное получение элементов потока.</w:t>
       </w:r>
     </w:p>
     <w:p>
       <w:pPr>
+        <w:pStyle w:val="aff9"/>
+      </w:pPr>
+      <w:r>
+        <w:t>Для оценки результата сопоставлены условия задания, исходные файлы и с</w:t>
+      </w:r>
+      <w:r>
+        <w:t>охранённый протокол выполнения. Положительные сценарии показывают требуемые функции; отрицательные проверки и ограничения поясняют границы результата. Листинги приведены из приложенного проекта, а рисунки относятся к его выполнению и личному BootcampLabs.</w:t>
+      </w:r>
+    </w:p>
+    <w:p>
+      <w:pPr>
         <w:pStyle w:val="1"/>
       </w:pPr>
-      <w:bookmarkStart w:id="2" w:name="_Toc242034012"/>
+      <w:bookmarkStart w:id="2" w:name="_Toc242051993"/>
       <w:r>
         <w:lastRenderedPageBreak/>
-        <w:t>1 Реализация приложения</w:t>
+        <w:t>1 Требования и теоретические основы</w:t>
       </w:r>
       <w:bookmarkEnd w:id="2"/>
     </w:p>
     <w:p>
       <w:pPr>
-        <w:pStyle w:val="aff9"/>
-      </w:pPr>
-      <w:r>
-        <w:t xml:space="preserve">RSocketDemo использует RSocket 1.1.5, TCP transport и Project Reactor. Обмен выполняется JSON </w:t>
-      </w:r>
-      <w:r>
-        <w:t>объектами Delivery с полями id, orderId, product, address и status. Для отображения используется доставка SSD 1TB по заказу 101.</w:t>
-      </w:r>
-    </w:p>
-    <w:p>
-      <w:pPr>
-        <w:pStyle w:val="aff9"/>
-      </w:pPr>
-      <w:r>
-        <w:t xml:space="preserve">Request Response получает объект по идентификатору. Несуществующий идентификатор 999 возвращает ошибку Delivery not </w:t>
-      </w:r>
-      <w:r>
-        <w:t>found, которую клиент обрабатывает через реактивную цепочку. Request Stream передаёт CREATED, ACCEPTED, IN_TRANSIT и DELIVERED с задержкой около 350 мс между элементами.</w:t>
-      </w:r>
-    </w:p>
-    <w:p>
-      <w:pPr>
-        <w:pStyle w:val="aff9"/>
-      </w:pPr>
-      <w:r>
-        <w:t>Fire and Forget отправляет событие DeliveryViewed без прикладного ответа. Channel пере</w:t>
-      </w:r>
-      <w:r>
-        <w:t>даёт поток сообщений courier-ready, position и delivered; сервер возвращает подтверждение для каждого сообщения. Клиент преобразует Payload, декодирует JSON и выводит результаты по мере поступления.</w:t>
-      </w:r>
-    </w:p>
-    <w:p>
-      <w:pPr>
-        <w:pStyle w:val="aff9"/>
-      </w:pPr>
-      <w:r>
-        <w:t>Режим demo запускает сервер и клиент в одном процессе, но</w:t>
-      </w:r>
-      <w:r>
-        <w:t xml:space="preserve"> связь проходит через настоящий TCP сокет. Режимы server и client позволяют запускать стороны отдельно. Проверенный демонстрационный запуск выполнен в Linux контейнере Docker; после обмена соединение и сервер закрываются.</w:t>
-      </w:r>
-    </w:p>
-    <w:p>
-      <w:pPr>
-        <w:pStyle w:val="1"/>
-      </w:pPr>
-      <w:bookmarkStart w:id="3" w:name="_Toc242034013"/>
-      <w:r>
-        <w:lastRenderedPageBreak/>
-        <w:t>2 Запуск и проверка</w:t>
+        <w:pStyle w:val="21"/>
+      </w:pPr>
+      <w:bookmarkStart w:id="3" w:name="_Toc242051994"/>
+      <w:r>
+        <w:t>1.1 Соответствие условиям задания</w:t>
       </w:r>
       <w:bookmarkEnd w:id="3"/>
     </w:p>
     <w:p>
       <w:pPr>
         <w:pStyle w:val="aff9"/>
-        <w:spacing w:before="120" w:after="240" w:line="240" w:lineRule="auto"/>
+      </w:pPr>
+      <w:r>
+        <w:t xml:space="preserve">За основу приняты текущие условия практики. Таблица связывает каждый обязательный пункт с реализацией и наблюдаемым результатом. Нумерация пунктов соответствует порядку </w:t>
+      </w:r>
+      <w:r>
+        <w:t>требований в приложенном файле задания.</w:t>
+      </w:r>
+    </w:p>
+    <w:p>
+      <w:pPr>
+        <w:pStyle w:val="affc"/>
+        <w:keepNext/>
+      </w:pPr>
+      <w:r>
+        <w:t>Таблица 1 — Выполнение требований</w:t>
+      </w:r>
+    </w:p>
+    <w:tbl>
+      <w:tblPr>
+        <w:tblW w:w="0" w:type="auto"/>
+        <w:jc w:val="center"/>
+        <w:tblLayout w:type="fixed"/>
+        <w:tblLook w:val="04A0" w:firstRow="1" w:lastRow="0" w:firstColumn="1" w:lastColumn="0" w:noHBand="0" w:noVBand="1"/>
+      </w:tblPr>
+      <w:tblGrid>
+        <w:gridCol w:w="624"/>
+        <w:gridCol w:w="2665"/>
+        <w:gridCol w:w="3005"/>
+        <w:gridCol w:w="3061"/>
+      </w:tblGrid>
+      <w:tr>
+        <w:trPr>
+          <w:cantSplit/>
+          <w:tblHeader/>
+          <w:jc w:val="center"/>
+        </w:trPr>
+        <w:tc>
+          <w:tcPr>
+            <w:tcW w:w="624" w:type="dxa"/>
+            <w:tcBorders>
+              <w:top w:val="single" w:sz="4" w:space="0" w:color="D9D9D9"/>
+              <w:left w:val="single" w:sz="4" w:space="0" w:color="D9D9D9"/>
+              <w:bottom w:val="single" w:sz="4" w:space="0" w:color="D9D9D9"/>
+              <w:right w:val="single" w:sz="4" w:space="0" w:color="D9D9D9"/>
+            </w:tcBorders>
+            <w:shd w:val="clear" w:color="auto" w:fill="EEEEEE"/>
+            <w:tcMar>
+              <w:top w:w="70" w:type="dxa"/>
+              <w:left w:w="90" w:type="dxa"/>
+              <w:bottom w:w="70" w:type="dxa"/>
+              <w:right w:w="90" w:type="dxa"/>
+            </w:tcMar>
+            <w:vAlign w:val="center"/>
+          </w:tcPr>
+          <w:p>
+            <w:pPr>
+              <w:spacing w:before="40" w:after="40" w:line="264" w:lineRule="auto"/>
+              <w:ind w:firstLine="0"/>
+              <w:jc w:val="left"/>
+            </w:pPr>
+            <w:r>
+              <w:rPr>
+                <w:b/>
+                <w:sz w:val="24"/>
+              </w:rPr>
+              <w:t>№</w:t>
+            </w:r>
+          </w:p>
+        </w:tc>
+        <w:tc>
+          <w:tcPr>
+            <w:tcW w:w="2665" w:type="dxa"/>
+            <w:tcBorders>
+              <w:top w:val="single" w:sz="4" w:space="0" w:color="D9D9D9"/>
+              <w:left w:val="single" w:sz="4" w:space="0" w:color="D9D9D9"/>
+              <w:bottom w:val="single" w:sz="4" w:space="0" w:color="D9D9D9"/>
+              <w:right w:val="single" w:sz="4" w:space="0" w:color="D9D9D9"/>
+            </w:tcBorders>
+            <w:shd w:val="clear" w:color="auto" w:fill="EEEEEE"/>
+            <w:tcMar>
+              <w:top w:w="70" w:type="dxa"/>
+              <w:left w:w="90" w:type="dxa"/>
+              <w:bottom w:w="70" w:type="dxa"/>
+              <w:right w:w="90" w:type="dxa"/>
+            </w:tcMar>
+            <w:vAlign w:val="center"/>
+          </w:tcPr>
+          <w:p>
+            <w:pPr>
+              <w:spacing w:before="40" w:after="40" w:line="264" w:lineRule="auto"/>
+              <w:ind w:firstLine="0"/>
+              <w:jc w:val="left"/>
+            </w:pPr>
+            <w:r>
+              <w:rPr>
+                <w:b/>
+                <w:sz w:val="24"/>
+              </w:rPr>
+              <w:t>Требование</w:t>
+            </w:r>
+          </w:p>
+        </w:tc>
+        <w:tc>
+          <w:tcPr>
+            <w:tcW w:w="3005" w:type="dxa"/>
+            <w:tcBorders>
+              <w:top w:val="single" w:sz="4" w:space="0" w:color="D9D9D9"/>
+              <w:left w:val="single" w:sz="4" w:space="0" w:color="D9D9D9"/>
+              <w:bottom w:val="single" w:sz="4" w:space="0" w:color="D9D9D9"/>
+              <w:right w:val="single" w:sz="4" w:space="0" w:color="D9D9D9"/>
+            </w:tcBorders>
+            <w:shd w:val="clear" w:color="auto" w:fill="EEEEEE"/>
+            <w:tcMar>
+              <w:top w:w="70" w:type="dxa"/>
+              <w:left w:w="90" w:type="dxa"/>
+              <w:bottom w:w="70" w:type="dxa"/>
+              <w:right w:w="90" w:type="dxa"/>
+            </w:tcMar>
+            <w:vAlign w:val="center"/>
+          </w:tcPr>
+          <w:p>
+            <w:pPr>
+              <w:spacing w:before="40" w:after="40" w:line="264" w:lineRule="auto"/>
+              <w:ind w:firstLine="0"/>
+              <w:jc w:val="left"/>
+            </w:pPr>
+            <w:r>
+              <w:rPr>
+                <w:b/>
+                <w:sz w:val="24"/>
+              </w:rPr>
+              <w:t>Реализация</w:t>
+            </w:r>
+          </w:p>
+        </w:tc>
+        <w:tc>
+          <w:tcPr>
+            <w:tcW w:w="3061" w:type="dxa"/>
+            <w:tcBorders>
+              <w:top w:val="single" w:sz="4" w:space="0" w:color="D9D9D9"/>
+              <w:left w:val="single" w:sz="4" w:space="0" w:color="D9D9D9"/>
+              <w:bottom w:val="single" w:sz="4" w:space="0" w:color="D9D9D9"/>
+              <w:right w:val="single" w:sz="4" w:space="0" w:color="D9D9D9"/>
+            </w:tcBorders>
+            <w:shd w:val="clear" w:color="auto" w:fill="EEEEEE"/>
+            <w:tcMar>
+              <w:top w:w="70" w:type="dxa"/>
+              <w:left w:w="90" w:type="dxa"/>
+              <w:bottom w:w="70" w:type="dxa"/>
+              <w:right w:w="90" w:type="dxa"/>
+            </w:tcMar>
+            <w:vAlign w:val="center"/>
+          </w:tcPr>
+          <w:p>
+            <w:pPr>
+              <w:spacing w:before="40" w:after="40" w:line="264" w:lineRule="auto"/>
+              <w:ind w:firstLine="0"/>
+              <w:jc w:val="left"/>
+            </w:pPr>
+            <w:r>
+              <w:rPr>
+                <w:b/>
+                <w:sz w:val="24"/>
+              </w:rPr>
+              <w:t>Подтверждение</w:t>
+            </w:r>
+          </w:p>
+        </w:tc>
+      </w:tr>
+      <w:tr>
+        <w:trPr>
+          <w:cantSplit/>
+          <w:jc w:val="center"/>
+        </w:trPr>
+        <w:tc>
+          <w:tcPr>
+            <w:tcW w:w="624" w:type="dxa"/>
+            <w:tcBorders>
+              <w:top w:val="single" w:sz="4" w:space="0" w:color="D9D9D9"/>
+              <w:left w:val="single" w:sz="4" w:space="0" w:color="D9D9D9"/>
+              <w:bottom w:val="single" w:sz="4" w:space="0" w:color="D9D9D9"/>
+              <w:right w:val="single" w:sz="4" w:space="0" w:color="D9D9D9"/>
+            </w:tcBorders>
+            <w:tcMar>
+              <w:top w:w="70" w:type="dxa"/>
+              <w:left w:w="90" w:type="dxa"/>
+              <w:bottom w:w="70" w:type="dxa"/>
+              <w:right w:w="90" w:type="dxa"/>
+            </w:tcMar>
+            <w:vAlign w:val="center"/>
+          </w:tcPr>
+          <w:p>
+            <w:pPr>
+              <w:spacing w:before="40" w:after="40" w:line="264" w:lineRule="auto"/>
+              <w:ind w:firstLine="0"/>
+              <w:jc w:val="left"/>
+            </w:pPr>
+            <w:r>
+              <w:rPr>
+                <w:sz w:val="24"/>
+              </w:rPr>
+              <w:t>1</w:t>
+            </w:r>
+          </w:p>
+        </w:tc>
+        <w:tc>
+          <w:tcPr>
+            <w:tcW w:w="2665" w:type="dxa"/>
+            <w:tcBorders>
+              <w:top w:val="single" w:sz="4" w:space="0" w:color="D9D9D9"/>
+              <w:left w:val="single" w:sz="4" w:space="0" w:color="D9D9D9"/>
+              <w:bottom w:val="single" w:sz="4" w:space="0" w:color="D9D9D9"/>
+              <w:right w:val="single" w:sz="4" w:space="0" w:color="D9D9D9"/>
+            </w:tcBorders>
+            <w:tcMar>
+              <w:top w:w="70" w:type="dxa"/>
+              <w:left w:w="90" w:type="dxa"/>
+              <w:bottom w:w="70" w:type="dxa"/>
+              <w:right w:w="90" w:type="dxa"/>
+            </w:tcMar>
+            <w:vAlign w:val="center"/>
+          </w:tcPr>
+          <w:p>
+            <w:pPr>
+              <w:spacing w:before="40" w:after="40" w:line="264" w:lineRule="auto"/>
+              <w:ind w:firstLine="0"/>
+              <w:jc w:val="left"/>
+            </w:pPr>
+            <w:r>
+              <w:rPr>
+                <w:sz w:val="24"/>
+              </w:rPr>
+              <w:t>RSocket-сервер</w:t>
+            </w:r>
+          </w:p>
+        </w:tc>
+        <w:tc>
+          <w:tcPr>
+            <w:tcW w:w="3005" w:type="dxa"/>
+            <w:tcBorders>
+              <w:top w:val="single" w:sz="4" w:space="0" w:color="D9D9D9"/>
+              <w:left w:val="single" w:sz="4" w:space="0" w:color="D9D9D9"/>
+              <w:bottom w:val="single" w:sz="4" w:space="0" w:color="D9D9D9"/>
+              <w:right w:val="single" w:sz="4" w:space="0" w:color="D9D9D9"/>
+            </w:tcBorders>
+            <w:tcMar>
+              <w:top w:w="70" w:type="dxa"/>
+              <w:left w:w="90" w:type="dxa"/>
+              <w:bottom w:w="70" w:type="dxa"/>
+              <w:right w:w="90" w:type="dxa"/>
+            </w:tcMar>
+            <w:vAlign w:val="center"/>
+          </w:tcPr>
+          <w:p>
+            <w:pPr>
+              <w:spacing w:before="40" w:after="40" w:line="264" w:lineRule="auto"/>
+              <w:ind w:firstLine="0"/>
+              <w:jc w:val="left"/>
+            </w:pPr>
+            <w:r>
+              <w:rPr>
+                <w:sz w:val="24"/>
+              </w:rPr>
+              <w:t>responder, RSocketServer</w:t>
+            </w:r>
+          </w:p>
+        </w:tc>
+        <w:tc>
+          <w:tcPr>
+            <w:tcW w:w="3061" w:type="dxa"/>
+            <w:tcBorders>
+              <w:top w:val="single" w:sz="4" w:space="0" w:color="D9D9D9"/>
+              <w:left w:val="single" w:sz="4" w:space="0" w:color="D9D9D9"/>
+              <w:bottom w:val="single" w:sz="4" w:space="0" w:color="D9D9D9"/>
+              <w:right w:val="single" w:sz="4" w:space="0" w:color="D9D9D9"/>
+            </w:tcBorders>
+            <w:tcMar>
+              <w:top w:w="70" w:type="dxa"/>
+              <w:left w:w="90" w:type="dxa"/>
+              <w:bottom w:w="70" w:type="dxa"/>
+              <w:right w:w="90" w:type="dxa"/>
+            </w:tcMar>
+            <w:vAlign w:val="center"/>
+          </w:tcPr>
+          <w:p>
+            <w:pPr>
+              <w:spacing w:before="40" w:after="40" w:line="264" w:lineRule="auto"/>
+              <w:ind w:firstLine="0"/>
+              <w:jc w:val="left"/>
+            </w:pPr>
+            <w:r>
+              <w:rPr>
+                <w:sz w:val="24"/>
+              </w:rPr>
+              <w:t>SERVER request-response</w:t>
+            </w:r>
+          </w:p>
+        </w:tc>
+      </w:tr>
+      <w:tr>
+        <w:trPr>
+          <w:cantSplit/>
+          <w:jc w:val="center"/>
+        </w:trPr>
+        <w:tc>
+          <w:tcPr>
+            <w:tcW w:w="624" w:type="dxa"/>
+            <w:tcBorders>
+              <w:top w:val="single" w:sz="4" w:space="0" w:color="D9D9D9"/>
+              <w:left w:val="single" w:sz="4" w:space="0" w:color="D9D9D9"/>
+              <w:bottom w:val="single" w:sz="4" w:space="0" w:color="D9D9D9"/>
+              <w:right w:val="single" w:sz="4" w:space="0" w:color="D9D9D9"/>
+            </w:tcBorders>
+            <w:tcMar>
+              <w:top w:w="70" w:type="dxa"/>
+              <w:left w:w="90" w:type="dxa"/>
+              <w:bottom w:w="70" w:type="dxa"/>
+              <w:right w:w="90" w:type="dxa"/>
+            </w:tcMar>
+            <w:vAlign w:val="center"/>
+          </w:tcPr>
+          <w:p>
+            <w:pPr>
+              <w:spacing w:before="40" w:after="40" w:line="264" w:lineRule="auto"/>
+              <w:ind w:firstLine="0"/>
+              <w:jc w:val="left"/>
+            </w:pPr>
+            <w:r>
+              <w:rPr>
+                <w:sz w:val="24"/>
+              </w:rPr>
+              <w:t>2</w:t>
+            </w:r>
+          </w:p>
+        </w:tc>
+        <w:tc>
+          <w:tcPr>
+            <w:tcW w:w="2665" w:type="dxa"/>
+            <w:tcBorders>
+              <w:top w:val="single" w:sz="4" w:space="0" w:color="D9D9D9"/>
+              <w:left w:val="single" w:sz="4" w:space="0" w:color="D9D9D9"/>
+              <w:bottom w:val="single" w:sz="4" w:space="0" w:color="D9D9D9"/>
+              <w:right w:val="single" w:sz="4" w:space="0" w:color="D9D9D9"/>
+            </w:tcBorders>
+            <w:tcMar>
+              <w:top w:w="70" w:type="dxa"/>
+              <w:left w:w="90" w:type="dxa"/>
+              <w:bottom w:w="70" w:type="dxa"/>
+              <w:right w:w="90" w:type="dxa"/>
+            </w:tcMar>
+            <w:vAlign w:val="center"/>
+          </w:tcPr>
+          <w:p>
+            <w:pPr>
+              <w:spacing w:before="40" w:after="40" w:line="264" w:lineRule="auto"/>
+              <w:ind w:firstLine="0"/>
+              <w:jc w:val="left"/>
+            </w:pPr>
+            <w:r>
+              <w:rPr>
+                <w:sz w:val="24"/>
+              </w:rPr>
+              <w:t>Request-Response</w:t>
+            </w:r>
+          </w:p>
+        </w:tc>
+        <w:tc>
+          <w:tcPr>
+            <w:tcW w:w="3005" w:type="dxa"/>
+            <w:tcBorders>
+              <w:top w:val="single" w:sz="4" w:space="0" w:color="D9D9D9"/>
+              <w:left w:val="single" w:sz="4" w:space="0" w:color="D9D9D9"/>
+              <w:bottom w:val="single" w:sz="4" w:space="0" w:color="D9D9D9"/>
+              <w:right w:val="single" w:sz="4" w:space="0" w:color="D9D9D9"/>
+            </w:tcBorders>
+            <w:tcMar>
+              <w:top w:w="70" w:type="dxa"/>
+              <w:left w:w="90" w:type="dxa"/>
+              <w:bottom w:w="70" w:type="dxa"/>
+              <w:right w:w="90" w:type="dxa"/>
+            </w:tcMar>
+            <w:vAlign w:val="center"/>
+          </w:tcPr>
+          <w:p>
+            <w:pPr>
+              <w:spacing w:before="40" w:after="40" w:line="264" w:lineRule="auto"/>
+              <w:ind w:firstLine="0"/>
+              <w:jc w:val="left"/>
+            </w:pPr>
+            <w:r>
+              <w:rPr>
+                <w:sz w:val="24"/>
+              </w:rPr>
+              <w:t>requestResponse</w:t>
+            </w:r>
+          </w:p>
+        </w:tc>
+        <w:tc>
+          <w:tcPr>
+            <w:tcW w:w="3061" w:type="dxa"/>
+            <w:tcBorders>
+              <w:top w:val="single" w:sz="4" w:space="0" w:color="D9D9D9"/>
+              <w:left w:val="single" w:sz="4" w:space="0" w:color="D9D9D9"/>
+              <w:bottom w:val="single" w:sz="4" w:space="0" w:color="D9D9D9"/>
+              <w:right w:val="single" w:sz="4" w:space="0" w:color="D9D9D9"/>
+            </w:tcBorders>
+            <w:tcMar>
+              <w:top w:w="70" w:type="dxa"/>
+              <w:left w:w="90" w:type="dxa"/>
+              <w:bottom w:w="70" w:type="dxa"/>
+              <w:right w:w="90" w:type="dxa"/>
+            </w:tcMar>
+            <w:vAlign w:val="center"/>
+          </w:tcPr>
+          <w:p>
+            <w:pPr>
+              <w:spacing w:before="40" w:after="40" w:line="264" w:lineRule="auto"/>
+              <w:ind w:firstLine="0"/>
+              <w:jc w:val="left"/>
+            </w:pPr>
+            <w:r>
+              <w:rPr>
+                <w:sz w:val="24"/>
+              </w:rPr>
+              <w:t>Delivery 1; рис. 1</w:t>
+            </w:r>
+          </w:p>
+        </w:tc>
+      </w:tr>
+      <w:tr>
+        <w:trPr>
+          <w:cantSplit/>
+          <w:jc w:val="center"/>
+        </w:trPr>
+        <w:tc>
+          <w:tcPr>
+            <w:tcW w:w="624" w:type="dxa"/>
+            <w:tcBorders>
+              <w:top w:val="single" w:sz="4" w:space="0" w:color="D9D9D9"/>
+              <w:left w:val="single" w:sz="4" w:space="0" w:color="D9D9D9"/>
+              <w:bottom w:val="single" w:sz="4" w:space="0" w:color="D9D9D9"/>
+              <w:right w:val="single" w:sz="4" w:space="0" w:color="D9D9D9"/>
+            </w:tcBorders>
+            <w:tcMar>
+              <w:top w:w="70" w:type="dxa"/>
+              <w:left w:w="90" w:type="dxa"/>
+              <w:bottom w:w="70" w:type="dxa"/>
+              <w:right w:w="90" w:type="dxa"/>
+            </w:tcMar>
+            <w:vAlign w:val="center"/>
+          </w:tcPr>
+          <w:p>
+            <w:pPr>
+              <w:spacing w:before="40" w:after="40" w:line="264" w:lineRule="auto"/>
+              <w:ind w:firstLine="0"/>
+              <w:jc w:val="left"/>
+            </w:pPr>
+            <w:r>
+              <w:rPr>
+                <w:sz w:val="24"/>
+              </w:rPr>
+              <w:t>3</w:t>
+            </w:r>
+          </w:p>
+        </w:tc>
+        <w:tc>
+          <w:tcPr>
+            <w:tcW w:w="2665" w:type="dxa"/>
+            <w:tcBorders>
+              <w:top w:val="single" w:sz="4" w:space="0" w:color="D9D9D9"/>
+              <w:left w:val="single" w:sz="4" w:space="0" w:color="D9D9D9"/>
+              <w:bottom w:val="single" w:sz="4" w:space="0" w:color="D9D9D9"/>
+              <w:right w:val="single" w:sz="4" w:space="0" w:color="D9D9D9"/>
+            </w:tcBorders>
+            <w:tcMar>
+              <w:top w:w="70" w:type="dxa"/>
+              <w:left w:w="90" w:type="dxa"/>
+              <w:bottom w:w="70" w:type="dxa"/>
+              <w:right w:w="90" w:type="dxa"/>
+            </w:tcMar>
+            <w:vAlign w:val="center"/>
+          </w:tcPr>
+          <w:p>
+            <w:pPr>
+              <w:spacing w:before="40" w:after="40" w:line="264" w:lineRule="auto"/>
+              <w:ind w:firstLine="0"/>
+              <w:jc w:val="left"/>
+            </w:pPr>
+            <w:r>
+              <w:rPr>
+                <w:sz w:val="24"/>
+              </w:rPr>
+              <w:t>Request-Stream</w:t>
+            </w:r>
+          </w:p>
+        </w:tc>
+        <w:tc>
+          <w:tcPr>
+            <w:tcW w:w="3005" w:type="dxa"/>
+            <w:tcBorders>
+              <w:top w:val="single" w:sz="4" w:space="0" w:color="D9D9D9"/>
+              <w:left w:val="single" w:sz="4" w:space="0" w:color="D9D9D9"/>
+              <w:bottom w:val="single" w:sz="4" w:space="0" w:color="D9D9D9"/>
+              <w:right w:val="single" w:sz="4" w:space="0" w:color="D9D9D9"/>
+            </w:tcBorders>
+            <w:tcMar>
+              <w:top w:w="70" w:type="dxa"/>
+              <w:left w:w="90" w:type="dxa"/>
+              <w:bottom w:w="70" w:type="dxa"/>
+              <w:right w:w="90" w:type="dxa"/>
+            </w:tcMar>
+            <w:vAlign w:val="center"/>
+          </w:tcPr>
+          <w:p>
+            <w:pPr>
+              <w:spacing w:before="40" w:after="40" w:line="264" w:lineRule="auto"/>
+              <w:ind w:firstLine="0"/>
+              <w:jc w:val="left"/>
+            </w:pPr>
+            <w:r>
+              <w:rPr>
+                <w:sz w:val="24"/>
+              </w:rPr>
+              <w:t>requestStream, delayElements</w:t>
+            </w:r>
+          </w:p>
+        </w:tc>
+        <w:tc>
+          <w:tcPr>
+            <w:tcW w:w="3061" w:type="dxa"/>
+            <w:tcBorders>
+              <w:top w:val="single" w:sz="4" w:space="0" w:color="D9D9D9"/>
+              <w:left w:val="single" w:sz="4" w:space="0" w:color="D9D9D9"/>
+              <w:bottom w:val="single" w:sz="4" w:space="0" w:color="D9D9D9"/>
+              <w:right w:val="single" w:sz="4" w:space="0" w:color="D9D9D9"/>
+            </w:tcBorders>
+            <w:tcMar>
+              <w:top w:w="70" w:type="dxa"/>
+              <w:left w:w="90" w:type="dxa"/>
+              <w:bottom w:w="70" w:type="dxa"/>
+              <w:right w:w="90" w:type="dxa"/>
+            </w:tcMar>
+            <w:vAlign w:val="center"/>
+          </w:tcPr>
+          <w:p>
+            <w:pPr>
+              <w:spacing w:before="40" w:after="40" w:line="264" w:lineRule="auto"/>
+              <w:ind w:firstLine="0"/>
+              <w:jc w:val="left"/>
+            </w:pPr>
+            <w:r>
+              <w:rPr>
+                <w:sz w:val="24"/>
+              </w:rPr>
+              <w:t>Четыре состояния; рис. 1</w:t>
+            </w:r>
+          </w:p>
+        </w:tc>
+      </w:tr>
+      <w:tr>
+        <w:trPr>
+          <w:cantSplit/>
+          <w:jc w:val="center"/>
+        </w:trPr>
+        <w:tc>
+          <w:tcPr>
+            <w:tcW w:w="624" w:type="dxa"/>
+            <w:tcBorders>
+              <w:top w:val="single" w:sz="4" w:space="0" w:color="D9D9D9"/>
+              <w:left w:val="single" w:sz="4" w:space="0" w:color="D9D9D9"/>
+              <w:bottom w:val="single" w:sz="4" w:space="0" w:color="D9D9D9"/>
+              <w:right w:val="single" w:sz="4" w:space="0" w:color="D9D9D9"/>
+            </w:tcBorders>
+            <w:tcMar>
+              <w:top w:w="70" w:type="dxa"/>
+              <w:left w:w="90" w:type="dxa"/>
+              <w:bottom w:w="70" w:type="dxa"/>
+              <w:right w:w="90" w:type="dxa"/>
+            </w:tcMar>
+            <w:vAlign w:val="center"/>
+          </w:tcPr>
+          <w:p>
+            <w:pPr>
+              <w:spacing w:before="40" w:after="40" w:line="264" w:lineRule="auto"/>
+              <w:ind w:firstLine="0"/>
+              <w:jc w:val="left"/>
+            </w:pPr>
+            <w:r>
+              <w:rPr>
+                <w:sz w:val="24"/>
+              </w:rPr>
+              <w:t>4</w:t>
+            </w:r>
+          </w:p>
+        </w:tc>
+        <w:tc>
+          <w:tcPr>
+            <w:tcW w:w="2665" w:type="dxa"/>
+            <w:tcBorders>
+              <w:top w:val="single" w:sz="4" w:space="0" w:color="D9D9D9"/>
+              <w:left w:val="single" w:sz="4" w:space="0" w:color="D9D9D9"/>
+              <w:bottom w:val="single" w:sz="4" w:space="0" w:color="D9D9D9"/>
+              <w:right w:val="single" w:sz="4" w:space="0" w:color="D9D9D9"/>
+            </w:tcBorders>
+            <w:tcMar>
+              <w:top w:w="70" w:type="dxa"/>
+              <w:left w:w="90" w:type="dxa"/>
+              <w:bottom w:w="70" w:type="dxa"/>
+              <w:right w:w="90" w:type="dxa"/>
+            </w:tcMar>
+            <w:vAlign w:val="center"/>
+          </w:tcPr>
+          <w:p>
+            <w:pPr>
+              <w:spacing w:before="40" w:after="40" w:line="264" w:lineRule="auto"/>
+              <w:ind w:firstLine="0"/>
+              <w:jc w:val="left"/>
+            </w:pPr>
+            <w:r>
+              <w:rPr>
+                <w:sz w:val="24"/>
+              </w:rPr>
+              <w:t>Fire-and-Forget и Channel</w:t>
+            </w:r>
+          </w:p>
+        </w:tc>
+        <w:tc>
+          <w:tcPr>
+            <w:tcW w:w="3005" w:type="dxa"/>
+            <w:tcBorders>
+              <w:top w:val="single" w:sz="4" w:space="0" w:color="D9D9D9"/>
+              <w:left w:val="single" w:sz="4" w:space="0" w:color="D9D9D9"/>
+              <w:bottom w:val="single" w:sz="4" w:space="0" w:color="D9D9D9"/>
+              <w:right w:val="single" w:sz="4" w:space="0" w:color="D9D9D9"/>
+            </w:tcBorders>
+            <w:tcMar>
+              <w:top w:w="70" w:type="dxa"/>
+              <w:left w:w="90" w:type="dxa"/>
+              <w:bottom w:w="70" w:type="dxa"/>
+              <w:right w:w="90" w:type="dxa"/>
+            </w:tcMar>
+            <w:vAlign w:val="center"/>
+          </w:tcPr>
+          <w:p>
+            <w:pPr>
+              <w:spacing w:before="40" w:after="40" w:line="264" w:lineRule="auto"/>
+              <w:ind w:firstLine="0"/>
+              <w:jc w:val="left"/>
+            </w:pPr>
+            <w:r>
+              <w:rPr>
+                <w:sz w:val="24"/>
+              </w:rPr>
+              <w:t>fireAndForget, requestChannel</w:t>
+            </w:r>
+          </w:p>
+        </w:tc>
+        <w:tc>
+          <w:tcPr>
+            <w:tcW w:w="3061" w:type="dxa"/>
+            <w:tcBorders>
+              <w:top w:val="single" w:sz="4" w:space="0" w:color="D9D9D9"/>
+              <w:left w:val="single" w:sz="4" w:space="0" w:color="D9D9D9"/>
+              <w:bottom w:val="single" w:sz="4" w:space="0" w:color="D9D9D9"/>
+              <w:right w:val="single" w:sz="4" w:space="0" w:color="D9D9D9"/>
+            </w:tcBorders>
+            <w:tcMar>
+              <w:top w:w="70" w:type="dxa"/>
+              <w:left w:w="90" w:type="dxa"/>
+              <w:bottom w:w="70" w:type="dxa"/>
+              <w:right w:w="90" w:type="dxa"/>
+            </w:tcMar>
+            <w:vAlign w:val="center"/>
+          </w:tcPr>
+          <w:p>
+            <w:pPr>
+              <w:spacing w:before="40" w:after="40" w:line="264" w:lineRule="auto"/>
+              <w:ind w:firstLine="0"/>
+              <w:jc w:val="left"/>
+            </w:pPr>
+            <w:r>
+              <w:rPr>
+                <w:sz w:val="24"/>
+              </w:rPr>
+              <w:t>Событие и три ack; рис. 2</w:t>
+            </w:r>
+          </w:p>
+        </w:tc>
+      </w:tr>
+      <w:tr>
+        <w:trPr>
+          <w:cantSplit/>
+          <w:jc w:val="center"/>
+        </w:trPr>
+        <w:tc>
+          <w:tcPr>
+            <w:tcW w:w="624" w:type="dxa"/>
+            <w:tcBorders>
+              <w:top w:val="single" w:sz="4" w:space="0" w:color="D9D9D9"/>
+              <w:left w:val="single" w:sz="4" w:space="0" w:color="D9D9D9"/>
+              <w:bottom w:val="single" w:sz="4" w:space="0" w:color="D9D9D9"/>
+              <w:right w:val="single" w:sz="4" w:space="0" w:color="D9D9D9"/>
+            </w:tcBorders>
+            <w:tcMar>
+              <w:top w:w="70" w:type="dxa"/>
+              <w:left w:w="90" w:type="dxa"/>
+              <w:bottom w:w="70" w:type="dxa"/>
+              <w:right w:w="90" w:type="dxa"/>
+            </w:tcMar>
+            <w:vAlign w:val="center"/>
+          </w:tcPr>
+          <w:p>
+            <w:pPr>
+              <w:spacing w:before="40" w:after="40" w:line="264" w:lineRule="auto"/>
+              <w:ind w:firstLine="0"/>
+              <w:jc w:val="left"/>
+            </w:pPr>
+            <w:r>
+              <w:rPr>
+                <w:sz w:val="24"/>
+              </w:rPr>
+              <w:t>5</w:t>
+            </w:r>
+          </w:p>
+        </w:tc>
+        <w:tc>
+          <w:tcPr>
+            <w:tcW w:w="2665" w:type="dxa"/>
+            <w:tcBorders>
+              <w:top w:val="single" w:sz="4" w:space="0" w:color="D9D9D9"/>
+              <w:left w:val="single" w:sz="4" w:space="0" w:color="D9D9D9"/>
+              <w:bottom w:val="single" w:sz="4" w:space="0" w:color="D9D9D9"/>
+              <w:right w:val="single" w:sz="4" w:space="0" w:color="D9D9D9"/>
+            </w:tcBorders>
+            <w:tcMar>
+              <w:top w:w="70" w:type="dxa"/>
+              <w:left w:w="90" w:type="dxa"/>
+              <w:bottom w:w="70" w:type="dxa"/>
+              <w:right w:w="90" w:type="dxa"/>
+            </w:tcMar>
+            <w:vAlign w:val="center"/>
+          </w:tcPr>
+          <w:p>
+            <w:pPr>
+              <w:spacing w:before="40" w:after="40" w:line="264" w:lineRule="auto"/>
+              <w:ind w:firstLine="0"/>
+              <w:jc w:val="left"/>
+            </w:pPr>
+            <w:r>
+              <w:rPr>
+                <w:sz w:val="24"/>
+              </w:rPr>
+              <w:t>Ошибки обеих сторон</w:t>
+            </w:r>
+          </w:p>
+        </w:tc>
+        <w:tc>
+          <w:tcPr>
+            <w:tcW w:w="3005" w:type="dxa"/>
+            <w:tcBorders>
+              <w:top w:val="single" w:sz="4" w:space="0" w:color="D9D9D9"/>
+              <w:left w:val="single" w:sz="4" w:space="0" w:color="D9D9D9"/>
+              <w:bottom w:val="single" w:sz="4" w:space="0" w:color="D9D9D9"/>
+              <w:right w:val="single" w:sz="4" w:space="0" w:color="D9D9D9"/>
+            </w:tcBorders>
+            <w:tcMar>
+              <w:top w:w="70" w:type="dxa"/>
+              <w:left w:w="90" w:type="dxa"/>
+              <w:bottom w:w="70" w:type="dxa"/>
+              <w:right w:w="90" w:type="dxa"/>
+            </w:tcMar>
+            <w:vAlign w:val="center"/>
+          </w:tcPr>
+          <w:p>
+            <w:pPr>
+              <w:spacing w:before="40" w:after="40" w:line="264" w:lineRule="auto"/>
+              <w:ind w:firstLine="0"/>
+              <w:jc w:val="left"/>
+            </w:pPr>
+            <w:r>
+              <w:rPr>
+                <w:sz w:val="24"/>
+              </w:rPr>
+              <w:t>Mono.error, onErrorResume</w:t>
+            </w:r>
+          </w:p>
+        </w:tc>
+        <w:tc>
+          <w:tcPr>
+            <w:tcW w:w="3061" w:type="dxa"/>
+            <w:tcBorders>
+              <w:top w:val="single" w:sz="4" w:space="0" w:color="D9D9D9"/>
+              <w:left w:val="single" w:sz="4" w:space="0" w:color="D9D9D9"/>
+              <w:bottom w:val="single" w:sz="4" w:space="0" w:color="D9D9D9"/>
+              <w:right w:val="single" w:sz="4" w:space="0" w:color="D9D9D9"/>
+            </w:tcBorders>
+            <w:tcMar>
+              <w:top w:w="70" w:type="dxa"/>
+              <w:left w:w="90" w:type="dxa"/>
+              <w:bottom w:w="70" w:type="dxa"/>
+              <w:right w:w="90" w:type="dxa"/>
+            </w:tcMar>
+            <w:vAlign w:val="center"/>
+          </w:tcPr>
+          <w:p>
+            <w:pPr>
+              <w:spacing w:before="40" w:after="40" w:line="264" w:lineRule="auto"/>
+              <w:ind w:firstLine="0"/>
+              <w:jc w:val="left"/>
+            </w:pPr>
+            <w:r>
+              <w:rPr>
+                <w:sz w:val="24"/>
+              </w:rPr>
+              <w:t>CLIENT HANDLED id=999</w:t>
+            </w:r>
+          </w:p>
+        </w:tc>
+      </w:tr>
+      <w:tr>
+        <w:trPr>
+          <w:cantSplit/>
+          <w:jc w:val="center"/>
+        </w:trPr>
+        <w:tc>
+          <w:tcPr>
+            <w:tcW w:w="624" w:type="dxa"/>
+            <w:tcBorders>
+              <w:top w:val="single" w:sz="4" w:space="0" w:color="D9D9D9"/>
+              <w:left w:val="single" w:sz="4" w:space="0" w:color="D9D9D9"/>
+              <w:bottom w:val="single" w:sz="4" w:space="0" w:color="D9D9D9"/>
+              <w:right w:val="single" w:sz="4" w:space="0" w:color="D9D9D9"/>
+            </w:tcBorders>
+            <w:tcMar>
+              <w:top w:w="70" w:type="dxa"/>
+              <w:left w:w="90" w:type="dxa"/>
+              <w:bottom w:w="70" w:type="dxa"/>
+              <w:right w:w="90" w:type="dxa"/>
+            </w:tcMar>
+            <w:vAlign w:val="center"/>
+          </w:tcPr>
+          <w:p>
+            <w:pPr>
+              <w:spacing w:before="40" w:after="40" w:line="264" w:lineRule="auto"/>
+              <w:ind w:firstLine="0"/>
+              <w:jc w:val="left"/>
+            </w:pPr>
+            <w:r>
+              <w:rPr>
+                <w:sz w:val="24"/>
+              </w:rPr>
+              <w:t>6</w:t>
+            </w:r>
+          </w:p>
+        </w:tc>
+        <w:tc>
+          <w:tcPr>
+            <w:tcW w:w="2665" w:type="dxa"/>
+            <w:tcBorders>
+              <w:top w:val="single" w:sz="4" w:space="0" w:color="D9D9D9"/>
+              <w:left w:val="single" w:sz="4" w:space="0" w:color="D9D9D9"/>
+              <w:bottom w:val="single" w:sz="4" w:space="0" w:color="D9D9D9"/>
+              <w:right w:val="single" w:sz="4" w:space="0" w:color="D9D9D9"/>
+            </w:tcBorders>
+            <w:tcMar>
+              <w:top w:w="70" w:type="dxa"/>
+              <w:left w:w="90" w:type="dxa"/>
+              <w:bottom w:w="70" w:type="dxa"/>
+              <w:right w:w="90" w:type="dxa"/>
+            </w:tcMar>
+            <w:vAlign w:val="center"/>
+          </w:tcPr>
+          <w:p>
+            <w:pPr>
+              <w:spacing w:before="40" w:after="40" w:line="264" w:lineRule="auto"/>
+              <w:ind w:firstLine="0"/>
+              <w:jc w:val="left"/>
+            </w:pPr>
+            <w:r>
+              <w:rPr>
+                <w:sz w:val="24"/>
+              </w:rPr>
+              <w:t>Reactor у клиента</w:t>
+            </w:r>
+          </w:p>
+        </w:tc>
+        <w:tc>
+          <w:tcPr>
+            <w:tcW w:w="3005" w:type="dxa"/>
+            <w:tcBorders>
+              <w:top w:val="single" w:sz="4" w:space="0" w:color="D9D9D9"/>
+              <w:left w:val="single" w:sz="4" w:space="0" w:color="D9D9D9"/>
+              <w:bottom w:val="single" w:sz="4" w:space="0" w:color="D9D9D9"/>
+              <w:right w:val="single" w:sz="4" w:space="0" w:color="D9D9D9"/>
+            </w:tcBorders>
+            <w:tcMar>
+              <w:top w:w="70" w:type="dxa"/>
+              <w:left w:w="90" w:type="dxa"/>
+              <w:bottom w:w="70" w:type="dxa"/>
+              <w:right w:w="90" w:type="dxa"/>
+            </w:tcMar>
+            <w:vAlign w:val="center"/>
+          </w:tcPr>
+          <w:p>
+            <w:pPr>
+              <w:spacing w:before="40" w:after="40" w:line="264" w:lineRule="auto"/>
+              <w:ind w:firstLine="0"/>
+              <w:jc w:val="left"/>
+            </w:pPr>
+            <w:r>
+              <w:rPr>
+                <w:sz w:val="24"/>
+              </w:rPr>
+              <w:t xml:space="preserve">map, </w:t>
+            </w:r>
+            <w:r>
+              <w:rPr>
+                <w:sz w:val="24"/>
+              </w:rPr>
+              <w:t>filter, doOnNext</w:t>
+            </w:r>
+          </w:p>
+        </w:tc>
+        <w:tc>
+          <w:tcPr>
+            <w:tcW w:w="3061" w:type="dxa"/>
+            <w:tcBorders>
+              <w:top w:val="single" w:sz="4" w:space="0" w:color="D9D9D9"/>
+              <w:left w:val="single" w:sz="4" w:space="0" w:color="D9D9D9"/>
+              <w:bottom w:val="single" w:sz="4" w:space="0" w:color="D9D9D9"/>
+              <w:right w:val="single" w:sz="4" w:space="0" w:color="D9D9D9"/>
+            </w:tcBorders>
+            <w:tcMar>
+              <w:top w:w="70" w:type="dxa"/>
+              <w:left w:w="90" w:type="dxa"/>
+              <w:bottom w:w="70" w:type="dxa"/>
+              <w:right w:w="90" w:type="dxa"/>
+            </w:tcMar>
+            <w:vAlign w:val="center"/>
+          </w:tcPr>
+          <w:p>
+            <w:pPr>
+              <w:spacing w:before="40" w:after="40" w:line="264" w:lineRule="auto"/>
+              <w:ind w:firstLine="0"/>
+              <w:jc w:val="left"/>
+            </w:pPr>
+            <w:r>
+              <w:rPr>
+                <w:sz w:val="24"/>
+              </w:rPr>
+              <w:t>Поэлементный вывод</w:t>
+            </w:r>
+          </w:p>
+        </w:tc>
+      </w:tr>
+      <w:tr>
+        <w:trPr>
+          <w:cantSplit/>
+          <w:jc w:val="center"/>
+        </w:trPr>
+        <w:tc>
+          <w:tcPr>
+            <w:tcW w:w="624" w:type="dxa"/>
+            <w:tcBorders>
+              <w:top w:val="single" w:sz="4" w:space="0" w:color="D9D9D9"/>
+              <w:left w:val="single" w:sz="4" w:space="0" w:color="D9D9D9"/>
+              <w:bottom w:val="single" w:sz="4" w:space="0" w:color="D9D9D9"/>
+              <w:right w:val="single" w:sz="4" w:space="0" w:color="D9D9D9"/>
+            </w:tcBorders>
+            <w:tcMar>
+              <w:top w:w="70" w:type="dxa"/>
+              <w:left w:w="90" w:type="dxa"/>
+              <w:bottom w:w="70" w:type="dxa"/>
+              <w:right w:w="90" w:type="dxa"/>
+            </w:tcMar>
+            <w:vAlign w:val="center"/>
+          </w:tcPr>
+          <w:p>
+            <w:pPr>
+              <w:spacing w:before="40" w:after="40" w:line="264" w:lineRule="auto"/>
+              <w:ind w:firstLine="0"/>
+              <w:jc w:val="left"/>
+            </w:pPr>
+            <w:r>
+              <w:rPr>
+                <w:sz w:val="24"/>
+              </w:rPr>
+              <w:t>7</w:t>
+            </w:r>
+          </w:p>
+        </w:tc>
+        <w:tc>
+          <w:tcPr>
+            <w:tcW w:w="2665" w:type="dxa"/>
+            <w:tcBorders>
+              <w:top w:val="single" w:sz="4" w:space="0" w:color="D9D9D9"/>
+              <w:left w:val="single" w:sz="4" w:space="0" w:color="D9D9D9"/>
+              <w:bottom w:val="single" w:sz="4" w:space="0" w:color="D9D9D9"/>
+              <w:right w:val="single" w:sz="4" w:space="0" w:color="D9D9D9"/>
+            </w:tcBorders>
+            <w:tcMar>
+              <w:top w:w="70" w:type="dxa"/>
+              <w:left w:w="90" w:type="dxa"/>
+              <w:bottom w:w="70" w:type="dxa"/>
+              <w:right w:w="90" w:type="dxa"/>
+            </w:tcMar>
+            <w:vAlign w:val="center"/>
+          </w:tcPr>
+          <w:p>
+            <w:pPr>
+              <w:spacing w:before="40" w:after="40" w:line="264" w:lineRule="auto"/>
+              <w:ind w:firstLine="0"/>
+              <w:jc w:val="left"/>
+            </w:pPr>
+            <w:r>
+              <w:rPr>
+                <w:sz w:val="24"/>
+              </w:rPr>
+              <w:t>Постепенность потока</w:t>
+            </w:r>
+          </w:p>
+        </w:tc>
+        <w:tc>
+          <w:tcPr>
+            <w:tcW w:w="3005" w:type="dxa"/>
+            <w:tcBorders>
+              <w:top w:val="single" w:sz="4" w:space="0" w:color="D9D9D9"/>
+              <w:left w:val="single" w:sz="4" w:space="0" w:color="D9D9D9"/>
+              <w:bottom w:val="single" w:sz="4" w:space="0" w:color="D9D9D9"/>
+              <w:right w:val="single" w:sz="4" w:space="0" w:color="D9D9D9"/>
+            </w:tcBorders>
+            <w:tcMar>
+              <w:top w:w="70" w:type="dxa"/>
+              <w:left w:w="90" w:type="dxa"/>
+              <w:bottom w:w="70" w:type="dxa"/>
+              <w:right w:w="90" w:type="dxa"/>
+            </w:tcMar>
+            <w:vAlign w:val="center"/>
+          </w:tcPr>
+          <w:p>
+            <w:pPr>
+              <w:spacing w:before="40" w:after="40" w:line="264" w:lineRule="auto"/>
+              <w:ind w:firstLine="0"/>
+              <w:jc w:val="left"/>
+            </w:pPr>
+            <w:r>
+              <w:rPr>
+                <w:sz w:val="24"/>
+              </w:rPr>
+              <w:t>Flux и временные отметки</w:t>
+            </w:r>
+          </w:p>
+        </w:tc>
+        <w:tc>
+          <w:tcPr>
+            <w:tcW w:w="3061" w:type="dxa"/>
+            <w:tcBorders>
+              <w:top w:val="single" w:sz="4" w:space="0" w:color="D9D9D9"/>
+              <w:left w:val="single" w:sz="4" w:space="0" w:color="D9D9D9"/>
+              <w:bottom w:val="single" w:sz="4" w:space="0" w:color="D9D9D9"/>
+              <w:right w:val="single" w:sz="4" w:space="0" w:color="D9D9D9"/>
+            </w:tcBorders>
+            <w:tcMar>
+              <w:top w:w="70" w:type="dxa"/>
+              <w:left w:w="90" w:type="dxa"/>
+              <w:bottom w:w="70" w:type="dxa"/>
+              <w:right w:w="90" w:type="dxa"/>
+            </w:tcMar>
+            <w:vAlign w:val="center"/>
+          </w:tcPr>
+          <w:p>
+            <w:pPr>
+              <w:spacing w:before="40" w:after="40" w:line="264" w:lineRule="auto"/>
+              <w:ind w:firstLine="0"/>
+              <w:jc w:val="left"/>
+            </w:pPr>
+            <w:r>
+              <w:rPr>
+                <w:sz w:val="24"/>
+              </w:rPr>
+              <w:t>Интервалы около 350 мс</w:t>
+            </w:r>
+          </w:p>
+        </w:tc>
+      </w:tr>
+    </w:tbl>
+    <w:p/>
+    <w:p>
+      <w:pPr>
+        <w:pStyle w:val="21"/>
+      </w:pPr>
+      <w:bookmarkStart w:id="4" w:name="_Toc242051995"/>
+      <w:r>
+        <w:t>1.2 Сетевой обмен RSocket</w:t>
+      </w:r>
+      <w:bookmarkEnd w:id="4"/>
+    </w:p>
+    <w:p>
+      <w:pPr>
+        <w:pStyle w:val="aff9"/>
+      </w:pPr>
+      <w:r>
+        <w:t>RSocket задаёт несколько моделей взаимодействия поверх поддерживаемого транспорта. В работе используется TCP и одна клие</w:t>
+      </w:r>
+      <w:r>
+        <w:t>нтская связь с сервером. Передаваемый Payload содержит данные запроса или ответа; прикладной объект сериализуется в JSON. Формат JSON выбран для читаемости демонстрации, а сам протокол RSocket передаёт сообщения в собственных кадрах.</w:t>
+      </w:r>
+    </w:p>
+    <w:p>
+      <w:pPr>
+        <w:pStyle w:val="aff9"/>
+      </w:pPr>
+      <w:r>
+        <w:t xml:space="preserve">Подключение создаётся </w:t>
+      </w:r>
+      <w:r>
+        <w:t xml:space="preserve">RSocketConnector, приём запросов — RSocketServer и SocketAcceptor. Сервер реализует интерфейс RSocket, где для </w:t>
+      </w:r>
+      <w:r>
+        <w:lastRenderedPageBreak/>
+        <w:t>каждой модели определён отдельный метод. Поэтому выбор операции здесь связан с моделью обмена, без HTTP URL и методов. В учебной программе Reques</w:t>
+      </w:r>
+      <w:r>
+        <w:t>t-Response и Request-Stream принимают текстовый идентификатор доставки. Полноценная маршрутизация через metadata не требуется для выбранного набора операций.</w:t>
+      </w:r>
+    </w:p>
+    <w:p>
+      <w:pPr>
+        <w:pStyle w:val="21"/>
+      </w:pPr>
+      <w:bookmarkStart w:id="5" w:name="_Toc242051996"/>
+      <w:r>
+        <w:t>1.3 Четыре модели взаимодействия</w:t>
+      </w:r>
+      <w:bookmarkEnd w:id="5"/>
+    </w:p>
+    <w:p>
+      <w:pPr>
+        <w:pStyle w:val="aff9"/>
+      </w:pPr>
+      <w:r>
+        <w:t xml:space="preserve">Request-Response означает один запрос и один прикладной </w:t>
+      </w:r>
+      <w:r>
+        <w:t>результат либо ошибку. Request-Stream начинается одним запросом, после которого сервер выдаёт последовательность результатов. Fire-and-Forget передаёт событие без прикладного ответа от сервера. Успешное завершение локального Mono&lt;Void&gt; у отправителя не явл</w:t>
+      </w:r>
+      <w:r>
+        <w:t>яется подтверждением того, что событие уже сохранено в устойчивой базе.</w:t>
+      </w:r>
+    </w:p>
+    <w:p>
+      <w:pPr>
+        <w:pStyle w:val="aff9"/>
+      </w:pPr>
+      <w:r>
+        <w:t>Channel принимает Publisher запросов и возвращает Flux ответов. Это двусторонний поток в рамках одного взаимодействия, а не серия независимых HTTP-вызовов. В программе курьер отправляе</w:t>
+      </w:r>
+      <w:r>
+        <w:t>т три сообщения, сервер реагирует подтверждением ack на каждое. Здесь ответы производны от входных сообщений; независимая генерация второго потока не нужна для подтверждения модели Channel.</w:t>
+      </w:r>
+    </w:p>
+    <w:p>
+      <w:pPr>
+        <w:pStyle w:val="21"/>
+      </w:pPr>
+      <w:bookmarkStart w:id="6" w:name="_Toc242051997"/>
+      <w:r>
+        <w:t>1.4 Reactor и постепенное получение</w:t>
+      </w:r>
+      <w:bookmarkEnd w:id="6"/>
+    </w:p>
+    <w:p>
+      <w:pPr>
+        <w:pStyle w:val="aff9"/>
+      </w:pPr>
+      <w:r>
+        <w:t>Mono представляет ноль или оди</w:t>
+      </w:r>
+      <w:r>
+        <w:t>н результат, Flux — последовательность элементов. На стороне клиента map извлекает полезные данные, filter исключает пустые строки, doOnNext регистрирует каждый полученный элемент, а onErrorResume обрабатывает отказ. Поток не собирается целиком в List пере</w:t>
+      </w:r>
+      <w:r>
+        <w:t>д выводом: CLIENT STREAM появляется при каждом поступлении.</w:t>
+      </w:r>
+    </w:p>
+    <w:p>
+      <w:pPr>
+        <w:pStyle w:val="aff9"/>
+      </w:pPr>
+      <w:r>
+        <w:t>delayElements задаёт временные интервалы публикации без Thread.sleep в сетевом обработчике. Полученные отметки Instant.now позволяют наблюдать постепенность передачи. В точке входа консольной демо</w:t>
+      </w:r>
+      <w:r>
+        <w:t xml:space="preserve">нстрации </w:t>
+      </w:r>
+      <w:r>
+        <w:lastRenderedPageBreak/>
+        <w:t>block и blockLast удерживают main до завершения каждого сценария; серверные методы возвращают Mono и Flux, не ожидая их синхронно внутри обработчика.</w:t>
+      </w:r>
+    </w:p>
+    <w:p>
+      <w:pPr>
+        <w:pStyle w:val="1"/>
+      </w:pPr>
+      <w:bookmarkStart w:id="7" w:name="_Toc242051998"/>
+      <w:r>
+        <w:lastRenderedPageBreak/>
+        <w:t>2 Проектирование и реализация</w:t>
+      </w:r>
+      <w:bookmarkEnd w:id="7"/>
+    </w:p>
+    <w:p>
+      <w:pPr>
+        <w:pStyle w:val="21"/>
+      </w:pPr>
+      <w:bookmarkStart w:id="8" w:name="_Toc242051999"/>
+      <w:r>
+        <w:t>2.1 Структура и модель данных</w:t>
+      </w:r>
+      <w:bookmarkEnd w:id="8"/>
+    </w:p>
+    <w:p>
+      <w:pPr>
+        <w:pStyle w:val="aff9"/>
+      </w:pPr>
+      <w:r>
+        <w:t>Материалы проекта расположены в pract</w:t>
+      </w:r>
+      <w:r>
+        <w:t>ice-04-rsocket. Исходные тексты отделены от готовых сборок и доказательств выполнения. README содержит команды запуска; screenshots — оригинальные снимки; run.log — основной протокол. Изменение программы требует повторной сборки, а обычный демонстрационный</w:t>
+      </w:r>
+      <w:r>
+        <w:t xml:space="preserve"> запуск использует приложенные артефакты.</w:t>
+      </w:r>
+    </w:p>
+    <w:p>
+      <w:pPr>
+        <w:pStyle w:val="affc"/>
+        <w:keepNext/>
+      </w:pPr>
+      <w:r>
+        <w:t>Таблица 2 — Модель приложения</w:t>
+      </w:r>
+    </w:p>
+    <w:tbl>
+      <w:tblPr>
+        <w:tblW w:w="0" w:type="auto"/>
+        <w:jc w:val="center"/>
+        <w:tblLayout w:type="fixed"/>
+        <w:tblLook w:val="04A0" w:firstRow="1" w:lastRow="0" w:firstColumn="1" w:lastColumn="0" w:noHBand="0" w:noVBand="1"/>
+      </w:tblPr>
+      <w:tblGrid>
+        <w:gridCol w:w="1871"/>
+        <w:gridCol w:w="3742"/>
+        <w:gridCol w:w="3742"/>
+      </w:tblGrid>
+      <w:tr>
+        <w:trPr>
+          <w:cantSplit/>
+          <w:tblHeader/>
+          <w:jc w:val="center"/>
+        </w:trPr>
+        <w:tc>
+          <w:tcPr>
+            <w:tcW w:w="1871" w:type="dxa"/>
+            <w:tcBorders>
+              <w:top w:val="single" w:sz="4" w:space="0" w:color="D9D9D9"/>
+              <w:left w:val="single" w:sz="4" w:space="0" w:color="D9D9D9"/>
+              <w:bottom w:val="single" w:sz="4" w:space="0" w:color="D9D9D9"/>
+              <w:right w:val="single" w:sz="4" w:space="0" w:color="D9D9D9"/>
+            </w:tcBorders>
+            <w:shd w:val="clear" w:color="auto" w:fill="EEEEEE"/>
+            <w:tcMar>
+              <w:top w:w="70" w:type="dxa"/>
+              <w:left w:w="90" w:type="dxa"/>
+              <w:bottom w:w="70" w:type="dxa"/>
+              <w:right w:w="90" w:type="dxa"/>
+            </w:tcMar>
+            <w:vAlign w:val="center"/>
+          </w:tcPr>
+          <w:p>
+            <w:pPr>
+              <w:spacing w:before="40" w:after="40" w:line="264" w:lineRule="auto"/>
+              <w:ind w:firstLine="0"/>
+              <w:jc w:val="left"/>
+            </w:pPr>
+            <w:r>
+              <w:rPr>
+                <w:b/>
+                <w:sz w:val="24"/>
+              </w:rPr>
+              <w:t>Элемент</w:t>
+            </w:r>
+          </w:p>
+        </w:tc>
+        <w:tc>
+          <w:tcPr>
+            <w:tcW w:w="3742" w:type="dxa"/>
+            <w:tcBorders>
+              <w:top w:val="single" w:sz="4" w:space="0" w:color="D9D9D9"/>
+              <w:left w:val="single" w:sz="4" w:space="0" w:color="D9D9D9"/>
+              <w:bottom w:val="single" w:sz="4" w:space="0" w:color="D9D9D9"/>
+              <w:right w:val="single" w:sz="4" w:space="0" w:color="D9D9D9"/>
+            </w:tcBorders>
+            <w:shd w:val="clear" w:color="auto" w:fill="EEEEEE"/>
+            <w:tcMar>
+              <w:top w:w="70" w:type="dxa"/>
+              <w:left w:w="90" w:type="dxa"/>
+              <w:bottom w:w="70" w:type="dxa"/>
+              <w:right w:w="90" w:type="dxa"/>
+            </w:tcMar>
+            <w:vAlign w:val="center"/>
+          </w:tcPr>
+          <w:p>
+            <w:pPr>
+              <w:spacing w:before="40" w:after="40" w:line="264" w:lineRule="auto"/>
+              <w:ind w:firstLine="0"/>
+              <w:jc w:val="left"/>
+            </w:pPr>
+            <w:r>
+              <w:rPr>
+                <w:b/>
+                <w:sz w:val="24"/>
+              </w:rPr>
+              <w:t>Представление</w:t>
+            </w:r>
+          </w:p>
+        </w:tc>
+        <w:tc>
+          <w:tcPr>
+            <w:tcW w:w="3742" w:type="dxa"/>
+            <w:tcBorders>
+              <w:top w:val="single" w:sz="4" w:space="0" w:color="D9D9D9"/>
+              <w:left w:val="single" w:sz="4" w:space="0" w:color="D9D9D9"/>
+              <w:bottom w:val="single" w:sz="4" w:space="0" w:color="D9D9D9"/>
+              <w:right w:val="single" w:sz="4" w:space="0" w:color="D9D9D9"/>
+            </w:tcBorders>
+            <w:shd w:val="clear" w:color="auto" w:fill="EEEEEE"/>
+            <w:tcMar>
+              <w:top w:w="70" w:type="dxa"/>
+              <w:left w:w="90" w:type="dxa"/>
+              <w:bottom w:w="70" w:type="dxa"/>
+              <w:right w:w="90" w:type="dxa"/>
+            </w:tcMar>
+            <w:vAlign w:val="center"/>
+          </w:tcPr>
+          <w:p>
+            <w:pPr>
+              <w:spacing w:before="40" w:after="40" w:line="264" w:lineRule="auto"/>
+              <w:ind w:firstLine="0"/>
+              <w:jc w:val="left"/>
+            </w:pPr>
+            <w:r>
+              <w:rPr>
+                <w:b/>
+                <w:sz w:val="24"/>
+              </w:rPr>
+              <w:t>Назначение</w:t>
+            </w:r>
+          </w:p>
+        </w:tc>
+      </w:tr>
+      <w:tr>
+        <w:trPr>
+          <w:cantSplit/>
+          <w:jc w:val="center"/>
+        </w:trPr>
+        <w:tc>
+          <w:tcPr>
+            <w:tcW w:w="1871" w:type="dxa"/>
+            <w:tcBorders>
+              <w:top w:val="single" w:sz="4" w:space="0" w:color="D9D9D9"/>
+              <w:left w:val="single" w:sz="4" w:space="0" w:color="D9D9D9"/>
+              <w:bottom w:val="single" w:sz="4" w:space="0" w:color="D9D9D9"/>
+              <w:right w:val="single" w:sz="4" w:space="0" w:color="D9D9D9"/>
+            </w:tcBorders>
+            <w:tcMar>
+              <w:top w:w="70" w:type="dxa"/>
+              <w:left w:w="90" w:type="dxa"/>
+              <w:bottom w:w="70" w:type="dxa"/>
+              <w:right w:w="90" w:type="dxa"/>
+            </w:tcMar>
+            <w:vAlign w:val="center"/>
+          </w:tcPr>
+          <w:p>
+            <w:pPr>
+              <w:spacing w:before="40" w:after="40" w:line="264" w:lineRule="auto"/>
+              <w:ind w:firstLine="0"/>
+              <w:jc w:val="left"/>
+            </w:pPr>
+            <w:r>
+              <w:rPr>
+                <w:sz w:val="24"/>
+              </w:rPr>
+              <w:t>id / orderId</w:t>
+            </w:r>
+          </w:p>
+        </w:tc>
+        <w:tc>
+          <w:tcPr>
+            <w:tcW w:w="3742" w:type="dxa"/>
+            <w:tcBorders>
+              <w:top w:val="single" w:sz="4" w:space="0" w:color="D9D9D9"/>
+              <w:left w:val="single" w:sz="4" w:space="0" w:color="D9D9D9"/>
+              <w:bottom w:val="single" w:sz="4" w:space="0" w:color="D9D9D9"/>
+              <w:right w:val="single" w:sz="4" w:space="0" w:color="D9D9D9"/>
+            </w:tcBorders>
+            <w:tcMar>
+              <w:top w:w="70" w:type="dxa"/>
+              <w:left w:w="90" w:type="dxa"/>
+              <w:bottom w:w="70" w:type="dxa"/>
+              <w:right w:w="90" w:type="dxa"/>
+            </w:tcMar>
+            <w:vAlign w:val="center"/>
+          </w:tcPr>
+          <w:p>
+            <w:pPr>
+              <w:spacing w:before="40" w:after="40" w:line="264" w:lineRule="auto"/>
+              <w:ind w:firstLine="0"/>
+              <w:jc w:val="left"/>
+            </w:pPr>
+            <w:r>
+              <w:rPr>
+                <w:sz w:val="24"/>
+              </w:rPr>
+              <w:t>long</w:t>
+            </w:r>
+          </w:p>
+        </w:tc>
+        <w:tc>
+          <w:tcPr>
+            <w:tcW w:w="3742" w:type="dxa"/>
+            <w:tcBorders>
+              <w:top w:val="single" w:sz="4" w:space="0" w:color="D9D9D9"/>
+              <w:left w:val="single" w:sz="4" w:space="0" w:color="D9D9D9"/>
+              <w:bottom w:val="single" w:sz="4" w:space="0" w:color="D9D9D9"/>
+              <w:right w:val="single" w:sz="4" w:space="0" w:color="D9D9D9"/>
+            </w:tcBorders>
+            <w:tcMar>
+              <w:top w:w="70" w:type="dxa"/>
+              <w:left w:w="90" w:type="dxa"/>
+              <w:bottom w:w="70" w:type="dxa"/>
+              <w:right w:w="90" w:type="dxa"/>
+            </w:tcMar>
+            <w:vAlign w:val="center"/>
+          </w:tcPr>
+          <w:p>
+            <w:pPr>
+              <w:spacing w:before="40" w:after="40" w:line="264" w:lineRule="auto"/>
+              <w:ind w:firstLine="0"/>
+              <w:jc w:val="left"/>
+            </w:pPr>
+            <w:r>
+              <w:rPr>
+                <w:sz w:val="24"/>
+              </w:rPr>
+              <w:t>Доставка 1 и заказ 101</w:t>
+            </w:r>
+          </w:p>
+        </w:tc>
+      </w:tr>
+      <w:tr>
+        <w:trPr>
+          <w:cantSplit/>
+          <w:jc w:val="center"/>
+        </w:trPr>
+        <w:tc>
+          <w:tcPr>
+            <w:tcW w:w="1871" w:type="dxa"/>
+            <w:tcBorders>
+              <w:top w:val="single" w:sz="4" w:space="0" w:color="D9D9D9"/>
+              <w:left w:val="single" w:sz="4" w:space="0" w:color="D9D9D9"/>
+              <w:bottom w:val="single" w:sz="4" w:space="0" w:color="D9D9D9"/>
+              <w:right w:val="single" w:sz="4" w:space="0" w:color="D9D9D9"/>
+            </w:tcBorders>
+            <w:tcMar>
+              <w:top w:w="70" w:type="dxa"/>
+              <w:left w:w="90" w:type="dxa"/>
+              <w:bottom w:w="70" w:type="dxa"/>
+              <w:right w:w="90" w:type="dxa"/>
+            </w:tcMar>
+            <w:vAlign w:val="center"/>
+          </w:tcPr>
+          <w:p>
+            <w:pPr>
+              <w:spacing w:before="40" w:after="40" w:line="264" w:lineRule="auto"/>
+              <w:ind w:firstLine="0"/>
+              <w:jc w:val="left"/>
+            </w:pPr>
+            <w:r>
+              <w:rPr>
+                <w:sz w:val="24"/>
+              </w:rPr>
+              <w:t>product / address</w:t>
+            </w:r>
+          </w:p>
+        </w:tc>
+        <w:tc>
+          <w:tcPr>
+            <w:tcW w:w="3742" w:type="dxa"/>
+            <w:tcBorders>
+              <w:top w:val="single" w:sz="4" w:space="0" w:color="D9D9D9"/>
+              <w:left w:val="single" w:sz="4" w:space="0" w:color="D9D9D9"/>
+              <w:bottom w:val="single" w:sz="4" w:space="0" w:color="D9D9D9"/>
+              <w:right w:val="single" w:sz="4" w:space="0" w:color="D9D9D9"/>
+            </w:tcBorders>
+            <w:tcMar>
+              <w:top w:w="70" w:type="dxa"/>
+              <w:left w:w="90" w:type="dxa"/>
+              <w:bottom w:w="70" w:type="dxa"/>
+              <w:right w:w="90" w:type="dxa"/>
+            </w:tcMar>
+            <w:vAlign w:val="center"/>
+          </w:tcPr>
+          <w:p>
+            <w:pPr>
+              <w:spacing w:before="40" w:after="40" w:line="264" w:lineRule="auto"/>
+              <w:ind w:firstLine="0"/>
+              <w:jc w:val="left"/>
+            </w:pPr>
+            <w:r>
+              <w:rPr>
+                <w:sz w:val="24"/>
+              </w:rPr>
+              <w:t>String</w:t>
+            </w:r>
+          </w:p>
+        </w:tc>
+        <w:tc>
+          <w:tcPr>
+            <w:tcW w:w="3742" w:type="dxa"/>
+            <w:tcBorders>
+              <w:top w:val="single" w:sz="4" w:space="0" w:color="D9D9D9"/>
+              <w:left w:val="single" w:sz="4" w:space="0" w:color="D9D9D9"/>
+              <w:bottom w:val="single" w:sz="4" w:space="0" w:color="D9D9D9"/>
+              <w:right w:val="single" w:sz="4" w:space="0" w:color="D9D9D9"/>
+            </w:tcBorders>
+            <w:tcMar>
+              <w:top w:w="70" w:type="dxa"/>
+              <w:left w:w="90" w:type="dxa"/>
+              <w:bottom w:w="70" w:type="dxa"/>
+              <w:right w:w="90" w:type="dxa"/>
+            </w:tcMar>
+            <w:vAlign w:val="center"/>
+          </w:tcPr>
+          <w:p>
+            <w:pPr>
+              <w:spacing w:before="40" w:after="40" w:line="264" w:lineRule="auto"/>
+              <w:ind w:firstLine="0"/>
+              <w:jc w:val="left"/>
+            </w:pPr>
+            <w:r>
+              <w:rPr>
+                <w:sz w:val="24"/>
+              </w:rPr>
+              <w:t>Товар и адрес отображения</w:t>
+            </w:r>
+          </w:p>
+        </w:tc>
+      </w:tr>
+      <w:tr>
+        <w:trPr>
+          <w:cantSplit/>
+          <w:jc w:val="center"/>
+        </w:trPr>
+        <w:tc>
+          <w:tcPr>
+            <w:tcW w:w="1871" w:type="dxa"/>
+            <w:tcBorders>
+              <w:top w:val="single" w:sz="4" w:space="0" w:color="D9D9D9"/>
+              <w:left w:val="single" w:sz="4" w:space="0" w:color="D9D9D9"/>
+              <w:bottom w:val="single" w:sz="4" w:space="0" w:color="D9D9D9"/>
+              <w:right w:val="single" w:sz="4" w:space="0" w:color="D9D9D9"/>
+            </w:tcBorders>
+            <w:tcMar>
+              <w:top w:w="70" w:type="dxa"/>
+              <w:left w:w="90" w:type="dxa"/>
+              <w:bottom w:w="70" w:type="dxa"/>
+              <w:right w:w="90" w:type="dxa"/>
+            </w:tcMar>
+            <w:vAlign w:val="center"/>
+          </w:tcPr>
+          <w:p>
+            <w:pPr>
+              <w:spacing w:before="40" w:after="40" w:line="264" w:lineRule="auto"/>
+              <w:ind w:firstLine="0"/>
+              <w:jc w:val="left"/>
+            </w:pPr>
+            <w:r>
+              <w:rPr>
+                <w:sz w:val="24"/>
+              </w:rPr>
+              <w:t>status</w:t>
+            </w:r>
+          </w:p>
+        </w:tc>
+        <w:tc>
+          <w:tcPr>
+            <w:tcW w:w="3742" w:type="dxa"/>
+            <w:tcBorders>
+              <w:top w:val="single" w:sz="4" w:space="0" w:color="D9D9D9"/>
+              <w:left w:val="single" w:sz="4" w:space="0" w:color="D9D9D9"/>
+              <w:bottom w:val="single" w:sz="4" w:space="0" w:color="D9D9D9"/>
+              <w:right w:val="single" w:sz="4" w:space="0" w:color="D9D9D9"/>
+            </w:tcBorders>
+            <w:tcMar>
+              <w:top w:w="70" w:type="dxa"/>
+              <w:left w:w="90" w:type="dxa"/>
+              <w:bottom w:w="70" w:type="dxa"/>
+              <w:right w:w="90" w:type="dxa"/>
+            </w:tcMar>
+            <w:vAlign w:val="center"/>
+          </w:tcPr>
+          <w:p>
+            <w:pPr>
+              <w:spacing w:before="40" w:after="40" w:line="264" w:lineRule="auto"/>
+              <w:ind w:firstLine="0"/>
+              <w:jc w:val="left"/>
+            </w:pPr>
+            <w:r>
+              <w:rPr>
+                <w:sz w:val="24"/>
+              </w:rPr>
+              <w:t>String</w:t>
+            </w:r>
+          </w:p>
+        </w:tc>
+        <w:tc>
+          <w:tcPr>
+            <w:tcW w:w="3742" w:type="dxa"/>
+            <w:tcBorders>
+              <w:top w:val="single" w:sz="4" w:space="0" w:color="D9D9D9"/>
+              <w:left w:val="single" w:sz="4" w:space="0" w:color="D9D9D9"/>
+              <w:bottom w:val="single" w:sz="4" w:space="0" w:color="D9D9D9"/>
+              <w:right w:val="single" w:sz="4" w:space="0" w:color="D9D9D9"/>
+            </w:tcBorders>
+            <w:tcMar>
+              <w:top w:w="70" w:type="dxa"/>
+              <w:left w:w="90" w:type="dxa"/>
+              <w:bottom w:w="70" w:type="dxa"/>
+              <w:right w:w="90" w:type="dxa"/>
+            </w:tcMar>
+            <w:vAlign w:val="center"/>
+          </w:tcPr>
+          <w:p>
+            <w:pPr>
+              <w:spacing w:before="40" w:after="40" w:line="264" w:lineRule="auto"/>
+              <w:ind w:firstLine="0"/>
+              <w:jc w:val="left"/>
+            </w:pPr>
+            <w:r>
+              <w:rPr>
+                <w:sz w:val="24"/>
+              </w:rPr>
+              <w:t>Четыре этапа потока</w:t>
+            </w:r>
+          </w:p>
+        </w:tc>
+      </w:tr>
+      <w:tr>
+        <w:trPr>
+          <w:cantSplit/>
+          <w:jc w:val="center"/>
+        </w:trPr>
+        <w:tc>
+          <w:tcPr>
+            <w:tcW w:w="1871" w:type="dxa"/>
+            <w:tcBorders>
+              <w:top w:val="single" w:sz="4" w:space="0" w:color="D9D9D9"/>
+              <w:left w:val="single" w:sz="4" w:space="0" w:color="D9D9D9"/>
+              <w:bottom w:val="single" w:sz="4" w:space="0" w:color="D9D9D9"/>
+              <w:right w:val="single" w:sz="4" w:space="0" w:color="D9D9D9"/>
+            </w:tcBorders>
+            <w:tcMar>
+              <w:top w:w="70" w:type="dxa"/>
+              <w:left w:w="90" w:type="dxa"/>
+              <w:bottom w:w="70" w:type="dxa"/>
+              <w:right w:w="90" w:type="dxa"/>
+            </w:tcMar>
+            <w:vAlign w:val="center"/>
+          </w:tcPr>
+          <w:p>
+            <w:pPr>
+              <w:spacing w:before="40" w:after="40" w:line="264" w:lineRule="auto"/>
+              <w:ind w:firstLine="0"/>
+              <w:jc w:val="left"/>
+            </w:pPr>
+            <w:r>
+              <w:rPr>
+                <w:sz w:val="24"/>
+              </w:rPr>
+              <w:t>Payload</w:t>
+            </w:r>
+          </w:p>
+        </w:tc>
+        <w:tc>
+          <w:tcPr>
+            <w:tcW w:w="3742" w:type="dxa"/>
+            <w:tcBorders>
+              <w:top w:val="single" w:sz="4" w:space="0" w:color="D9D9D9"/>
+              <w:left w:val="single" w:sz="4" w:space="0" w:color="D9D9D9"/>
+              <w:bottom w:val="single" w:sz="4" w:space="0" w:color="D9D9D9"/>
+              <w:right w:val="single" w:sz="4" w:space="0" w:color="D9D9D9"/>
+            </w:tcBorders>
+            <w:tcMar>
+              <w:top w:w="70" w:type="dxa"/>
+              <w:left w:w="90" w:type="dxa"/>
+              <w:bottom w:w="70" w:type="dxa"/>
+              <w:right w:w="90" w:type="dxa"/>
+            </w:tcMar>
+            <w:vAlign w:val="center"/>
+          </w:tcPr>
+          <w:p>
+            <w:pPr>
+              <w:spacing w:before="40" w:after="40" w:line="264" w:lineRule="auto"/>
+              <w:ind w:firstLine="0"/>
+              <w:jc w:val="left"/>
+            </w:pPr>
+            <w:r>
+              <w:rPr>
+                <w:sz w:val="24"/>
+              </w:rPr>
+              <w:t xml:space="preserve">UTF-8 / </w:t>
+            </w:r>
+            <w:r>
+              <w:rPr>
+                <w:sz w:val="24"/>
+              </w:rPr>
+              <w:t>JSON</w:t>
+            </w:r>
+          </w:p>
+        </w:tc>
+        <w:tc>
+          <w:tcPr>
+            <w:tcW w:w="3742" w:type="dxa"/>
+            <w:tcBorders>
+              <w:top w:val="single" w:sz="4" w:space="0" w:color="D9D9D9"/>
+              <w:left w:val="single" w:sz="4" w:space="0" w:color="D9D9D9"/>
+              <w:bottom w:val="single" w:sz="4" w:space="0" w:color="D9D9D9"/>
+              <w:right w:val="single" w:sz="4" w:space="0" w:color="D9D9D9"/>
+            </w:tcBorders>
+            <w:tcMar>
+              <w:top w:w="70" w:type="dxa"/>
+              <w:left w:w="90" w:type="dxa"/>
+              <w:bottom w:w="70" w:type="dxa"/>
+              <w:right w:w="90" w:type="dxa"/>
+            </w:tcMar>
+            <w:vAlign w:val="center"/>
+          </w:tcPr>
+          <w:p>
+            <w:pPr>
+              <w:spacing w:before="40" w:after="40" w:line="264" w:lineRule="auto"/>
+              <w:ind w:firstLine="0"/>
+              <w:jc w:val="left"/>
+            </w:pPr>
+            <w:r>
+              <w:rPr>
+                <w:sz w:val="24"/>
+              </w:rPr>
+              <w:t>Сетевые данные RSocket</w:t>
+            </w:r>
+          </w:p>
+        </w:tc>
+      </w:tr>
+    </w:tbl>
+    <w:p/>
+    <w:p>
+      <w:pPr>
+        <w:pStyle w:val="21"/>
+      </w:pPr>
+      <w:bookmarkStart w:id="9" w:name="_Toc242052000"/>
+      <w:r>
+        <w:t>2.2 Доставка товара как модель предметной области</w:t>
+      </w:r>
+      <w:bookmarkEnd w:id="9"/>
+    </w:p>
+    <w:p>
+      <w:pPr>
+        <w:pStyle w:val="aff9"/>
+      </w:pPr>
+      <w:r>
+        <w:t>Delivery содержит id, orderId, product, address и status. Доставка 1 относится к заказу 101 с товаром SSD 1TB и московским адресом. Таким образом, поток представляет сведения о</w:t>
+      </w:r>
+      <w:r>
+        <w:t xml:space="preserve"> заказанном товаре и его состоянии, пригодные для отображения клиентом АС Поставщиков. Эта же модель используется в практике №7, чтобы сравнение протоколов не зависело от смены предметной области.</w:t>
+      </w:r>
+    </w:p>
+    <w:p>
+      <w:pPr>
+        <w:pStyle w:val="aff9"/>
+      </w:pPr>
+      <w:r>
+        <w:t>ObjectMapper преобразует record в JSON. Входные текстовые с</w:t>
+      </w:r>
+      <w:r>
+        <w:t>ообщения Channel намеренно проще полной доменной модели: courier-ready обозначает готовность, position передаёт координаты, delivered сообщает о завершении. Сервер демонстрации не сохраняет изменения доставки между запросами: четыре состояния Request-Strea</w:t>
+      </w:r>
+      <w:r>
+        <w:t>m формируются для показа механизма передачи.</w:t>
+      </w:r>
+    </w:p>
+    <w:p>
+      <w:pPr>
+        <w:pStyle w:val="21"/>
+      </w:pPr>
+      <w:bookmarkStart w:id="10" w:name="_Toc242052001"/>
+      <w:r>
+        <w:lastRenderedPageBreak/>
+        <w:t>2.3 Сервер и владение Payload</w:t>
+      </w:r>
+      <w:bookmarkEnd w:id="10"/>
+    </w:p>
+    <w:p>
+      <w:pPr>
+        <w:pStyle w:val="aff9"/>
+      </w:pPr>
+      <w:r>
+        <w:t xml:space="preserve">Метод responder возвращает реализацию RSocket с четырьмя переопределёнными методами. consume получает строку UTF-8 и обязательно вызывает Payload.release в finally. Такая </w:t>
+      </w:r>
+      <w:r>
+        <w:t>очистка важна для объектов с подсчётом ссылок, используемых сетевой библиотекой. После release данные Payload нельзя продолжать читать; поэтому строка сохраняется до освобождения.</w:t>
+      </w:r>
+    </w:p>
+    <w:p>
+      <w:pPr>
+        <w:pStyle w:val="aff9"/>
+      </w:pPr>
+      <w:r>
+        <w:t>Request-Response сравнивает идентификатор с 1 и возвращает Delivery либо Mon</w:t>
+      </w:r>
+      <w:r>
+        <w:t>o.error. Request-Stream аналогично проверяет существование, затем создаёт Flux четырёх состояний с задержкой 350 мс. Каждый статус преобразуется в новый объект с теми же идентификаторами, товаром и адресом. Ошибка отсутствия объекта становится сигналом реа</w:t>
+      </w:r>
+      <w:r>
+        <w:t>ктивного результата, а не корректным JSON с пустой доставкой.</w:t>
+      </w:r>
+    </w:p>
+    <w:p>
+      <w:pPr>
+        <w:pStyle w:val="21"/>
+      </w:pPr>
+      <w:bookmarkStart w:id="11" w:name="_Toc242052002"/>
+      <w:r>
+        <w:t>2.4 Клиентские цепочки и ошибки</w:t>
+      </w:r>
+      <w:bookmarkEnd w:id="11"/>
+    </w:p>
+    <w:p>
+      <w:pPr>
+        <w:pStyle w:val="aff9"/>
+      </w:pPr>
+      <w:r>
+        <w:t xml:space="preserve">Клиент сначала запрашивает доставку 1, затем 999. Вторая цепочка использует onErrorResume: сообщает CLIENT HANDLED и заменяет ошибку на Mono.empty. Это позволяет </w:t>
+      </w:r>
+      <w:r>
+        <w:t>перейти к демонстрации потока и не завершить main необработанным исключением. Первый успешный ответ и отрицательная проверка выполняются через настоящее RSocket-соединение.</w:t>
+      </w:r>
+    </w:p>
+    <w:p>
+      <w:pPr>
+        <w:pStyle w:val="aff9"/>
+      </w:pPr>
+      <w:r>
+        <w:t>Поток Request-Stream проходит consume, filter, map(String::trim) и doOnNext. Fire-a</w:t>
+      </w:r>
+      <w:r>
+        <w:t>nd-Forget отправляет DeliveryViewed:1. Channel формируется Flux.just из трёх сообщений с задержкой 180 мс и преобразованием в Payload. Сервер выводит SERVER channel received и возвращает ack, которое клиент регистрирует отдельной строкой.</w:t>
+      </w:r>
+    </w:p>
+    <w:p>
+      <w:pPr>
+        <w:pStyle w:val="21"/>
+      </w:pPr>
+      <w:bookmarkStart w:id="12" w:name="_Toc242052003"/>
+      <w:r>
+        <w:t>2.5 Режимы запуск</w:t>
+      </w:r>
+      <w:r>
+        <w:t>а и завершение</w:t>
+      </w:r>
+      <w:bookmarkEnd w:id="12"/>
+    </w:p>
+    <w:p>
+      <w:pPr>
+        <w:pStyle w:val="aff9"/>
+      </w:pPr>
+      <w:r>
+        <w:t xml:space="preserve">Аргумент demo запускает обе стороны в одном JVM-процессе. При этом клиент подключается к слушающему TCP-порту, а не вызывает </w:t>
+      </w:r>
+      <w:r>
+        <w:lastRenderedPageBreak/>
+        <w:t>responder как обычный Java-метод. Режим server оставляет сервер работать, client запускает только клиентскую сторону</w:t>
+      </w:r>
+      <w:r>
+        <w:t>. Порт задаётся через RSOCKET_PORT, по умолчанию 7104. Обе стороны используют loopback, поэтому раздельные режимы рассчитаны на один хост или общее сетевое пространство.</w:t>
+      </w:r>
+    </w:p>
+    <w:p>
+      <w:pPr>
+        <w:pStyle w:val="aff9"/>
+      </w:pPr>
+      <w:r>
+        <w:t>Проверенная демонстрация выполнена в Linux-контейнере Java 21, что устраняет зависимос</w:t>
+      </w:r>
+      <w:r>
+        <w:t>ть от особенностей сетевого окружения Windows. После сценариев finally освобождает клиент и сервер. Строка ALL FOUR MODELS COMPLETE и код выхода 0 вместе подтверждают нормальное завершение; наличие только стартового сообщения сервера такого подтверждения н</w:t>
+      </w:r>
+      <w:r>
+        <w:t>е давало бы.</w:t>
+      </w:r>
+    </w:p>
+    <w:p>
+      <w:pPr>
+        <w:pStyle w:val="21"/>
+      </w:pPr>
+      <w:bookmarkStart w:id="13" w:name="_Toc242052004"/>
+      <w:r>
+        <w:t>2.6 Ключевые фрагменты исходного кода</w:t>
+      </w:r>
+      <w:bookmarkEnd w:id="13"/>
+    </w:p>
+    <w:p>
+      <w:pPr>
+        <w:pStyle w:val="aff9"/>
+      </w:pPr>
+      <w:r>
+        <w:t>Листинги показывают механизм выполнения основных требований. Полные файлы находятся в проекте и доступны по ссылкам под фрагментами. Номера строк относятся к приложенной реализации, а переносы длинных стро</w:t>
+      </w:r>
+      <w:r>
+        <w:t>к служат только для чтения в отчёте.</w:t>
+      </w:r>
+    </w:p>
+    <w:p>
+      <w:pPr>
+        <w:pStyle w:val="affc"/>
+        <w:keepNext/>
+      </w:pPr>
+      <w:r>
+        <w:t>Листинг 1 — Один объект и поток состояний на сервере</w:t>
+      </w:r>
+    </w:p>
+    <w:p>
+      <w:pPr>
+        <w:pStyle w:val="aff9"/>
+        <w:keepNext/>
+        <w:spacing w:line="240" w:lineRule="auto"/>
+        <w:ind w:firstLine="0"/>
+        <w:jc w:val="left"/>
+      </w:pPr>
+      <w:r>
+        <w:rPr>
+          <w:rFonts w:ascii="Consolas" w:hAnsi="Consolas"/>
+          <w:sz w:val="19"/>
+        </w:rPr>
+        <w:t xml:space="preserve">        @Override public Mono&lt;Payload&gt; requestResponse(Payload p) {</w:t>
+      </w:r>
+    </w:p>
+    <w:p>
+      <w:pPr>
+        <w:pStyle w:val="aff9"/>
+        <w:keepNext/>
+        <w:spacing w:line="240" w:lineRule="auto"/>
+        <w:ind w:firstLine="0"/>
+        <w:jc w:val="left"/>
+      </w:pPr>
+      <w:r>
+        <w:rPr>
+          <w:rFonts w:ascii="Consolas" w:hAnsi="Consolas"/>
+          <w:sz w:val="19"/>
+        </w:rPr>
+        <w:t xml:space="preserve">            String id=consume(p); log("SERVER request-response id="+id);</w:t>
+      </w:r>
+    </w:p>
+    <w:p>
+      <w:pPr>
+        <w:pStyle w:val="aff9"/>
+        <w:keepNext/>
+        <w:spacing w:line="240" w:lineRule="auto"/>
+        <w:ind w:firstLine="0"/>
+        <w:jc w:val="left"/>
+      </w:pPr>
+      <w:r>
+        <w:rPr>
+          <w:rFonts w:ascii="Consolas" w:hAnsi="Consolas"/>
+          <w:sz w:val="19"/>
+        </w:rPr>
+        <w:t xml:space="preserve">            return </w:t>
+      </w:r>
+      <w:r>
+        <w:rPr>
+          <w:rFonts w:ascii="Consolas" w:hAnsi="Consolas"/>
+          <w:sz w:val="19"/>
+        </w:rPr>
+        <w:br/>
+        <w:t>Mono.</w:t>
+      </w:r>
+      <w:r>
+        <w:rPr>
+          <w:rFonts w:ascii="Consolas" w:hAnsi="Consolas"/>
+          <w:sz w:val="19"/>
+        </w:rPr>
+        <w:t xml:space="preserve">defer(()-&gt;id.equals("1")?Mono.just(payload(item)):Mono.error(new </w:t>
+      </w:r>
+      <w:r>
+        <w:rPr>
+          <w:rFonts w:ascii="Consolas" w:hAnsi="Consolas"/>
+          <w:sz w:val="19"/>
+        </w:rPr>
+        <w:br/>
+        <w:t>IllegalArgumentException("Delivery not found: "+id)));</w:t>
+      </w:r>
+    </w:p>
+    <w:p>
+      <w:pPr>
+        <w:pStyle w:val="aff9"/>
+        <w:keepNext/>
+        <w:spacing w:line="240" w:lineRule="auto"/>
+        <w:ind w:firstLine="0"/>
+        <w:jc w:val="left"/>
+      </w:pPr>
+      <w:r>
+        <w:rPr>
+          <w:rFonts w:ascii="Consolas" w:hAnsi="Consolas"/>
+          <w:sz w:val="19"/>
+        </w:rPr>
+        <w:t xml:space="preserve">        }</w:t>
+      </w:r>
+    </w:p>
+    <w:p>
+      <w:pPr>
+        <w:pStyle w:val="aff9"/>
+        <w:keepNext/>
+        <w:spacing w:line="240" w:lineRule="auto"/>
+        <w:ind w:firstLine="0"/>
+        <w:jc w:val="left"/>
+      </w:pPr>
+      <w:r>
+        <w:rPr>
+          <w:rFonts w:ascii="Consolas" w:hAnsi="Consolas"/>
+          <w:sz w:val="19"/>
+        </w:rPr>
+        <w:t xml:space="preserve">        @Override public Flux&lt;Payload&gt; requestStream(Payload p) {</w:t>
+      </w:r>
+    </w:p>
+    <w:p>
+      <w:pPr>
+        <w:pStyle w:val="aff9"/>
+        <w:keepNext/>
+        <w:spacing w:line="240" w:lineRule="auto"/>
+        <w:ind w:firstLine="0"/>
+        <w:jc w:val="left"/>
+      </w:pPr>
+      <w:r>
+        <w:rPr>
+          <w:rFonts w:ascii="Consolas" w:hAnsi="Consolas"/>
+          <w:sz w:val="19"/>
+        </w:rPr>
+        <w:t xml:space="preserve">            String id=consume(p); log("SERVER request-strea</w:t>
+      </w:r>
+      <w:r>
+        <w:rPr>
+          <w:rFonts w:ascii="Consolas" w:hAnsi="Consolas"/>
+          <w:sz w:val="19"/>
+        </w:rPr>
+        <w:t>m id="+id);</w:t>
+      </w:r>
+    </w:p>
+    <w:p>
+      <w:pPr>
+        <w:pStyle w:val="aff9"/>
+        <w:keepNext/>
+        <w:spacing w:line="240" w:lineRule="auto"/>
+        <w:ind w:firstLine="0"/>
+        <w:jc w:val="left"/>
+      </w:pPr>
+      <w:r>
+        <w:rPr>
+          <w:rFonts w:ascii="Consolas" w:hAnsi="Consolas"/>
+          <w:sz w:val="19"/>
+        </w:rPr>
+        <w:t xml:space="preserve">            if(!id.equals("1")) return Flux.error(new </w:t>
+      </w:r>
+      <w:r>
+        <w:rPr>
+          <w:rFonts w:ascii="Consolas" w:hAnsi="Consolas"/>
+          <w:sz w:val="19"/>
+        </w:rPr>
+        <w:br/>
+        <w:t>IllegalArgumentException("Delivery not found"));</w:t>
+      </w:r>
+    </w:p>
+    <w:p>
+      <w:pPr>
+        <w:pStyle w:val="aff9"/>
+        <w:keepNext/>
+        <w:spacing w:line="240" w:lineRule="auto"/>
+        <w:ind w:firstLine="0"/>
+        <w:jc w:val="left"/>
+      </w:pPr>
+      <w:r>
+        <w:rPr>
+          <w:rFonts w:ascii="Consolas" w:hAnsi="Consolas"/>
+          <w:sz w:val="19"/>
+        </w:rPr>
+        <w:t xml:space="preserve">            return </w:t>
+      </w:r>
+      <w:r>
+        <w:rPr>
+          <w:rFonts w:ascii="Consolas" w:hAnsi="Consolas"/>
+          <w:sz w:val="19"/>
+        </w:rPr>
+        <w:br/>
+        <w:t>Flux.fromIterable(List.of("CREATED","ACCEPTED","IN_TRANSIT","DELIVERED"))</w:t>
+      </w:r>
+    </w:p>
+    <w:p>
+      <w:pPr>
+        <w:pStyle w:val="aff9"/>
+        <w:keepNext/>
+        <w:spacing w:line="240" w:lineRule="auto"/>
+        <w:ind w:firstLine="0"/>
+        <w:jc w:val="left"/>
+      </w:pPr>
+      <w:r>
+        <w:rPr>
+          <w:rFonts w:ascii="Consolas" w:hAnsi="Consolas"/>
+          <w:sz w:val="19"/>
+        </w:rPr>
+        <w:t xml:space="preserve">                .delayElements(Duration.ofMill</w:t>
+      </w:r>
+      <w:r>
+        <w:rPr>
+          <w:rFonts w:ascii="Consolas" w:hAnsi="Consolas"/>
+          <w:sz w:val="19"/>
+        </w:rPr>
+        <w:t xml:space="preserve">is(350)).map(s-&gt;payload(new </w:t>
+      </w:r>
+      <w:r>
+        <w:rPr>
+          <w:rFonts w:ascii="Consolas" w:hAnsi="Consolas"/>
+          <w:sz w:val="19"/>
+        </w:rPr>
+        <w:br/>
+        <w:t>Delivery(1,101,item.product(),item.address(),s)));</w:t>
+      </w:r>
+    </w:p>
+    <w:p>
+      <w:pPr>
+        <w:pStyle w:val="aff9"/>
+        <w:keepNext/>
+        <w:spacing w:line="240" w:lineRule="auto"/>
+        <w:ind w:firstLine="0"/>
+        <w:jc w:val="left"/>
+      </w:pPr>
+      <w:r>
+        <w:rPr>
+          <w:rFonts w:ascii="Consolas" w:hAnsi="Consolas"/>
+          <w:sz w:val="19"/>
+        </w:rPr>
+        <w:t xml:space="preserve">        }</w:t>
+      </w:r>
+    </w:p>
+    <w:p>
+      <w:pPr>
+        <w:pStyle w:val="aff9"/>
+        <w:keepNext/>
+      </w:pPr>
+      <w:r>
+        <w:t>Источник листинга: src/main/java/ru/kashpirev/RSocketDemo.java, строки 20–29. Переносы длинных строк добавлены для размещения на странице.</w:t>
+      </w:r>
+    </w:p>
+    <w:p>
+      <w:pPr>
+        <w:pStyle w:val="aff9"/>
+        <w:ind w:firstLine="0"/>
+      </w:pPr>
+      <w:hyperlink r:id="rId9" w:anchor="L20">
+        <w:r>
+          <w:t>Открыть этот фрагмент исходного кода</w:t>
+        </w:r>
+      </w:hyperlink>
+    </w:p>
+    <w:p>
+      <w:pPr>
+        <w:pStyle w:val="affc"/>
+        <w:keepNext/>
+      </w:pPr>
+      <w:r>
+        <w:lastRenderedPageBreak/>
+        <w:t>Листинг 2 — Событие без ответа и двусторонний канал</w:t>
+      </w:r>
+    </w:p>
+    <w:p>
+      <w:pPr>
+        <w:pStyle w:val="aff9"/>
+        <w:keepNext/>
+        <w:spacing w:line="240" w:lineRule="auto"/>
+        <w:ind w:firstLine="0"/>
+        <w:jc w:val="left"/>
+      </w:pPr>
+      <w:r>
+        <w:rPr>
+          <w:rFonts w:ascii="Consolas" w:hAnsi="Consolas"/>
+          <w:sz w:val="19"/>
+        </w:rPr>
+        <w:t xml:space="preserve">        @Override public Mono&lt;Void&gt; fireAndForget(Payload p) {</w:t>
+      </w:r>
+    </w:p>
+    <w:p>
+      <w:pPr>
+        <w:pStyle w:val="aff9"/>
+        <w:keepNext/>
+        <w:spacing w:line="240" w:lineRule="auto"/>
+        <w:ind w:firstLine="0"/>
+        <w:jc w:val="left"/>
+      </w:pPr>
+      <w:r>
+        <w:rPr>
+          <w:rFonts w:ascii="Consolas" w:hAnsi="Consolas"/>
+          <w:sz w:val="19"/>
+        </w:rPr>
+        <w:t xml:space="preserve">            String event=consume(p); return Mono.fromRunnable(()-&gt;log("SERVER </w:t>
+      </w:r>
+      <w:r>
+        <w:rPr>
+          <w:rFonts w:ascii="Consolas" w:hAnsi="Consolas"/>
+          <w:sz w:val="19"/>
+        </w:rPr>
+        <w:br/>
+        <w:t>fire-and-forget event="+event));</w:t>
+      </w:r>
+    </w:p>
+    <w:p>
+      <w:pPr>
+        <w:pStyle w:val="aff9"/>
+        <w:keepNext/>
+        <w:spacing w:line="240" w:lineRule="auto"/>
+        <w:ind w:firstLine="0"/>
+        <w:jc w:val="left"/>
+      </w:pPr>
+      <w:r>
+        <w:rPr>
+          <w:rFonts w:ascii="Consolas" w:hAnsi="Consolas"/>
+          <w:sz w:val="19"/>
+        </w:rPr>
+        <w:t xml:space="preserve">        }</w:t>
+      </w:r>
+    </w:p>
+    <w:p>
+      <w:pPr>
+        <w:pStyle w:val="aff9"/>
+        <w:keepNext/>
+        <w:spacing w:line="240" w:lineRule="auto"/>
+        <w:ind w:firstLine="0"/>
+        <w:jc w:val="left"/>
+      </w:pPr>
+      <w:r>
+        <w:rPr>
+          <w:rFonts w:ascii="Consolas" w:hAnsi="Consolas"/>
+          <w:sz w:val="19"/>
+        </w:rPr>
+        <w:t xml:space="preserve">        @Override public Flux&lt;Payload&gt; requestChannel(Publisher&lt;Payload&gt; incoming)</w:t>
+      </w:r>
+      <w:r>
+        <w:rPr>
+          <w:rFonts w:ascii="Consolas" w:hAnsi="Consolas"/>
+          <w:sz w:val="19"/>
+        </w:rPr>
+        <w:br/>
+        <w:t xml:space="preserve"> {</w:t>
+      </w:r>
+    </w:p>
+    <w:p>
+      <w:pPr>
+        <w:pStyle w:val="aff9"/>
+        <w:keepNext/>
+        <w:spacing w:line="240" w:lineRule="auto"/>
+        <w:ind w:firstLine="0"/>
+        <w:jc w:val="left"/>
+      </w:pPr>
+      <w:r>
+        <w:rPr>
+          <w:rFonts w:ascii="Consolas" w:hAnsi="Consolas"/>
+          <w:sz w:val="19"/>
+        </w:rPr>
+        <w:t xml:space="preserve">            return </w:t>
+      </w:r>
+      <w:r>
+        <w:rPr>
+          <w:rFonts w:ascii="Consolas" w:hAnsi="Consolas"/>
+          <w:sz w:val="19"/>
+        </w:rPr>
+        <w:br/>
+        <w:t xml:space="preserve">Flux.from(incoming).map(RSocketDemo::consume).doOnNext(s-&gt;log("SERVER channel </w:t>
+      </w:r>
+      <w:r>
+        <w:rPr>
+          <w:rFonts w:ascii="Consolas" w:hAnsi="Consolas"/>
+          <w:sz w:val="19"/>
+        </w:rPr>
+        <w:br/>
+        <w:t>received="+s))</w:t>
+      </w:r>
+    </w:p>
+    <w:p>
+      <w:pPr>
+        <w:pStyle w:val="aff9"/>
+        <w:keepNext/>
+        <w:spacing w:line="240" w:lineRule="auto"/>
+        <w:ind w:firstLine="0"/>
+        <w:jc w:val="left"/>
+      </w:pPr>
+      <w:r>
+        <w:rPr>
+          <w:rFonts w:ascii="Consolas" w:hAnsi="Consolas"/>
+          <w:sz w:val="19"/>
+        </w:rPr>
+        <w:t xml:space="preserve">                .map(s-&gt;DefaultPayload.create("ack:"+s))</w:t>
+      </w:r>
+      <w:r>
+        <w:rPr>
+          <w:rFonts w:ascii="Consolas" w:hAnsi="Consolas"/>
+          <w:sz w:val="19"/>
+        </w:rPr>
+        <w:t>;</w:t>
+      </w:r>
+    </w:p>
+    <w:p>
+      <w:pPr>
+        <w:pStyle w:val="aff9"/>
+        <w:keepNext/>
+        <w:spacing w:line="240" w:lineRule="auto"/>
+        <w:ind w:firstLine="0"/>
+        <w:jc w:val="left"/>
+      </w:pPr>
+      <w:r>
+        <w:rPr>
+          <w:rFonts w:ascii="Consolas" w:hAnsi="Consolas"/>
+          <w:sz w:val="19"/>
+        </w:rPr>
+        <w:t xml:space="preserve">        }</w:t>
+      </w:r>
+    </w:p>
+    <w:p>
+      <w:pPr>
+        <w:pStyle w:val="aff9"/>
+        <w:keepNext/>
+      </w:pPr>
+      <w:r>
+        <w:t>Источник листинга: src/main/java/ru/kashpirev/RSocketDemo.java, строки 30–36. Переносы длинных строк добавлены для размещения на странице.</w:t>
+      </w:r>
+    </w:p>
+    <w:p>
+      <w:pPr>
+        <w:pStyle w:val="aff9"/>
+        <w:ind w:firstLine="0"/>
+      </w:pPr>
+      <w:hyperlink r:id="rId10" w:anchor="L30">
+        <w:r>
+          <w:t>Открыть этот фрагмент исходного кода</w:t>
+        </w:r>
+      </w:hyperlink>
+    </w:p>
+    <w:p>
+      <w:pPr>
+        <w:pStyle w:val="affc"/>
+        <w:keepNext/>
+      </w:pPr>
+      <w:r>
+        <w:t>Листинг 3 — Обработка результатов и ошибки на клиенте</w:t>
+      </w:r>
+    </w:p>
+    <w:p>
+      <w:pPr>
+        <w:pStyle w:val="aff9"/>
+        <w:keepNext/>
+        <w:spacing w:line="240" w:lineRule="auto"/>
+        <w:ind w:firstLine="0"/>
+        <w:jc w:val="left"/>
+      </w:pPr>
+      <w:r>
+        <w:rPr>
+          <w:rFonts w:ascii="Consolas" w:hAnsi="Consolas"/>
+          <w:sz w:val="19"/>
+        </w:rPr>
+        <w:t xml:space="preserve">            client.requestResponse(DefaultPayload.create("999")).map(RSocketDemo::</w:t>
+      </w:r>
+      <w:r>
+        <w:rPr>
+          <w:rFonts w:ascii="Consolas" w:hAnsi="Consolas"/>
+          <w:sz w:val="19"/>
+        </w:rPr>
+        <w:br/>
+        <w:t>consume).onErrorResume(e-&gt;{log("CLI</w:t>
+      </w:r>
+      <w:r>
+        <w:rPr>
+          <w:rFonts w:ascii="Consolas" w:hAnsi="Consolas"/>
+          <w:sz w:val="19"/>
+        </w:rPr>
+        <w:t xml:space="preserve">ENT HANDLED "+e.getMessage());return </w:t>
+      </w:r>
+      <w:r>
+        <w:rPr>
+          <w:rFonts w:ascii="Consolas" w:hAnsi="Consolas"/>
+          <w:sz w:val="19"/>
+        </w:rPr>
+        <w:br/>
+        <w:t>Mono.empty();}).block();</w:t>
+      </w:r>
+    </w:p>
+    <w:p>
+      <w:pPr>
+        <w:pStyle w:val="aff9"/>
+        <w:keepNext/>
+        <w:spacing w:line="240" w:lineRule="auto"/>
+        <w:ind w:firstLine="0"/>
+        <w:jc w:val="left"/>
+      </w:pPr>
+      <w:r>
+        <w:rPr>
+          <w:rFonts w:ascii="Consolas" w:hAnsi="Consolas"/>
+          <w:sz w:val="19"/>
+        </w:rPr>
+        <w:t xml:space="preserve">            client.requestStream(DefaultPayload.create("1")).map(RSocketDemo::cons</w:t>
+      </w:r>
+      <w:r>
+        <w:rPr>
+          <w:rFonts w:ascii="Consolas" w:hAnsi="Consolas"/>
+          <w:sz w:val="19"/>
+        </w:rPr>
+        <w:br/>
+        <w:t xml:space="preserve">ume).filter(s-&gt;!s.isBlank()).map(String::trim).doOnNext(s-&gt;log("CLIENT STREAM </w:t>
+      </w:r>
+      <w:r>
+        <w:rPr>
+          <w:rFonts w:ascii="Consolas" w:hAnsi="Consolas"/>
+          <w:sz w:val="19"/>
+        </w:rPr>
+        <w:br/>
+        <w:t>"+s)).blockLast();</w:t>
+      </w:r>
+    </w:p>
+    <w:p>
+      <w:pPr>
+        <w:pStyle w:val="aff9"/>
+        <w:keepNext/>
+        <w:spacing w:line="240" w:lineRule="auto"/>
+        <w:ind w:firstLine="0"/>
+        <w:jc w:val="left"/>
+      </w:pPr>
+      <w:r>
+        <w:rPr>
+          <w:rFonts w:ascii="Consolas" w:hAnsi="Consolas"/>
+          <w:sz w:val="19"/>
+        </w:rPr>
+        <w:t xml:space="preserve">            </w:t>
+      </w:r>
+      <w:r>
+        <w:rPr>
+          <w:rFonts w:ascii="Consolas" w:hAnsi="Consolas"/>
+          <w:sz w:val="19"/>
+        </w:rPr>
+        <w:br/>
+        <w:t>client.fireAndForget(DefaultPayload.create("DeliveryViewed:1")).block();</w:t>
+      </w:r>
+    </w:p>
+    <w:p>
+      <w:pPr>
+        <w:pStyle w:val="aff9"/>
+        <w:keepNext/>
+        <w:spacing w:line="240" w:lineRule="auto"/>
+        <w:ind w:firstLine="0"/>
+        <w:jc w:val="left"/>
+      </w:pPr>
+      <w:r>
+        <w:rPr>
+          <w:rFonts w:ascii="Consolas" w:hAnsi="Consolas"/>
+          <w:sz w:val="19"/>
+        </w:rPr>
+        <w:t xml:space="preserve">            client.requestChannel(Flux.just("courier-ready","position:55.75,37.61"</w:t>
+      </w:r>
+      <w:r>
+        <w:rPr>
+          <w:rFonts w:ascii="Consolas" w:hAnsi="Consolas"/>
+          <w:sz w:val="19"/>
+        </w:rPr>
+        <w:br/>
+        <w:t>,"delivered").delayElements(Duration.ofMillis(180)).map(DefaultPayload::create))</w:t>
+      </w:r>
+    </w:p>
+    <w:p>
+      <w:pPr>
+        <w:pStyle w:val="aff9"/>
+        <w:keepNext/>
+        <w:spacing w:line="240" w:lineRule="auto"/>
+        <w:ind w:firstLine="0"/>
+        <w:jc w:val="left"/>
+      </w:pPr>
+      <w:r>
+        <w:rPr>
+          <w:rFonts w:ascii="Consolas" w:hAnsi="Consolas"/>
+          <w:sz w:val="19"/>
+        </w:rPr>
+        <w:t xml:space="preserve">              .map</w:t>
+      </w:r>
+      <w:r>
+        <w:rPr>
+          <w:rFonts w:ascii="Consolas" w:hAnsi="Consolas"/>
+          <w:sz w:val="19"/>
+        </w:rPr>
+        <w:t xml:space="preserve">(RSocketDemo::consume).doOnNext(s-&gt;log("CLIENT CHANNEL </w:t>
+      </w:r>
+      <w:r>
+        <w:rPr>
+          <w:rFonts w:ascii="Consolas" w:hAnsi="Consolas"/>
+          <w:sz w:val="19"/>
+        </w:rPr>
+        <w:br/>
+        <w:t>"+s)).blockLast();</w:t>
+      </w:r>
+    </w:p>
+    <w:p>
+      <w:pPr>
+        <w:pStyle w:val="aff9"/>
+        <w:keepNext/>
+      </w:pPr>
+      <w:r>
+        <w:t>Источник листинга: src/main/java/ru/kashpirev/RSocketDemo.java, строки 47–51. Переносы длинных строк добавлены для размещения на странице.</w:t>
+      </w:r>
+    </w:p>
+    <w:p>
+      <w:pPr>
+        <w:pStyle w:val="aff9"/>
+        <w:ind w:firstLine="0"/>
+      </w:pPr>
+      <w:hyperlink r:id="rId11" w:anchor="L47">
+        <w:r>
+          <w:t>Открыть этот фрагмент исходного кода</w:t>
+        </w:r>
+      </w:hyperlink>
+    </w:p>
+    <w:p>
+      <w:pPr>
+        <w:pStyle w:val="1"/>
+      </w:pPr>
+      <w:bookmarkStart w:id="14" w:name="_Toc242052005"/>
+      <w:r>
+        <w:lastRenderedPageBreak/>
+        <w:t>3 Запуск и проверка результатов</w:t>
+      </w:r>
+      <w:bookmarkEnd w:id="14"/>
+    </w:p>
+    <w:p>
+      <w:pPr>
+        <w:pStyle w:val="21"/>
+      </w:pPr>
+      <w:bookmarkStart w:id="15" w:name="_Toc242052006"/>
+      <w:r>
+        <w:t>3.1 Подготовка окружения и запуск</w:t>
+      </w:r>
+      <w:bookmarkEnd w:id="15"/>
+    </w:p>
+    <w:p>
+      <w:pPr>
+        <w:pStyle w:val="aff9"/>
+      </w:pPr>
+      <w:r>
+        <w:t>Для запуска нужен Docker Desktop с Linux-ко</w:t>
+      </w:r>
+      <w:r>
+        <w:t>нтейнерами. Все необходимые app.jar либо классы включены в проект. Основные Dockerfile используют эти сборки; Maven-исходники и Dockerfile.source позволяют собрать приложение заново.</w:t>
+      </w:r>
+    </w:p>
+    <w:p>
+      <w:pPr>
+        <w:pStyle w:val="aff9"/>
+        <w:spacing w:line="240" w:lineRule="auto"/>
         <w:ind w:firstLine="0"/>
         <w:jc w:val="left"/>
       </w:pPr>
@@ -1438,14 +5076,14 @@
           <w:rFonts w:ascii="Consolas" w:hAnsi="Consolas"/>
           <w:sz w:val="22"/>
         </w:rPr>
-        <w:t xml:space="preserve">docker </w:t>
+        <w:t>docker compose up --build --abort-on-container-exit --exit-code-from rsoc</w:t>
       </w:r>
       <w:r>
         <w:rPr>
           <w:rFonts w:ascii="Consolas" w:hAnsi="Consolas"/>
           <w:sz w:val="22"/>
         </w:rPr>
-        <w:t>compose up --build --abort-on-container-exit --exit-code-from rsocket-demo</w:t>
+        <w:t>ket-demo</w:t>
       </w:r>
     </w:p>
     <w:p>
@@ -1453,45 +5091,814 @@
         <w:pStyle w:val="aff9"/>
       </w:pPr>
       <w:r>
-        <w:t>Команды выполняются из папки соответствующей практики. Для №2 и №3 требуется Java 21; скомпилированные классы и зависимости приложены. Для контейнерных проектов требуется Docker Des</w:t>
-      </w:r>
-      <w:r>
-        <w:t>ktop. Dockerfile использует готовые файлы сборки; пересборка исходного кода выполняется Maven или через Dockerfile.source.</w:t>
+        <w:t>Команды выполняются из папки соответствующей практики. Первичный запуск контейнеров может потребовать загрузки базовых образов. Фактические результаты ниже сохранены 4 октября 2026 года.</w:t>
       </w:r>
     </w:p>
     <w:p>
       <w:pPr>
-        <w:pStyle w:val="aff9"/>
-      </w:pPr>
-      <w:r>
-        <w:t>Все четыре модели выполнены. Request Stream доставил четыре состояния между 15:33:44.475 и 15:33:45.565 UTC, что подтверждает постепе</w:t>
-      </w:r>
-      <w:r>
-        <w:t>нную передачу. Клиент обработал запрос отсутствующей доставки 999, принял три подтверждения Channel и завершился с кодом 0 и строкой ALL FOUR MODELS COMPLETE.</w:t>
-      </w:r>
+        <w:pStyle w:val="21"/>
+      </w:pPr>
+      <w:bookmarkStart w:id="16" w:name="_Toc242052007"/>
+      <w:r>
+        <w:t>3.2 Сценарии и ожидаемые результаты</w:t>
+      </w:r>
+      <w:bookmarkEnd w:id="16"/>
     </w:p>
     <w:p>
       <w:pPr>
+        <w:pStyle w:val="affc"/>
+        <w:keepNext/>
+      </w:pPr>
+      <w:r>
+        <w:t>Таблица 3 — Проверки про</w:t>
+      </w:r>
+      <w:r>
+        <w:t>граммы</w:t>
+      </w:r>
+    </w:p>
+    <w:tbl>
+      <w:tblPr>
+        <w:tblW w:w="0" w:type="auto"/>
+        <w:jc w:val="center"/>
+        <w:tblLayout w:type="fixed"/>
+        <w:tblLook w:val="04A0" w:firstRow="1" w:lastRow="0" w:firstColumn="1" w:lastColumn="0" w:noHBand="0" w:noVBand="1"/>
+      </w:tblPr>
+      <w:tblGrid>
+        <w:gridCol w:w="2324"/>
+        <w:gridCol w:w="3231"/>
+        <w:gridCol w:w="3798"/>
+      </w:tblGrid>
+      <w:tr>
+        <w:trPr>
+          <w:cantSplit/>
+          <w:tblHeader/>
+          <w:jc w:val="center"/>
+        </w:trPr>
+        <w:tc>
+          <w:tcPr>
+            <w:tcW w:w="2324" w:type="dxa"/>
+            <w:tcBorders>
+              <w:top w:val="single" w:sz="4" w:space="0" w:color="D9D9D9"/>
+              <w:left w:val="single" w:sz="4" w:space="0" w:color="D9D9D9"/>
+              <w:bottom w:val="single" w:sz="4" w:space="0" w:color="D9D9D9"/>
+              <w:right w:val="single" w:sz="4" w:space="0" w:color="D9D9D9"/>
+            </w:tcBorders>
+            <w:shd w:val="clear" w:color="auto" w:fill="EEEEEE"/>
+            <w:tcMar>
+              <w:top w:w="70" w:type="dxa"/>
+              <w:left w:w="90" w:type="dxa"/>
+              <w:bottom w:w="70" w:type="dxa"/>
+              <w:right w:w="90" w:type="dxa"/>
+            </w:tcMar>
+            <w:vAlign w:val="center"/>
+          </w:tcPr>
+          <w:p>
+            <w:pPr>
+              <w:spacing w:before="40" w:after="40" w:line="264" w:lineRule="auto"/>
+              <w:ind w:firstLine="0"/>
+              <w:jc w:val="left"/>
+            </w:pPr>
+            <w:r>
+              <w:rPr>
+                <w:b/>
+                <w:sz w:val="24"/>
+              </w:rPr>
+              <w:t>Проверка</w:t>
+            </w:r>
+          </w:p>
+        </w:tc>
+        <w:tc>
+          <w:tcPr>
+            <w:tcW w:w="3231" w:type="dxa"/>
+            <w:tcBorders>
+              <w:top w:val="single" w:sz="4" w:space="0" w:color="D9D9D9"/>
+              <w:left w:val="single" w:sz="4" w:space="0" w:color="D9D9D9"/>
+              <w:bottom w:val="single" w:sz="4" w:space="0" w:color="D9D9D9"/>
+              <w:right w:val="single" w:sz="4" w:space="0" w:color="D9D9D9"/>
+            </w:tcBorders>
+            <w:shd w:val="clear" w:color="auto" w:fill="EEEEEE"/>
+            <w:tcMar>
+              <w:top w:w="70" w:type="dxa"/>
+              <w:left w:w="90" w:type="dxa"/>
+              <w:bottom w:w="70" w:type="dxa"/>
+              <w:right w:w="90" w:type="dxa"/>
+            </w:tcMar>
+            <w:vAlign w:val="center"/>
+          </w:tcPr>
+          <w:p>
+            <w:pPr>
+              <w:spacing w:before="40" w:after="40" w:line="264" w:lineRule="auto"/>
+              <w:ind w:firstLine="0"/>
+              <w:jc w:val="left"/>
+            </w:pPr>
+            <w:r>
+              <w:rPr>
+                <w:b/>
+                <w:sz w:val="24"/>
+              </w:rPr>
+              <w:t>Действие или данные</w:t>
+            </w:r>
+          </w:p>
+        </w:tc>
+        <w:tc>
+          <w:tcPr>
+            <w:tcW w:w="3798" w:type="dxa"/>
+            <w:tcBorders>
+              <w:top w:val="single" w:sz="4" w:space="0" w:color="D9D9D9"/>
+              <w:left w:val="single" w:sz="4" w:space="0" w:color="D9D9D9"/>
+              <w:bottom w:val="single" w:sz="4" w:space="0" w:color="D9D9D9"/>
+              <w:right w:val="single" w:sz="4" w:space="0" w:color="D9D9D9"/>
+            </w:tcBorders>
+            <w:shd w:val="clear" w:color="auto" w:fill="EEEEEE"/>
+            <w:tcMar>
+              <w:top w:w="70" w:type="dxa"/>
+              <w:left w:w="90" w:type="dxa"/>
+              <w:bottom w:w="70" w:type="dxa"/>
+              <w:right w:w="90" w:type="dxa"/>
+            </w:tcMar>
+            <w:vAlign w:val="center"/>
+          </w:tcPr>
+          <w:p>
+            <w:pPr>
+              <w:spacing w:before="40" w:after="40" w:line="264" w:lineRule="auto"/>
+              <w:ind w:firstLine="0"/>
+              <w:jc w:val="left"/>
+            </w:pPr>
+            <w:r>
+              <w:rPr>
+                <w:b/>
+                <w:sz w:val="24"/>
+              </w:rPr>
+              <w:t>Фактический результат</w:t>
+            </w:r>
+          </w:p>
+        </w:tc>
+      </w:tr>
+      <w:tr>
+        <w:trPr>
+          <w:cantSplit/>
+          <w:jc w:val="center"/>
+        </w:trPr>
+        <w:tc>
+          <w:tcPr>
+            <w:tcW w:w="2324" w:type="dxa"/>
+            <w:tcBorders>
+              <w:top w:val="single" w:sz="4" w:space="0" w:color="D9D9D9"/>
+              <w:left w:val="single" w:sz="4" w:space="0" w:color="D9D9D9"/>
+              <w:bottom w:val="single" w:sz="4" w:space="0" w:color="D9D9D9"/>
+              <w:right w:val="single" w:sz="4" w:space="0" w:color="D9D9D9"/>
+            </w:tcBorders>
+            <w:tcMar>
+              <w:top w:w="70" w:type="dxa"/>
+              <w:left w:w="90" w:type="dxa"/>
+              <w:bottom w:w="70" w:type="dxa"/>
+              <w:right w:w="90" w:type="dxa"/>
+            </w:tcMar>
+            <w:vAlign w:val="center"/>
+          </w:tcPr>
+          <w:p>
+            <w:pPr>
+              <w:spacing w:before="40" w:after="40" w:line="264" w:lineRule="auto"/>
+              <w:ind w:firstLine="0"/>
+              <w:jc w:val="left"/>
+            </w:pPr>
+            <w:r>
+              <w:rPr>
+                <w:sz w:val="24"/>
+              </w:rPr>
+              <w:t>Получение объекта</w:t>
+            </w:r>
+          </w:p>
+        </w:tc>
+        <w:tc>
+          <w:tcPr>
+            <w:tcW w:w="3231" w:type="dxa"/>
+            <w:tcBorders>
+              <w:top w:val="single" w:sz="4" w:space="0" w:color="D9D9D9"/>
+              <w:left w:val="single" w:sz="4" w:space="0" w:color="D9D9D9"/>
+              <w:bottom w:val="single" w:sz="4" w:space="0" w:color="D9D9D9"/>
+              <w:right w:val="single" w:sz="4" w:space="0" w:color="D9D9D9"/>
+            </w:tcBorders>
+            <w:tcMar>
+              <w:top w:w="70" w:type="dxa"/>
+              <w:left w:w="90" w:type="dxa"/>
+              <w:bottom w:w="70" w:type="dxa"/>
+              <w:right w:w="90" w:type="dxa"/>
+            </w:tcMar>
+            <w:vAlign w:val="center"/>
+          </w:tcPr>
+          <w:p>
+            <w:pPr>
+              <w:spacing w:before="40" w:after="40" w:line="264" w:lineRule="auto"/>
+              <w:ind w:firstLine="0"/>
+              <w:jc w:val="left"/>
+            </w:pPr>
+            <w:r>
+              <w:rPr>
+                <w:sz w:val="24"/>
+              </w:rPr>
+              <w:t>requestResponse("1")</w:t>
+            </w:r>
+          </w:p>
+        </w:tc>
+        <w:tc>
+          <w:tcPr>
+            <w:tcW w:w="3798" w:type="dxa"/>
+            <w:tcBorders>
+              <w:top w:val="single" w:sz="4" w:space="0" w:color="D9D9D9"/>
+              <w:left w:val="single" w:sz="4" w:space="0" w:color="D9D9D9"/>
+              <w:bottom w:val="single" w:sz="4" w:space="0" w:color="D9D9D9"/>
+              <w:right w:val="single" w:sz="4" w:space="0" w:color="D9D9D9"/>
+            </w:tcBorders>
+            <w:tcMar>
+              <w:top w:w="70" w:type="dxa"/>
+              <w:left w:w="90" w:type="dxa"/>
+              <w:bottom w:w="70" w:type="dxa"/>
+              <w:right w:w="90" w:type="dxa"/>
+            </w:tcMar>
+            <w:vAlign w:val="center"/>
+          </w:tcPr>
+          <w:p>
+            <w:pPr>
+              <w:spacing w:before="40" w:after="40" w:line="264" w:lineRule="auto"/>
+              <w:ind w:firstLine="0"/>
+              <w:jc w:val="left"/>
+            </w:pPr>
+            <w:r>
+              <w:rPr>
+                <w:sz w:val="24"/>
+              </w:rPr>
+              <w:t>id 1, orderId 101, CREATED</w:t>
+            </w:r>
+          </w:p>
+        </w:tc>
+      </w:tr>
+      <w:tr>
+        <w:trPr>
+          <w:cantSplit/>
+          <w:jc w:val="center"/>
+        </w:trPr>
+        <w:tc>
+          <w:tcPr>
+            <w:tcW w:w="2324" w:type="dxa"/>
+            <w:tcBorders>
+              <w:top w:val="single" w:sz="4" w:space="0" w:color="D9D9D9"/>
+              <w:left w:val="single" w:sz="4" w:space="0" w:color="D9D9D9"/>
+              <w:bottom w:val="single" w:sz="4" w:space="0" w:color="D9D9D9"/>
+              <w:right w:val="single" w:sz="4" w:space="0" w:color="D9D9D9"/>
+            </w:tcBorders>
+            <w:tcMar>
+              <w:top w:w="70" w:type="dxa"/>
+              <w:left w:w="90" w:type="dxa"/>
+              <w:bottom w:w="70" w:type="dxa"/>
+              <w:right w:w="90" w:type="dxa"/>
+            </w:tcMar>
+            <w:vAlign w:val="center"/>
+          </w:tcPr>
+          <w:p>
+            <w:pPr>
+              <w:spacing w:before="40" w:after="40" w:line="264" w:lineRule="auto"/>
+              <w:ind w:firstLine="0"/>
+              <w:jc w:val="left"/>
+            </w:pPr>
+            <w:r>
+              <w:rPr>
+                <w:sz w:val="24"/>
+              </w:rPr>
+              <w:t>Отсутствующий объект</w:t>
+            </w:r>
+          </w:p>
+        </w:tc>
+        <w:tc>
+          <w:tcPr>
+            <w:tcW w:w="3231" w:type="dxa"/>
+            <w:tcBorders>
+              <w:top w:val="single" w:sz="4" w:space="0" w:color="D9D9D9"/>
+              <w:left w:val="single" w:sz="4" w:space="0" w:color="D9D9D9"/>
+              <w:bottom w:val="single" w:sz="4" w:space="0" w:color="D9D9D9"/>
+              <w:right w:val="single" w:sz="4" w:space="0" w:color="D9D9D9"/>
+            </w:tcBorders>
+            <w:tcMar>
+              <w:top w:w="70" w:type="dxa"/>
+              <w:left w:w="90" w:type="dxa"/>
+              <w:bottom w:w="70" w:type="dxa"/>
+              <w:right w:w="90" w:type="dxa"/>
+            </w:tcMar>
+            <w:vAlign w:val="center"/>
+          </w:tcPr>
+          <w:p>
+            <w:pPr>
+              <w:spacing w:before="40" w:after="40" w:line="264" w:lineRule="auto"/>
+              <w:ind w:firstLine="0"/>
+              <w:jc w:val="left"/>
+            </w:pPr>
+            <w:r>
+              <w:rPr>
+                <w:sz w:val="24"/>
+              </w:rPr>
+              <w:t>requestResponse("999")</w:t>
+            </w:r>
+          </w:p>
+        </w:tc>
+        <w:tc>
+          <w:tcPr>
+            <w:tcW w:w="3798" w:type="dxa"/>
+            <w:tcBorders>
+              <w:top w:val="single" w:sz="4" w:space="0" w:color="D9D9D9"/>
+              <w:left w:val="single" w:sz="4" w:space="0" w:color="D9D9D9"/>
+              <w:bottom w:val="single" w:sz="4" w:space="0" w:color="D9D9D9"/>
+              <w:right w:val="single" w:sz="4" w:space="0" w:color="D9D9D9"/>
+            </w:tcBorders>
+            <w:tcMar>
+              <w:top w:w="70" w:type="dxa"/>
+              <w:left w:w="90" w:type="dxa"/>
+              <w:bottom w:w="70" w:type="dxa"/>
+              <w:right w:w="90" w:type="dxa"/>
+            </w:tcMar>
+            <w:vAlign w:val="center"/>
+          </w:tcPr>
+          <w:p>
+            <w:pPr>
+              <w:spacing w:before="40" w:after="40" w:line="264" w:lineRule="auto"/>
+              <w:ind w:firstLine="0"/>
+              <w:jc w:val="left"/>
+            </w:pPr>
+            <w:r>
+              <w:rPr>
+                <w:sz w:val="24"/>
+              </w:rPr>
+              <w:t>Delivery not found; работа продолжена</w:t>
+            </w:r>
+          </w:p>
+        </w:tc>
+      </w:tr>
+      <w:tr>
+        <w:trPr>
+          <w:cantSplit/>
+          <w:jc w:val="center"/>
+        </w:trPr>
+        <w:tc>
+          <w:tcPr>
+            <w:tcW w:w="2324" w:type="dxa"/>
+            <w:tcBorders>
+              <w:top w:val="single" w:sz="4" w:space="0" w:color="D9D9D9"/>
+              <w:left w:val="single" w:sz="4" w:space="0" w:color="D9D9D9"/>
+              <w:bottom w:val="single" w:sz="4" w:space="0" w:color="D9D9D9"/>
+              <w:right w:val="single" w:sz="4" w:space="0" w:color="D9D9D9"/>
+            </w:tcBorders>
+            <w:tcMar>
+              <w:top w:w="70" w:type="dxa"/>
+              <w:left w:w="90" w:type="dxa"/>
+              <w:bottom w:w="70" w:type="dxa"/>
+              <w:right w:w="90" w:type="dxa"/>
+            </w:tcMar>
+            <w:vAlign w:val="center"/>
+          </w:tcPr>
+          <w:p>
+            <w:pPr>
+              <w:spacing w:before="40" w:after="40" w:line="264" w:lineRule="auto"/>
+              <w:ind w:firstLine="0"/>
+              <w:jc w:val="left"/>
+            </w:pPr>
+            <w:r>
+              <w:rPr>
+                <w:sz w:val="24"/>
+              </w:rPr>
+              <w:t>Поток</w:t>
+            </w:r>
+          </w:p>
+        </w:tc>
+        <w:tc>
+          <w:tcPr>
+            <w:tcW w:w="3231" w:type="dxa"/>
+            <w:tcBorders>
+              <w:top w:val="single" w:sz="4" w:space="0" w:color="D9D9D9"/>
+              <w:left w:val="single" w:sz="4" w:space="0" w:color="D9D9D9"/>
+              <w:bottom w:val="single" w:sz="4" w:space="0" w:color="D9D9D9"/>
+              <w:right w:val="single" w:sz="4" w:space="0" w:color="D9D9D9"/>
+            </w:tcBorders>
+            <w:tcMar>
+              <w:top w:w="70" w:type="dxa"/>
+              <w:left w:w="90" w:type="dxa"/>
+              <w:bottom w:w="70" w:type="dxa"/>
+              <w:right w:w="90" w:type="dxa"/>
+            </w:tcMar>
+            <w:vAlign w:val="center"/>
+          </w:tcPr>
+          <w:p>
+            <w:pPr>
+              <w:spacing w:before="40" w:after="40" w:line="264" w:lineRule="auto"/>
+              <w:ind w:firstLine="0"/>
+              <w:jc w:val="left"/>
+            </w:pPr>
+            <w:r>
+              <w:rPr>
+                <w:sz w:val="24"/>
+              </w:rPr>
+              <w:t>requestStream("1")</w:t>
+            </w:r>
+          </w:p>
+        </w:tc>
+        <w:tc>
+          <w:tcPr>
+            <w:tcW w:w="3798" w:type="dxa"/>
+            <w:tcBorders>
+              <w:top w:val="single" w:sz="4" w:space="0" w:color="D9D9D9"/>
+              <w:left w:val="single" w:sz="4" w:space="0" w:color="D9D9D9"/>
+              <w:bottom w:val="single" w:sz="4" w:space="0" w:color="D9D9D9"/>
+              <w:right w:val="single" w:sz="4" w:space="0" w:color="D9D9D9"/>
+            </w:tcBorders>
+            <w:tcMar>
+              <w:top w:w="70" w:type="dxa"/>
+              <w:left w:w="90" w:type="dxa"/>
+              <w:bottom w:w="70" w:type="dxa"/>
+              <w:right w:w="90" w:type="dxa"/>
+            </w:tcMar>
+            <w:vAlign w:val="center"/>
+          </w:tcPr>
+          <w:p>
+            <w:pPr>
+              <w:spacing w:before="40" w:after="40" w:line="264" w:lineRule="auto"/>
+              <w:ind w:firstLine="0"/>
+              <w:jc w:val="left"/>
+            </w:pPr>
+            <w:r>
+              <w:rPr>
+                <w:sz w:val="24"/>
+              </w:rPr>
+              <w:t xml:space="preserve">CREATED, </w:t>
+            </w:r>
+            <w:r>
+              <w:rPr>
+                <w:sz w:val="24"/>
+              </w:rPr>
+              <w:t>ACCEPTED, IN_TRANSIT, DELIVERED</w:t>
+            </w:r>
+          </w:p>
+        </w:tc>
+      </w:tr>
+      <w:tr>
+        <w:trPr>
+          <w:cantSplit/>
+          <w:jc w:val="center"/>
+        </w:trPr>
+        <w:tc>
+          <w:tcPr>
+            <w:tcW w:w="2324" w:type="dxa"/>
+            <w:tcBorders>
+              <w:top w:val="single" w:sz="4" w:space="0" w:color="D9D9D9"/>
+              <w:left w:val="single" w:sz="4" w:space="0" w:color="D9D9D9"/>
+              <w:bottom w:val="single" w:sz="4" w:space="0" w:color="D9D9D9"/>
+              <w:right w:val="single" w:sz="4" w:space="0" w:color="D9D9D9"/>
+            </w:tcBorders>
+            <w:tcMar>
+              <w:top w:w="70" w:type="dxa"/>
+              <w:left w:w="90" w:type="dxa"/>
+              <w:bottom w:w="70" w:type="dxa"/>
+              <w:right w:w="90" w:type="dxa"/>
+            </w:tcMar>
+            <w:vAlign w:val="center"/>
+          </w:tcPr>
+          <w:p>
+            <w:pPr>
+              <w:spacing w:before="40" w:after="40" w:line="264" w:lineRule="auto"/>
+              <w:ind w:firstLine="0"/>
+              <w:jc w:val="left"/>
+            </w:pPr>
+            <w:r>
+              <w:rPr>
+                <w:sz w:val="24"/>
+              </w:rPr>
+              <w:t>Событие</w:t>
+            </w:r>
+          </w:p>
+        </w:tc>
+        <w:tc>
+          <w:tcPr>
+            <w:tcW w:w="3231" w:type="dxa"/>
+            <w:tcBorders>
+              <w:top w:val="single" w:sz="4" w:space="0" w:color="D9D9D9"/>
+              <w:left w:val="single" w:sz="4" w:space="0" w:color="D9D9D9"/>
+              <w:bottom w:val="single" w:sz="4" w:space="0" w:color="D9D9D9"/>
+              <w:right w:val="single" w:sz="4" w:space="0" w:color="D9D9D9"/>
+            </w:tcBorders>
+            <w:tcMar>
+              <w:top w:w="70" w:type="dxa"/>
+              <w:left w:w="90" w:type="dxa"/>
+              <w:bottom w:w="70" w:type="dxa"/>
+              <w:right w:w="90" w:type="dxa"/>
+            </w:tcMar>
+            <w:vAlign w:val="center"/>
+          </w:tcPr>
+          <w:p>
+            <w:pPr>
+              <w:spacing w:before="40" w:after="40" w:line="264" w:lineRule="auto"/>
+              <w:ind w:firstLine="0"/>
+              <w:jc w:val="left"/>
+            </w:pPr>
+            <w:r>
+              <w:rPr>
+                <w:sz w:val="24"/>
+              </w:rPr>
+              <w:t>DeliveryViewed:1</w:t>
+            </w:r>
+          </w:p>
+        </w:tc>
+        <w:tc>
+          <w:tcPr>
+            <w:tcW w:w="3798" w:type="dxa"/>
+            <w:tcBorders>
+              <w:top w:val="single" w:sz="4" w:space="0" w:color="D9D9D9"/>
+              <w:left w:val="single" w:sz="4" w:space="0" w:color="D9D9D9"/>
+              <w:bottom w:val="single" w:sz="4" w:space="0" w:color="D9D9D9"/>
+              <w:right w:val="single" w:sz="4" w:space="0" w:color="D9D9D9"/>
+            </w:tcBorders>
+            <w:tcMar>
+              <w:top w:w="70" w:type="dxa"/>
+              <w:left w:w="90" w:type="dxa"/>
+              <w:bottom w:w="70" w:type="dxa"/>
+              <w:right w:w="90" w:type="dxa"/>
+            </w:tcMar>
+            <w:vAlign w:val="center"/>
+          </w:tcPr>
+          <w:p>
+            <w:pPr>
+              <w:spacing w:before="40" w:after="40" w:line="264" w:lineRule="auto"/>
+              <w:ind w:firstLine="0"/>
+              <w:jc w:val="left"/>
+            </w:pPr>
+            <w:r>
+              <w:rPr>
+                <w:sz w:val="24"/>
+              </w:rPr>
+              <w:t>SERVER fire-and-forget</w:t>
+            </w:r>
+          </w:p>
+        </w:tc>
+      </w:tr>
+      <w:tr>
+        <w:trPr>
+          <w:cantSplit/>
+          <w:jc w:val="center"/>
+        </w:trPr>
+        <w:tc>
+          <w:tcPr>
+            <w:tcW w:w="2324" w:type="dxa"/>
+            <w:tcBorders>
+              <w:top w:val="single" w:sz="4" w:space="0" w:color="D9D9D9"/>
+              <w:left w:val="single" w:sz="4" w:space="0" w:color="D9D9D9"/>
+              <w:bottom w:val="single" w:sz="4" w:space="0" w:color="D9D9D9"/>
+              <w:right w:val="single" w:sz="4" w:space="0" w:color="D9D9D9"/>
+            </w:tcBorders>
+            <w:tcMar>
+              <w:top w:w="70" w:type="dxa"/>
+              <w:left w:w="90" w:type="dxa"/>
+              <w:bottom w:w="70" w:type="dxa"/>
+              <w:right w:w="90" w:type="dxa"/>
+            </w:tcMar>
+            <w:vAlign w:val="center"/>
+          </w:tcPr>
+          <w:p>
+            <w:pPr>
+              <w:spacing w:before="40" w:after="40" w:line="264" w:lineRule="auto"/>
+              <w:ind w:firstLine="0"/>
+              <w:jc w:val="left"/>
+            </w:pPr>
+            <w:r>
+              <w:rPr>
+                <w:sz w:val="24"/>
+              </w:rPr>
+              <w:t>Канал</w:t>
+            </w:r>
+          </w:p>
+        </w:tc>
+        <w:tc>
+          <w:tcPr>
+            <w:tcW w:w="3231" w:type="dxa"/>
+            <w:tcBorders>
+              <w:top w:val="single" w:sz="4" w:space="0" w:color="D9D9D9"/>
+              <w:left w:val="single" w:sz="4" w:space="0" w:color="D9D9D9"/>
+              <w:bottom w:val="single" w:sz="4" w:space="0" w:color="D9D9D9"/>
+              <w:right w:val="single" w:sz="4" w:space="0" w:color="D9D9D9"/>
+            </w:tcBorders>
+            <w:tcMar>
+              <w:top w:w="70" w:type="dxa"/>
+              <w:left w:w="90" w:type="dxa"/>
+              <w:bottom w:w="70" w:type="dxa"/>
+              <w:right w:w="90" w:type="dxa"/>
+            </w:tcMar>
+            <w:vAlign w:val="center"/>
+          </w:tcPr>
+          <w:p>
+            <w:pPr>
+              <w:spacing w:before="40" w:after="40" w:line="264" w:lineRule="auto"/>
+              <w:ind w:firstLine="0"/>
+              <w:jc w:val="left"/>
+            </w:pPr>
+            <w:r>
+              <w:rPr>
+                <w:sz w:val="24"/>
+              </w:rPr>
+              <w:t>Три сообщения курьера</w:t>
+            </w:r>
+          </w:p>
+        </w:tc>
+        <w:tc>
+          <w:tcPr>
+            <w:tcW w:w="3798" w:type="dxa"/>
+            <w:tcBorders>
+              <w:top w:val="single" w:sz="4" w:space="0" w:color="D9D9D9"/>
+              <w:left w:val="single" w:sz="4" w:space="0" w:color="D9D9D9"/>
+              <w:bottom w:val="single" w:sz="4" w:space="0" w:color="D9D9D9"/>
+              <w:right w:val="single" w:sz="4" w:space="0" w:color="D9D9D9"/>
+            </w:tcBorders>
+            <w:tcMar>
+              <w:top w:w="70" w:type="dxa"/>
+              <w:left w:w="90" w:type="dxa"/>
+              <w:bottom w:w="70" w:type="dxa"/>
+              <w:right w:w="90" w:type="dxa"/>
+            </w:tcMar>
+            <w:vAlign w:val="center"/>
+          </w:tcPr>
+          <w:p>
+            <w:pPr>
+              <w:spacing w:before="40" w:after="40" w:line="264" w:lineRule="auto"/>
+              <w:ind w:firstLine="0"/>
+              <w:jc w:val="left"/>
+            </w:pPr>
+            <w:r>
+              <w:rPr>
+                <w:sz w:val="24"/>
+              </w:rPr>
+              <w:t>Три подтверждения ack</w:t>
+            </w:r>
+          </w:p>
+        </w:tc>
+      </w:tr>
+      <w:tr>
+        <w:trPr>
+          <w:cantSplit/>
+          <w:jc w:val="center"/>
+        </w:trPr>
+        <w:tc>
+          <w:tcPr>
+            <w:tcW w:w="2324" w:type="dxa"/>
+            <w:tcBorders>
+              <w:top w:val="single" w:sz="4" w:space="0" w:color="D9D9D9"/>
+              <w:left w:val="single" w:sz="4" w:space="0" w:color="D9D9D9"/>
+              <w:bottom w:val="single" w:sz="4" w:space="0" w:color="D9D9D9"/>
+              <w:right w:val="single" w:sz="4" w:space="0" w:color="D9D9D9"/>
+            </w:tcBorders>
+            <w:tcMar>
+              <w:top w:w="70" w:type="dxa"/>
+              <w:left w:w="90" w:type="dxa"/>
+              <w:bottom w:w="70" w:type="dxa"/>
+              <w:right w:w="90" w:type="dxa"/>
+            </w:tcMar>
+            <w:vAlign w:val="center"/>
+          </w:tcPr>
+          <w:p>
+            <w:pPr>
+              <w:spacing w:before="40" w:after="40" w:line="264" w:lineRule="auto"/>
+              <w:ind w:firstLine="0"/>
+              <w:jc w:val="left"/>
+            </w:pPr>
+            <w:r>
+              <w:rPr>
+                <w:sz w:val="24"/>
+              </w:rPr>
+              <w:t>Завершение</w:t>
+            </w:r>
+          </w:p>
+        </w:tc>
+        <w:tc>
+          <w:tcPr>
+            <w:tcW w:w="3231" w:type="dxa"/>
+            <w:tcBorders>
+              <w:top w:val="single" w:sz="4" w:space="0" w:color="D9D9D9"/>
+              <w:left w:val="single" w:sz="4" w:space="0" w:color="D9D9D9"/>
+              <w:bottom w:val="single" w:sz="4" w:space="0" w:color="D9D9D9"/>
+              <w:right w:val="single" w:sz="4" w:space="0" w:color="D9D9D9"/>
+            </w:tcBorders>
+            <w:tcMar>
+              <w:top w:w="70" w:type="dxa"/>
+              <w:left w:w="90" w:type="dxa"/>
+              <w:bottom w:w="70" w:type="dxa"/>
+              <w:right w:w="90" w:type="dxa"/>
+            </w:tcMar>
+            <w:vAlign w:val="center"/>
+          </w:tcPr>
+          <w:p>
+            <w:pPr>
+              <w:spacing w:before="40" w:after="40" w:line="264" w:lineRule="auto"/>
+              <w:ind w:firstLine="0"/>
+              <w:jc w:val="left"/>
+            </w:pPr>
+            <w:r>
+              <w:rPr>
+                <w:sz w:val="24"/>
+              </w:rPr>
+              <w:t>После всех цепочек</w:t>
+            </w:r>
+          </w:p>
+        </w:tc>
+        <w:tc>
+          <w:tcPr>
+            <w:tcW w:w="3798" w:type="dxa"/>
+            <w:tcBorders>
+              <w:top w:val="single" w:sz="4" w:space="0" w:color="D9D9D9"/>
+              <w:left w:val="single" w:sz="4" w:space="0" w:color="D9D9D9"/>
+              <w:bottom w:val="single" w:sz="4" w:space="0" w:color="D9D9D9"/>
+              <w:right w:val="single" w:sz="4" w:space="0" w:color="D9D9D9"/>
+            </w:tcBorders>
+            <w:tcMar>
+              <w:top w:w="70" w:type="dxa"/>
+              <w:left w:w="90" w:type="dxa"/>
+              <w:bottom w:w="70" w:type="dxa"/>
+              <w:right w:w="90" w:type="dxa"/>
+            </w:tcMar>
+            <w:vAlign w:val="center"/>
+          </w:tcPr>
+          <w:p>
+            <w:pPr>
+              <w:spacing w:before="40" w:after="40" w:line="264" w:lineRule="auto"/>
+              <w:ind w:firstLine="0"/>
+              <w:jc w:val="left"/>
+            </w:pPr>
+            <w:r>
+              <w:rPr>
+                <w:sz w:val="24"/>
+              </w:rPr>
+              <w:t>ALL FOUR MODELS COMPLETE; exit 0</w:t>
+            </w:r>
+          </w:p>
+        </w:tc>
+      </w:tr>
+    </w:tbl>
+    <w:p/>
+    <w:p>
+      <w:pPr>
         <w:pStyle w:val="aff9"/>
       </w:pPr>
       <w:r>
-        <w:t>Проверка выполнена 4 октября 2026 года. Рисунки ниже являются снимками окна просмотра сохранённых</w:t>
-      </w:r>
-      <w:r>
-        <w:t xml:space="preserve"> фактических логов. Полный вывод находится в run.log. Исходные снимки высокого разрешения находятся в screenshots.</w:t>
+        <w:t xml:space="preserve">Время первого элемента потока — </w:t>
+      </w:r>
+      <w:r>
+        <w:t xml:space="preserve">15:33:44.475669170 UTC, последнего — 15:33:45.565925504 UTC. Между ними переданы ACCEPTED и IN_TRANSIT; общая продолжительность около 1,09 секунды. Это соответствует трём интервалам между четырьмя результатами и показывает, </w:t>
+      </w:r>
+      <w:r>
+        <w:lastRenderedPageBreak/>
+        <w:t>что клиент получает обновления п</w:t>
+      </w:r>
+      <w:r>
+        <w:t>оследовательно, а не после накопления готового массива.</w:t>
       </w:r>
     </w:p>
     <w:p>
       <w:pPr>
+        <w:pStyle w:val="aff9"/>
+      </w:pPr>
+      <w:r>
+        <w:t>В логах серверные операции и клиентские ответы связаны одинаковыми идентификаторами и данными. Имена reactor-tcp-epoll отражают выполнение сетевого обмена в контейнере. Ошибка 999 находится перед успе</w:t>
+      </w:r>
+      <w:r>
+        <w:t>шным Request-Stream и Channel: продолжение после неё непосредственно подтверждено протоколом. Fire-and-Forget подтверждён получением события сервером, но не измерением его устойчивого сохранения.</w:t>
+      </w:r>
+    </w:p>
+    <w:p>
+      <w:pPr>
         <w:pStyle w:val="21"/>
+      </w:pPr>
+      <w:bookmarkStart w:id="17" w:name="_Toc242052008"/>
+      <w:r>
+        <w:t>3.3 Скриншоты выполнения</w:t>
+      </w:r>
+      <w:bookmarkEnd w:id="17"/>
+    </w:p>
+    <w:p>
+      <w:pPr>
+        <w:pStyle w:val="aff9"/>
+      </w:pPr>
+      <w:r>
+        <w:t>Рисунки показывают окно просмотра ф</w:t>
+      </w:r>
+      <w:r>
+        <w:t>актических сохранённых протоколов выполненного приложения. Полные журналы и оригинальные изображения находятся в проекте.</w:t>
+      </w:r>
+    </w:p>
+    <w:p>
+      <w:pPr>
+        <w:pStyle w:val="aff9"/>
+        <w:keepNext/>
         <w:pageBreakBefore/>
       </w:pPr>
-      <w:bookmarkStart w:id="4" w:name="_Toc242034014"/>
       <w:r>
         <w:lastRenderedPageBreak/>
-        <w:t>2.1 Результаты выполнения</w:t>
-      </w:r>
-      <w:bookmarkEnd w:id="4"/>
+        <w:t>Сервер принял запросы 1 и 999. Клиент получил объект, обработал отсутствие и затем постепенно получил четыре обновления с временными о</w:t>
+      </w:r>
+      <w:r>
+        <w:t>тметками.</w:t>
+      </w:r>
     </w:p>
     <w:p>
       <w:pPr>
@@ -1505,7 +5912,7 @@
           <w:noProof/>
         </w:rPr>
         <w:drawing>
-          <wp:inline distT="0" distB="0" distL="0" distR="0" wp14:anchorId="4A9865F9" wp14:editId="538CE749">
+          <wp:inline distT="0" distB="0" distL="0" distR="0" wp14:anchorId="0E59B158" wp14:editId="21F5341E">
             <wp:extent cx="5940000" cy="3940529"/>
             <wp:effectExtent l="0" t="0" r="0" b="0"/>
             <wp:docPr id="3" name="Picture 3"/>
@@ -1520,7 +5927,7 @@
                     <pic:cNvPicPr/>
                   </pic:nvPicPr>
                   <pic:blipFill>
-                    <a:blip r:embed="rId9"/>
+                    <a:blip r:embed="rId12"/>
                     <a:stretch>
                       <a:fillRect/>
                     </a:stretch>
@@ -1552,17 +5959,12 @@
     <w:p>
       <w:pPr>
         <w:pStyle w:val="aff9"/>
-      </w:pPr>
-      <w:r>
-        <w:t>Фрагмент протокола подтверждает описанный сценарий. Полный исходный</w:t>
-      </w:r>
-      <w:r>
-        <w:t xml:space="preserve"> вывод сохранён рядом с кодом.</w:t>
-      </w:r>
-    </w:p>
-    <w:p>
-      <w:r>
-        <w:br w:type="page"/>
+        <w:keepNext/>
+        <w:pageBreakBefore/>
+      </w:pPr>
+      <w:r>
+        <w:lastRenderedPageBreak/>
+        <w:t>Fire-and-Forget виден как принятое сервером событие. Для Channel показаны входные сообщения и ответные ack; все четыре модели завершены.</w:t>
       </w:r>
     </w:p>
     <w:p>
@@ -1576,9 +5978,8 @@
         <w:rPr>
           <w:noProof/>
         </w:rPr>
-        <w:lastRenderedPageBreak/>
         <w:drawing>
-          <wp:inline distT="0" distB="0" distL="0" distR="0" wp14:anchorId="5F91AF96" wp14:editId="730A060D">
+          <wp:inline distT="0" distB="0" distL="0" distR="0" wp14:anchorId="56DD30BF" wp14:editId="7EA40505">
             <wp:extent cx="5940000" cy="3940529"/>
             <wp:effectExtent l="0" t="0" r="0" b="0"/>
             <wp:docPr id="4" name="Picture 4"/>
@@ -1593,7 +5994,7 @@
                     <pic:cNvPicPr/>
                   </pic:nvPicPr>
                   <pic:blipFill>
-                    <a:blip r:embed="rId10"/>
+                    <a:blip r:embed="rId13"/>
                     <a:stretch>
                       <a:fillRect/>
                     </a:stretch>
@@ -1624,32 +6025,59 @@
     </w:p>
     <w:p>
       <w:pPr>
-        <w:pStyle w:val="aff9"/>
-      </w:pPr>
-      <w:r>
-        <w:t>Фрагмент протокола подтверждает описанный сценарий. Полный исходный вывод сохранён рядом с кодом.</w:t>
-      </w:r>
+        <w:pStyle w:val="21"/>
+      </w:pPr>
+      <w:bookmarkStart w:id="18" w:name="_Toc242052009"/>
+      <w:r>
+        <w:t>3.4 Ограничения реали</w:t>
+      </w:r>
+      <w:r>
+        <w:t>зации</w:t>
+      </w:r>
+      <w:bookmarkEnd w:id="18"/>
     </w:p>
     <w:p>
       <w:pPr>
-        <w:pStyle w:val="1"/>
-      </w:pPr>
-      <w:bookmarkStart w:id="5" w:name="_Toc242034015"/>
-      <w:r>
-        <w:lastRenderedPageBreak/>
-        <w:t>3 Прохождение BootcampLabs</w:t>
-      </w:r>
-      <w:bookmarkEnd w:id="5"/>
+        <w:pStyle w:val="aff9"/>
+      </w:pPr>
+      <w:r>
+        <w:t>Это демонстрационный протокол без аутентификации, базы и TLS. Request-Stream генерирует заданные состояния, а Channel возвращает подтверждения сообщений. Для рабочего сервиса потребовались бы проверка ролей, маршрутизация операций и определение гаран</w:t>
+      </w:r>
+      <w:r>
+        <w:t>тии доставки событий.</w:t>
+      </w:r>
     </w:p>
     <w:p>
       <w:pPr>
+        <w:pStyle w:val="1"/>
+      </w:pPr>
+      <w:bookmarkStart w:id="19" w:name="_Toc242052010"/>
+      <w:r>
+        <w:lastRenderedPageBreak/>
+        <w:t>4 Связь с личным BootcampLabs</w:t>
+      </w:r>
+      <w:bookmarkEnd w:id="19"/>
+    </w:p>
+    <w:p>
+      <w:pPr>
         <w:pStyle w:val="aff9"/>
       </w:pPr>
       <w:r>
-        <w:t>Связь с курсом: Front-end АС Поставщиков. Общий прогресс л</w:t>
-      </w:r>
-      <w:r>
-        <w:t>ичного курса составляет 100 процентов; соответствующие модули отмечены как завершённые. На страницах могут оставаться необязательные задания, которые не требуются для достигнутого уровня.</w:t>
+        <w:t xml:space="preserve">Связь с курсом: Front-end АС Поставщиков. В проекте используются аналогичные сущности и сценарии, без переноса чужого backend или базы данных. Для №2–4 это поставщики, товар, стоимость и </w:t>
+      </w:r>
+      <w:r>
+        <w:t>представление заказа; для №5–8 — заказ, доставка, участники и изменение состояния.</w:t>
+      </w:r>
+    </w:p>
+    <w:p>
+      <w:pPr>
+        <w:pStyle w:val="aff9"/>
+      </w:pPr>
+      <w:r>
+        <w:t>Снимки получены из личного курса Кашпирева Михаила Дмитриевича. Общий прогресс курса составляет 100 процентов. Завершение модуля определяется отметкой курса и выполнением об</w:t>
+      </w:r>
+      <w:r>
+        <w:t>язательных заданий целевого уровня; отдельные необязательные задания могут оставаться незапущенными.</w:t>
       </w:r>
     </w:p>
     <w:p>
@@ -1664,7 +6092,7 @@
           <w:noProof/>
         </w:rPr>
         <w:drawing>
-          <wp:inline distT="0" distB="0" distL="0" distR="0" wp14:anchorId="62970486" wp14:editId="569586C8">
+          <wp:inline distT="0" distB="0" distL="0" distR="0" wp14:anchorId="756197C2" wp14:editId="3C07F2ED">
             <wp:extent cx="5940000" cy="3015375"/>
             <wp:effectExtent l="0" t="0" r="0" b="0"/>
             <wp:docPr id="5" name="Picture 5"/>
@@ -1679,7 +6107,7 @@
                     <pic:cNvPicPr/>
                   </pic:nvPicPr>
                   <pic:blipFill>
-                    <a:blip r:embed="rId11"/>
+                    <a:blip r:embed="rId14"/>
                     <a:stretch>
                       <a:fillRect/>
                     </a:stretch>
@@ -1713,22 +6141,22 @@
         <w:pStyle w:val="1"/>
         <w:jc w:val="center"/>
       </w:pPr>
-      <w:bookmarkStart w:id="6" w:name="_Toc242034016"/>
+      <w:bookmarkStart w:id="20" w:name="_Toc242052011"/>
       <w:r>
         <w:lastRenderedPageBreak/>
         <w:t>ЗАКЛЮЧЕНИЕ</w:t>
       </w:r>
-      <w:bookmarkEnd w:id="6"/>
+      <w:bookmarkEnd w:id="20"/>
     </w:p>
     <w:p>
       <w:pPr>
         <w:pStyle w:val="aff9"/>
       </w:pPr>
       <w:r>
-        <w:t>Реализованы Request Res</w:t>
-      </w:r>
-      <w:r>
-        <w:t>ponse, Request Stream, Fire and Forget и Channel. Mono и Flux используются для реактивной обработки, а временные метки подтверждают последовательное получение элементов потока.</w:t>
+        <w:t>Реализованы Request Response, Request Stream, Fire and Forget и Channel. Mono и Flux используются для реактивн</w:t>
+      </w:r>
+      <w:r>
+        <w:t>ой обработки, а временные метки подтверждают последовательное получение элементов потока.</w:t>
       </w:r>
     </w:p>
     <w:p>
@@ -1736,14 +6164,114 @@
         <w:pStyle w:val="aff9"/>
       </w:pPr>
       <w:r>
-        <w:t>Материалы проекта находятся в каталоге practice-04-rsocket. Исходники размещены</w:t>
-      </w:r>
-      <w:r>
-        <w:t xml:space="preserve"> в src или в каталогах отдельных сервисов; инструкции — в README.md. Отчёт относится к приложенному архиву практики 4.</w:t>
+        <w:t>Сопоставление с таблицей требований показывает, где реализованы обязательные функции и какими результатами они подтверждены. В отчёт включены выбранная модель данных,</w:t>
+      </w:r>
+      <w:r>
+        <w:t xml:space="preserve"> ключевые листинги, порядок запуска и разбор проверок. Приложенные журналы позволяют проверить числовые значения и последовательность операций независимо от кратких подписей рисунков.</w:t>
+      </w:r>
+    </w:p>
+    <w:p>
+      <w:pPr>
+        <w:pStyle w:val="aff9"/>
+      </w:pPr>
+      <w:r>
+        <w:t>Это демонстрационный протокол без аутентификации, базы и TLS. Request-St</w:t>
+      </w:r>
+      <w:r>
+        <w:t>ream генерирует заданные состояния, а Channel возвращает подтверждения сообщений. Для рабочего сервиса потребовались бы проверка ролей, маршрутизация операций и определение гарантии доставки событий.</w:t>
+      </w:r>
+    </w:p>
+    <w:p>
+      <w:pPr>
+        <w:pStyle w:val="aff9"/>
+      </w:pPr>
+      <w:r>
+        <w:t>Исходный код и материалы практики находятся в собственно</w:t>
+      </w:r>
+      <w:r>
+        <w:t>м публичном репозитории, папка practice-04-rsocket. DOCX приложен и в общей папке отчётов, и в архиве соответствующей работы.</w:t>
+      </w:r>
+    </w:p>
+    <w:p>
+      <w:pPr>
+        <w:pStyle w:val="aff9"/>
+        <w:ind w:firstLine="0"/>
+      </w:pPr>
+      <w:hyperlink r:id="rId15">
+        <w:r>
+          <w:t>https://github.com/MikhailBOBR/PiRKSP_2_Kashpirev</w:t>
+        </w:r>
+      </w:hyperlink>
+    </w:p>
+    <w:p>
+      <w:pPr>
+        <w:pStyle w:val="1"/>
+        <w:jc w:val="center"/>
+      </w:pPr>
+      <w:bookmarkStart w:id="21" w:name="_Toc242052012"/>
+      <w:r>
+        <w:lastRenderedPageBreak/>
+        <w:t>ИСТОЧНИКИ И</w:t>
+      </w:r>
+      <w:r>
+        <w:t xml:space="preserve"> МАТЕРИАЛЫ</w:t>
+      </w:r>
+      <w:bookmarkEnd w:id="21"/>
+    </w:p>
+    <w:p>
+      <w:pPr>
+        <w:pStyle w:val="aff9"/>
+      </w:pPr>
+      <w:r>
+        <w:t>1. Условия практических работ №2–8 — приложенный файл Задания.txt.</w:t>
+      </w:r>
+    </w:p>
+    <w:p>
+      <w:pPr>
+        <w:pStyle w:val="aff9"/>
+        <w:ind w:firstLine="0"/>
+      </w:pPr>
+      <w:hyperlink r:id="rId16">
+        <w:r>
+          <w:t>2. Собственный проект и фактические журналы</w:t>
+        </w:r>
+      </w:hyperlink>
+    </w:p>
+    <w:p>
+      <w:pPr>
+        <w:pStyle w:val="aff9"/>
+        <w:ind w:firstLine="0"/>
+      </w:pPr>
+      <w:hyperlink r:id="rId17">
+        <w:r>
+          <w:t>3. RSocket Java</w:t>
+        </w:r>
+      </w:hyperlink>
+    </w:p>
+    <w:p>
+      <w:pPr>
+        <w:pStyle w:val="aff9"/>
+        <w:ind w:firstLine="0"/>
+      </w:pPr>
+      <w:hyperlink r:id="rId18">
+        <w:r>
+          <w:t>4. Project Reactor Reference</w:t>
+        </w:r>
+      </w:hyperlink>
+    </w:p>
+    <w:p>
+      <w:pPr>
+        <w:pStyle w:val="aff9"/>
+      </w:pPr>
+      <w:r>
+        <w:t xml:space="preserve">Версии библиотек для повторной сборки заданы в pom.xml. Указанные справочные материалы поясняют API; фактические </w:t>
+      </w:r>
+      <w:r>
+        <w:t>результаты работы подтверждаются журналами и рисунками собственного проекта.</w:t>
       </w:r>
     </w:p>
     <w:sectPr>
-      <w:footerReference w:type="default" r:id="rId12"/>
+      <w:footerReference w:type="default" r:id="rId19"/>
       <w:pgSz w:w="11906" w:h="16838"/>
       <w:pgMar w:top="1134" w:right="850" w:bottom="1134" w:left="1701" w:header="720" w:footer="720" w:gutter="0"/>
       <w:cols w:space="720"/>
